--- a/docs/jp/design/02_基本設計書_署名の情報と照合.docx
+++ b/docs/jp/design/02_基本設計書_署名の情報と照合.docx
@@ -342,7 +342,7 @@
         <w:rPr>
           <w:rFonts w:ascii="Yu Gothic" w:eastAsia="Yu Gothic" w:hAnsi="Yu Gothic"/>
         </w:rPr>
-        <w:t xml:space="preserve">受ける決定は次の表のとおりである。</w:t>
+        <w:t xml:space="preserve">受ける決定は次の表のとおりである。設計計画書の決定・要調査・未決の文は第13章 1.2「設計計画書の決定から概要設計書・基本設計への対応」と概要設計書の行き先表による（本章には写さず、番号と項目割りの抜けだけを載せる）。</w:t>
       </w:r>
     </w:p>
     <w:tbl>
@@ -358,9 +358,9 @@
         </w:tblBorders>
       </w:tblPr>
       <w:tblGrid>
-        <w:gridCol w:w="830"/>
-        <w:gridCol w:w="2171"/>
-        <w:gridCol w:w="6637"/>
+        <w:gridCol w:w="808"/>
+        <w:gridCol w:w="2630"/>
+        <w:gridCol w:w="6200"/>
       </w:tblGrid>
       <w:tr>
         <w:trPr>
@@ -369,7 +369,7 @@
         </w:trPr>
         <w:tc>
           <w:tcPr>
-            <w:tcW w:type="dxa" w:w="830"/>
+            <w:tcW w:type="dxa" w:w="808"/>
             <w:tcBorders>
               <w:top w:val="single" w:color="A6B8D0" w:sz="4"/>
               <w:left w:val="single" w:color="A6B8D0" w:sz="4"/>
@@ -404,7 +404,7 @@
         </w:tc>
         <w:tc>
           <w:tcPr>
-            <w:tcW w:type="dxa" w:w="2171"/>
+            <w:tcW w:type="dxa" w:w="2630"/>
             <w:tcBorders>
               <w:top w:val="single" w:color="A6B8D0" w:sz="4"/>
               <w:left w:val="single" w:color="A6B8D0" w:sz="4"/>
@@ -439,7 +439,7 @@
         </w:tc>
         <w:tc>
           <w:tcPr>
-            <w:tcW w:type="dxa" w:w="6637"/>
+            <w:tcW w:type="dxa" w:w="6200"/>
             <w:tcBorders>
               <w:top w:val="single" w:color="A6B8D0" w:sz="4"/>
               <w:left w:val="single" w:color="A6B8D0" w:sz="4"/>
@@ -480,103 +480,103 @@
         </w:trPr>
         <w:tc>
           <w:tcPr>
-            <w:tcW w:type="dxa" w:w="830"/>
-            <w:tcBorders>
-              <w:top w:val="single" w:color="A6B8D0" w:sz="4"/>
-              <w:left w:val="single" w:color="A6B8D0" w:sz="4"/>
-              <w:bottom w:val="single" w:color="A6B8D0" w:sz="4"/>
-              <w:right w:val="single" w:color="A6B8D0" w:sz="4"/>
-            </w:tcBorders>
-            <w:tcMar>
-              <w:top w:type="dxa" w:w="50"/>
-              <w:left w:type="dxa" w:w="90"/>
-              <w:bottom w:type="dxa" w:w="50"/>
-              <w:right w:type="dxa" w:w="90"/>
-            </w:tcMar>
-          </w:tcPr>
-          <w:p>
-            <w:pPr>
-              <w:keepNext/>
-              <w:keepLines/>
-              <w:spacing w:after="0" w:before="0" w:line="280"/>
-            </w:pPr>
-            <w:r>
-              <w:rPr>
-                <w:rFonts w:ascii="Yu Gothic" w:eastAsia="Yu Gothic" w:hAnsi="Yu Gothic"/>
-                <w:b w:val="false"/>
-                <w:bCs w:val="false"/>
-                <w:sz w:val="18"/>
-                <w:szCs w:val="18"/>
-              </w:rPr>
-              <w:t xml:space="preserve">D-3-1</w:t>
-            </w:r>
-          </w:p>
-        </w:tc>
-        <w:tc>
-          <w:tcPr>
-            <w:tcW w:type="dxa" w:w="2171"/>
-            <w:tcBorders>
-              <w:top w:val="single" w:color="A6B8D0" w:sz="4"/>
-              <w:left w:val="single" w:color="A6B8D0" w:sz="4"/>
-              <w:bottom w:val="single" w:color="A6B8D0" w:sz="4"/>
-              <w:right w:val="single" w:color="A6B8D0" w:sz="4"/>
-            </w:tcBorders>
-            <w:tcMar>
-              <w:top w:type="dxa" w:w="50"/>
-              <w:left w:type="dxa" w:w="90"/>
-              <w:bottom w:type="dxa" w:w="50"/>
-              <w:right w:type="dxa" w:w="90"/>
-            </w:tcMar>
-          </w:tcPr>
-          <w:p>
-            <w:pPr>
-              <w:keepNext/>
-              <w:keepLines/>
-              <w:spacing w:after="0" w:before="0" w:line="280"/>
-            </w:pPr>
-            <w:r>
-              <w:rPr>
-                <w:rFonts w:ascii="Yu Gothic" w:eastAsia="Yu Gothic" w:hAnsi="Yu Gothic"/>
-                <w:b w:val="false"/>
-                <w:bCs w:val="false"/>
-                <w:sz w:val="18"/>
-                <w:szCs w:val="18"/>
-              </w:rPr>
-              <w:t xml:space="preserve">決定</w:t>
-            </w:r>
-          </w:p>
-        </w:tc>
-        <w:tc>
-          <w:tcPr>
-            <w:tcW w:type="dxa" w:w="6637"/>
-            <w:tcBorders>
-              <w:top w:val="single" w:color="A6B8D0" w:sz="4"/>
-              <w:left w:val="single" w:color="A6B8D0" w:sz="4"/>
-              <w:bottom w:val="single" w:color="A6B8D0" w:sz="4"/>
-              <w:right w:val="single" w:color="A6B8D0" w:sz="4"/>
-            </w:tcBorders>
-            <w:tcMar>
-              <w:top w:type="dxa" w:w="50"/>
-              <w:left w:type="dxa" w:w="90"/>
-              <w:bottom w:type="dxa" w:w="50"/>
-              <w:right w:type="dxa" w:w="90"/>
-            </w:tcMar>
-          </w:tcPr>
-          <w:p>
-            <w:pPr>
-              <w:keepNext/>
-              <w:keepLines/>
-              <w:spacing w:after="0" w:before="0" w:line="280"/>
-            </w:pPr>
-            <w:r>
-              <w:rPr>
-                <w:rFonts w:ascii="Yu Gothic" w:eastAsia="Yu Gothic" w:hAnsi="Yu Gothic"/>
-                <w:b w:val="false"/>
-                <w:bCs w:val="false"/>
-                <w:sz w:val="18"/>
-                <w:szCs w:val="18"/>
-              </w:rPr>
-              <w:t xml:space="preserve">利用者は、画像の権利者（コスプレイヤーおよび撮影者）、ならびにそのどちらかに承認を受けた者とする</w:t>
+            <w:tcW w:type="dxa" w:w="808"/>
+            <w:tcBorders>
+              <w:top w:val="single" w:color="A6B8D0" w:sz="4"/>
+              <w:left w:val="single" w:color="A6B8D0" w:sz="4"/>
+              <w:bottom w:val="single" w:color="A6B8D0" w:sz="4"/>
+              <w:right w:val="single" w:color="A6B8D0" w:sz="4"/>
+            </w:tcBorders>
+            <w:tcMar>
+              <w:top w:type="dxa" w:w="50"/>
+              <w:left w:type="dxa" w:w="90"/>
+              <w:bottom w:type="dxa" w:w="50"/>
+              <w:right w:type="dxa" w:w="90"/>
+            </w:tcMar>
+          </w:tcPr>
+          <w:p>
+            <w:pPr>
+              <w:keepNext/>
+              <w:keepLines/>
+              <w:spacing w:after="0" w:before="0" w:line="280"/>
+            </w:pPr>
+            <w:r>
+              <w:rPr>
+                <w:rFonts w:ascii="Yu Gothic" w:eastAsia="Yu Gothic" w:hAnsi="Yu Gothic"/>
+                <w:b w:val="false"/>
+                <w:bCs w:val="false"/>
+                <w:sz w:val="18"/>
+                <w:szCs w:val="18"/>
+              </w:rPr>
+              <w:t xml:space="preserve">A-4</w:t>
+            </w:r>
+          </w:p>
+        </w:tc>
+        <w:tc>
+          <w:tcPr>
+            <w:tcW w:type="dxa" w:w="2630"/>
+            <w:tcBorders>
+              <w:top w:val="single" w:color="A6B8D0" w:sz="4"/>
+              <w:left w:val="single" w:color="A6B8D0" w:sz="4"/>
+              <w:bottom w:val="single" w:color="A6B8D0" w:sz="4"/>
+              <w:right w:val="single" w:color="A6B8D0" w:sz="4"/>
+            </w:tcBorders>
+            <w:tcMar>
+              <w:top w:type="dxa" w:w="50"/>
+              <w:left w:type="dxa" w:w="90"/>
+              <w:bottom w:type="dxa" w:w="50"/>
+              <w:right w:type="dxa" w:w="90"/>
+            </w:tcMar>
+          </w:tcPr>
+          <w:p>
+            <w:pPr>
+              <w:keepNext/>
+              <w:keepLines/>
+              <w:spacing w:after="0" w:before="0" w:line="280"/>
+            </w:pPr>
+            <w:r>
+              <w:rPr>
+                <w:rFonts w:ascii="Yu Gothic" w:eastAsia="Yu Gothic" w:hAnsi="Yu Gothic"/>
+                <w:b w:val="false"/>
+                <w:bCs w:val="false"/>
+                <w:sz w:val="18"/>
+                <w:szCs w:val="18"/>
+              </w:rPr>
+              <w:t xml:space="preserve">項目割りで見つけた抜け</w:t>
+            </w:r>
+          </w:p>
+        </w:tc>
+        <w:tc>
+          <w:tcPr>
+            <w:tcW w:type="dxa" w:w="6200"/>
+            <w:tcBorders>
+              <w:top w:val="single" w:color="A6B8D0" w:sz="4"/>
+              <w:left w:val="single" w:color="A6B8D0" w:sz="4"/>
+              <w:bottom w:val="single" w:color="A6B8D0" w:sz="4"/>
+              <w:right w:val="single" w:color="A6B8D0" w:sz="4"/>
+            </w:tcBorders>
+            <w:tcMar>
+              <w:top w:type="dxa" w:w="50"/>
+              <w:left w:type="dxa" w:w="90"/>
+              <w:bottom w:type="dxa" w:w="50"/>
+              <w:right w:type="dxa" w:w="90"/>
+            </w:tcMar>
+          </w:tcPr>
+          <w:p>
+            <w:pPr>
+              <w:keepNext/>
+              <w:keepLines/>
+              <w:spacing w:after="0" w:before="0" w:line="280"/>
+            </w:pPr>
+            <w:r>
+              <w:rPr>
+                <w:rFonts w:ascii="Yu Gothic" w:eastAsia="Yu Gothic" w:hAnsi="Yu Gothic"/>
+                <w:b w:val="false"/>
+                <w:bCs w:val="false"/>
+                <w:sz w:val="18"/>
+                <w:szCs w:val="18"/>
+              </w:rPr>
+              <w:t xml:space="preserve">誤った登録の訂正、および装われた真の権利者の救済</w:t>
             </w:r>
           </w:p>
         </w:tc>
@@ -588,103 +588,103 @@
         </w:trPr>
         <w:tc>
           <w:tcPr>
-            <w:tcW w:type="dxa" w:w="830"/>
-            <w:tcBorders>
-              <w:top w:val="single" w:color="A6B8D0" w:sz="4"/>
-              <w:left w:val="single" w:color="A6B8D0" w:sz="4"/>
-              <w:bottom w:val="single" w:color="A6B8D0" w:sz="4"/>
-              <w:right w:val="single" w:color="A6B8D0" w:sz="4"/>
-            </w:tcBorders>
-            <w:tcMar>
-              <w:top w:type="dxa" w:w="50"/>
-              <w:left w:type="dxa" w:w="90"/>
-              <w:bottom w:type="dxa" w:w="50"/>
-              <w:right w:type="dxa" w:w="90"/>
-            </w:tcMar>
-          </w:tcPr>
-          <w:p>
-            <w:pPr>
-              <w:keepNext/>
-              <w:keepLines/>
-              <w:spacing w:after="0" w:before="0" w:line="280"/>
-            </w:pPr>
-            <w:r>
-              <w:rPr>
-                <w:rFonts w:ascii="Yu Gothic" w:eastAsia="Yu Gothic" w:hAnsi="Yu Gothic"/>
-                <w:b w:val="false"/>
-                <w:bCs w:val="false"/>
-                <w:sz w:val="18"/>
-                <w:szCs w:val="18"/>
-              </w:rPr>
-              <w:t xml:space="preserve">D-3-6</w:t>
-            </w:r>
-          </w:p>
-        </w:tc>
-        <w:tc>
-          <w:tcPr>
-            <w:tcW w:type="dxa" w:w="2171"/>
-            <w:tcBorders>
-              <w:top w:val="single" w:color="A6B8D0" w:sz="4"/>
-              <w:left w:val="single" w:color="A6B8D0" w:sz="4"/>
-              <w:bottom w:val="single" w:color="A6B8D0" w:sz="4"/>
-              <w:right w:val="single" w:color="A6B8D0" w:sz="4"/>
-            </w:tcBorders>
-            <w:tcMar>
-              <w:top w:type="dxa" w:w="50"/>
-              <w:left w:type="dxa" w:w="90"/>
-              <w:bottom w:type="dxa" w:w="50"/>
-              <w:right w:type="dxa" w:w="90"/>
-            </w:tcMar>
-          </w:tcPr>
-          <w:p>
-            <w:pPr>
-              <w:keepNext/>
-              <w:keepLines/>
-              <w:spacing w:after="0" w:before="0" w:line="280"/>
-            </w:pPr>
-            <w:r>
-              <w:rPr>
-                <w:rFonts w:ascii="Yu Gothic" w:eastAsia="Yu Gothic" w:hAnsi="Yu Gothic"/>
-                <w:b w:val="false"/>
-                <w:bCs w:val="false"/>
-                <w:sz w:val="18"/>
-                <w:szCs w:val="18"/>
-              </w:rPr>
-              <w:t xml:space="preserve">決定</w:t>
-            </w:r>
-          </w:p>
-        </w:tc>
-        <w:tc>
-          <w:tcPr>
-            <w:tcW w:type="dxa" w:w="6637"/>
-            <w:tcBorders>
-              <w:top w:val="single" w:color="A6B8D0" w:sz="4"/>
-              <w:left w:val="single" w:color="A6B8D0" w:sz="4"/>
-              <w:bottom w:val="single" w:color="A6B8D0" w:sz="4"/>
-              <w:right w:val="single" w:color="A6B8D0" w:sz="4"/>
-            </w:tcBorders>
-            <w:tcMar>
-              <w:top w:type="dxa" w:w="50"/>
-              <w:left w:type="dxa" w:w="90"/>
-              <w:bottom w:type="dxa" w:w="50"/>
-              <w:right w:type="dxa" w:w="90"/>
-            </w:tcMar>
-          </w:tcPr>
-          <w:p>
-            <w:pPr>
-              <w:keepNext/>
-              <w:keepLines/>
-              <w:spacing w:after="0" w:before="0" w:line="280"/>
-            </w:pPr>
-            <w:r>
-              <w:rPr>
-                <w:rFonts w:ascii="Yu Gothic" w:eastAsia="Yu Gothic" w:hAnsi="Yu Gothic"/>
-                <w:b w:val="false"/>
-                <w:bCs w:val="false"/>
-                <w:sz w:val="18"/>
-                <w:szCs w:val="18"/>
-              </w:rPr>
-              <w:t xml:space="preserve">権利者を装う者は排除できないことを前提とし、照合の扱いを第5章で定める</w:t>
+            <w:tcW w:type="dxa" w:w="808"/>
+            <w:tcBorders>
+              <w:top w:val="single" w:color="A6B8D0" w:sz="4"/>
+              <w:left w:val="single" w:color="A6B8D0" w:sz="4"/>
+              <w:bottom w:val="single" w:color="A6B8D0" w:sz="4"/>
+              <w:right w:val="single" w:color="A6B8D0" w:sz="4"/>
+            </w:tcBorders>
+            <w:tcMar>
+              <w:top w:type="dxa" w:w="50"/>
+              <w:left w:type="dxa" w:w="90"/>
+              <w:bottom w:type="dxa" w:w="50"/>
+              <w:right w:type="dxa" w:w="90"/>
+            </w:tcMar>
+          </w:tcPr>
+          <w:p>
+            <w:pPr>
+              <w:keepNext/>
+              <w:keepLines/>
+              <w:spacing w:after="0" w:before="0" w:line="280"/>
+            </w:pPr>
+            <w:r>
+              <w:rPr>
+                <w:rFonts w:ascii="Yu Gothic" w:eastAsia="Yu Gothic" w:hAnsi="Yu Gothic"/>
+                <w:b w:val="false"/>
+                <w:bCs w:val="false"/>
+                <w:sz w:val="18"/>
+                <w:szCs w:val="18"/>
+              </w:rPr>
+              <w:t xml:space="preserve">A-7</w:t>
+            </w:r>
+          </w:p>
+        </w:tc>
+        <w:tc>
+          <w:tcPr>
+            <w:tcW w:type="dxa" w:w="2630"/>
+            <w:tcBorders>
+              <w:top w:val="single" w:color="A6B8D0" w:sz="4"/>
+              <w:left w:val="single" w:color="A6B8D0" w:sz="4"/>
+              <w:bottom w:val="single" w:color="A6B8D0" w:sz="4"/>
+              <w:right w:val="single" w:color="A6B8D0" w:sz="4"/>
+            </w:tcBorders>
+            <w:tcMar>
+              <w:top w:type="dxa" w:w="50"/>
+              <w:left w:type="dxa" w:w="90"/>
+              <w:bottom w:type="dxa" w:w="50"/>
+              <w:right w:type="dxa" w:w="90"/>
+            </w:tcMar>
+          </w:tcPr>
+          <w:p>
+            <w:pPr>
+              <w:keepNext/>
+              <w:keepLines/>
+              <w:spacing w:after="0" w:before="0" w:line="280"/>
+            </w:pPr>
+            <w:r>
+              <w:rPr>
+                <w:rFonts w:ascii="Yu Gothic" w:eastAsia="Yu Gothic" w:hAnsi="Yu Gothic"/>
+                <w:b w:val="false"/>
+                <w:bCs w:val="false"/>
+                <w:sz w:val="18"/>
+                <w:szCs w:val="18"/>
+              </w:rPr>
+              <w:t xml:space="preserve">項目割りで見つけた抜け</w:t>
+            </w:r>
+          </w:p>
+        </w:tc>
+        <w:tc>
+          <w:tcPr>
+            <w:tcW w:type="dxa" w:w="6200"/>
+            <w:tcBorders>
+              <w:top w:val="single" w:color="A6B8D0" w:sz="4"/>
+              <w:left w:val="single" w:color="A6B8D0" w:sz="4"/>
+              <w:bottom w:val="single" w:color="A6B8D0" w:sz="4"/>
+              <w:right w:val="single" w:color="A6B8D0" w:sz="4"/>
+            </w:tcBorders>
+            <w:tcMar>
+              <w:top w:type="dxa" w:w="50"/>
+              <w:left w:type="dxa" w:w="90"/>
+              <w:bottom w:type="dxa" w:w="50"/>
+              <w:right w:type="dxa" w:w="90"/>
+            </w:tcMar>
+          </w:tcPr>
+          <w:p>
+            <w:pPr>
+              <w:keepNext/>
+              <w:keepLines/>
+              <w:spacing w:after="0" w:before="0" w:line="280"/>
+            </w:pPr>
+            <w:r>
+              <w:rPr>
+                <w:rFonts w:ascii="Yu Gothic" w:eastAsia="Yu Gothic" w:hAnsi="Yu Gothic"/>
+                <w:b w:val="false"/>
+                <w:bCs w:val="false"/>
+                <w:sz w:val="18"/>
+                <w:szCs w:val="18"/>
+              </w:rPr>
+              <w:t xml:space="preserve">利用者の本人確認の情報の扱い（第2版で本人確認を行わないこととし、前提がなくなった）</w:t>
             </w:r>
           </w:p>
         </w:tc>
@@ -696,921 +696,57 @@
         </w:trPr>
         <w:tc>
           <w:tcPr>
-            <w:tcW w:type="dxa" w:w="830"/>
-            <w:tcBorders>
-              <w:top w:val="single" w:color="A6B8D0" w:sz="4"/>
-              <w:left w:val="single" w:color="A6B8D0" w:sz="4"/>
-              <w:bottom w:val="single" w:color="A6B8D0" w:sz="4"/>
-              <w:right w:val="single" w:color="A6B8D0" w:sz="4"/>
-            </w:tcBorders>
-            <w:tcMar>
-              <w:top w:type="dxa" w:w="50"/>
-              <w:left w:type="dxa" w:w="90"/>
-              <w:bottom w:type="dxa" w:w="50"/>
-              <w:right w:type="dxa" w:w="90"/>
-            </w:tcMar>
-          </w:tcPr>
-          <w:p>
-            <w:pPr>
-              <w:keepNext/>
-              <w:keepLines/>
-              <w:spacing w:after="0" w:before="0" w:line="280"/>
-            </w:pPr>
-            <w:r>
-              <w:rPr>
-                <w:rFonts w:ascii="Yu Gothic" w:eastAsia="Yu Gothic" w:hAnsi="Yu Gothic"/>
-                <w:b w:val="false"/>
-                <w:bCs w:val="false"/>
-                <w:sz w:val="18"/>
-                <w:szCs w:val="18"/>
-              </w:rPr>
-              <w:t xml:space="preserve">D-5-1</w:t>
-            </w:r>
-          </w:p>
-        </w:tc>
-        <w:tc>
-          <w:tcPr>
-            <w:tcW w:type="dxa" w:w="2171"/>
-            <w:tcBorders>
-              <w:top w:val="single" w:color="A6B8D0" w:sz="4"/>
-              <w:left w:val="single" w:color="A6B8D0" w:sz="4"/>
-              <w:bottom w:val="single" w:color="A6B8D0" w:sz="4"/>
-              <w:right w:val="single" w:color="A6B8D0" w:sz="4"/>
-            </w:tcBorders>
-            <w:tcMar>
-              <w:top w:type="dxa" w:w="50"/>
-              <w:left w:type="dxa" w:w="90"/>
-              <w:bottom w:type="dxa" w:w="50"/>
-              <w:right w:type="dxa" w:w="90"/>
-            </w:tcMar>
-          </w:tcPr>
-          <w:p>
-            <w:pPr>
-              <w:keepNext/>
-              <w:keepLines/>
-              <w:spacing w:after="0" w:before="0" w:line="280"/>
-            </w:pPr>
-            <w:r>
-              <w:rPr>
-                <w:rFonts w:ascii="Yu Gothic" w:eastAsia="Yu Gothic" w:hAnsi="Yu Gothic"/>
-                <w:b w:val="false"/>
-                <w:bCs w:val="false"/>
-                <w:sz w:val="18"/>
-                <w:szCs w:val="18"/>
-              </w:rPr>
-              <w:t xml:space="preserve">決定</w:t>
-            </w:r>
-          </w:p>
-        </w:tc>
-        <w:tc>
-          <w:tcPr>
-            <w:tcW w:type="dxa" w:w="6637"/>
-            <w:tcBorders>
-              <w:top w:val="single" w:color="A6B8D0" w:sz="4"/>
-              <w:left w:val="single" w:color="A6B8D0" w:sz="4"/>
-              <w:bottom w:val="single" w:color="A6B8D0" w:sz="4"/>
-              <w:right w:val="single" w:color="A6B8D0" w:sz="4"/>
-            </w:tcBorders>
-            <w:tcMar>
-              <w:top w:type="dxa" w:w="50"/>
-              <w:left w:type="dxa" w:w="90"/>
-              <w:bottom w:type="dxa" w:w="50"/>
-              <w:right w:type="dxa" w:w="90"/>
-            </w:tcMar>
-          </w:tcPr>
-          <w:p>
-            <w:pPr>
-              <w:keepNext/>
-              <w:keepLines/>
-              <w:spacing w:after="0" w:before="0" w:line="280"/>
-            </w:pPr>
-            <w:r>
-              <w:rPr>
-                <w:rFonts w:ascii="Yu Gothic" w:eastAsia="Yu Gothic" w:hAnsi="Yu Gothic"/>
-                <w:b w:val="false"/>
-                <w:bCs w:val="false"/>
-                <w:sz w:val="18"/>
-                <w:szCs w:val="18"/>
-              </w:rPr>
-              <w:t xml:space="preserve">本システムは利用者を確かめず、利用者の情報を集めない。本システムを使うために登録を求めない</w:t>
-            </w:r>
-          </w:p>
-        </w:tc>
-      </w:tr>
-      <w:tr>
-        <w:trPr>
-          <w:cantSplit/>
-          <w:tblHeader w:val="off"/>
-        </w:trPr>
-        <w:tc>
-          <w:tcPr>
-            <w:tcW w:type="dxa" w:w="830"/>
-            <w:tcBorders>
-              <w:top w:val="single" w:color="A6B8D0" w:sz="4"/>
-              <w:left w:val="single" w:color="A6B8D0" w:sz="4"/>
-              <w:bottom w:val="single" w:color="A6B8D0" w:sz="4"/>
-              <w:right w:val="single" w:color="A6B8D0" w:sz="4"/>
-            </w:tcBorders>
-            <w:tcMar>
-              <w:top w:type="dxa" w:w="50"/>
-              <w:left w:type="dxa" w:w="90"/>
-              <w:bottom w:type="dxa" w:w="50"/>
-              <w:right w:type="dxa" w:w="90"/>
-            </w:tcMar>
-          </w:tcPr>
-          <w:p>
-            <w:pPr>
-              <w:keepNext/>
-              <w:keepLines/>
-              <w:spacing w:after="0" w:before="0" w:line="280"/>
-            </w:pPr>
-            <w:r>
-              <w:rPr>
-                <w:rFonts w:ascii="Yu Gothic" w:eastAsia="Yu Gothic" w:hAnsi="Yu Gothic"/>
-                <w:b w:val="false"/>
-                <w:bCs w:val="false"/>
-                <w:sz w:val="18"/>
-                <w:szCs w:val="18"/>
-              </w:rPr>
-              <w:t xml:space="preserve">D-5-2</w:t>
-            </w:r>
-          </w:p>
-        </w:tc>
-        <w:tc>
-          <w:tcPr>
-            <w:tcW w:type="dxa" w:w="2171"/>
-            <w:tcBorders>
-              <w:top w:val="single" w:color="A6B8D0" w:sz="4"/>
-              <w:left w:val="single" w:color="A6B8D0" w:sz="4"/>
-              <w:bottom w:val="single" w:color="A6B8D0" w:sz="4"/>
-              <w:right w:val="single" w:color="A6B8D0" w:sz="4"/>
-            </w:tcBorders>
-            <w:tcMar>
-              <w:top w:type="dxa" w:w="50"/>
-              <w:left w:type="dxa" w:w="90"/>
-              <w:bottom w:type="dxa" w:w="50"/>
-              <w:right w:type="dxa" w:w="90"/>
-            </w:tcMar>
-          </w:tcPr>
-          <w:p>
-            <w:pPr>
-              <w:keepNext/>
-              <w:keepLines/>
-              <w:spacing w:after="0" w:before="0" w:line="280"/>
-            </w:pPr>
-            <w:r>
-              <w:rPr>
-                <w:rFonts w:ascii="Yu Gothic" w:eastAsia="Yu Gothic" w:hAnsi="Yu Gothic"/>
-                <w:b w:val="false"/>
-                <w:bCs w:val="false"/>
-                <w:sz w:val="18"/>
-                <w:szCs w:val="18"/>
-              </w:rPr>
-              <w:t xml:space="preserve">決定</w:t>
-            </w:r>
-          </w:p>
-        </w:tc>
-        <w:tc>
-          <w:tcPr>
-            <w:tcW w:type="dxa" w:w="6637"/>
-            <w:tcBorders>
-              <w:top w:val="single" w:color="A6B8D0" w:sz="4"/>
-              <w:left w:val="single" w:color="A6B8D0" w:sz="4"/>
-              <w:bottom w:val="single" w:color="A6B8D0" w:sz="4"/>
-              <w:right w:val="single" w:color="A6B8D0" w:sz="4"/>
-            </w:tcBorders>
-            <w:tcMar>
-              <w:top w:type="dxa" w:w="50"/>
-              <w:left w:type="dxa" w:w="90"/>
-              <w:bottom w:type="dxa" w:w="50"/>
-              <w:right w:type="dxa" w:w="90"/>
-            </w:tcMar>
-          </w:tcPr>
-          <w:p>
-            <w:pPr>
-              <w:keepNext/>
-              <w:keepLines/>
-              <w:spacing w:after="0" w:before="0" w:line="280"/>
-            </w:pPr>
-            <w:r>
-              <w:rPr>
-                <w:rFonts w:ascii="Yu Gothic" w:eastAsia="Yu Gothic" w:hAnsi="Yu Gothic"/>
-                <w:b w:val="false"/>
-                <w:bCs w:val="false"/>
-                <w:sz w:val="18"/>
-                <w:szCs w:val="18"/>
-              </w:rPr>
-              <w:t xml:space="preserve">C2PA署名の証明書は、利用者が入力した情報からクライアントアプリの中で作る。認証局を要しない</w:t>
-            </w:r>
-          </w:p>
-        </w:tc>
-      </w:tr>
-      <w:tr>
-        <w:trPr>
-          <w:cantSplit/>
-          <w:tblHeader w:val="off"/>
-        </w:trPr>
-        <w:tc>
-          <w:tcPr>
-            <w:tcW w:type="dxa" w:w="830"/>
-            <w:tcBorders>
-              <w:top w:val="single" w:color="A6B8D0" w:sz="4"/>
-              <w:left w:val="single" w:color="A6B8D0" w:sz="4"/>
-              <w:bottom w:val="single" w:color="A6B8D0" w:sz="4"/>
-              <w:right w:val="single" w:color="A6B8D0" w:sz="4"/>
-            </w:tcBorders>
-            <w:tcMar>
-              <w:top w:type="dxa" w:w="50"/>
-              <w:left w:type="dxa" w:w="90"/>
-              <w:bottom w:type="dxa" w:w="50"/>
-              <w:right w:type="dxa" w:w="90"/>
-            </w:tcMar>
-          </w:tcPr>
-          <w:p>
-            <w:pPr>
-              <w:keepNext/>
-              <w:keepLines/>
-              <w:spacing w:after="0" w:before="0" w:line="280"/>
-            </w:pPr>
-            <w:r>
-              <w:rPr>
-                <w:rFonts w:ascii="Yu Gothic" w:eastAsia="Yu Gothic" w:hAnsi="Yu Gothic"/>
-                <w:b w:val="false"/>
-                <w:bCs w:val="false"/>
-                <w:sz w:val="18"/>
-                <w:szCs w:val="18"/>
-              </w:rPr>
-              <w:t xml:space="preserve">D-5-3</w:t>
-            </w:r>
-          </w:p>
-        </w:tc>
-        <w:tc>
-          <w:tcPr>
-            <w:tcW w:type="dxa" w:w="2171"/>
-            <w:tcBorders>
-              <w:top w:val="single" w:color="A6B8D0" w:sz="4"/>
-              <w:left w:val="single" w:color="A6B8D0" w:sz="4"/>
-              <w:bottom w:val="single" w:color="A6B8D0" w:sz="4"/>
-              <w:right w:val="single" w:color="A6B8D0" w:sz="4"/>
-            </w:tcBorders>
-            <w:tcMar>
-              <w:top w:type="dxa" w:w="50"/>
-              <w:left w:type="dxa" w:w="90"/>
-              <w:bottom w:type="dxa" w:w="50"/>
-              <w:right w:type="dxa" w:w="90"/>
-            </w:tcMar>
-          </w:tcPr>
-          <w:p>
-            <w:pPr>
-              <w:keepNext/>
-              <w:keepLines/>
-              <w:spacing w:after="0" w:before="0" w:line="280"/>
-            </w:pPr>
-            <w:r>
-              <w:rPr>
-                <w:rFonts w:ascii="Yu Gothic" w:eastAsia="Yu Gothic" w:hAnsi="Yu Gothic"/>
-                <w:b w:val="false"/>
-                <w:bCs w:val="false"/>
-                <w:sz w:val="18"/>
-                <w:szCs w:val="18"/>
-              </w:rPr>
-              <w:t xml:space="preserve">決定</w:t>
-            </w:r>
-          </w:p>
-        </w:tc>
-        <w:tc>
-          <w:tcPr>
-            <w:tcW w:type="dxa" w:w="6637"/>
-            <w:tcBorders>
-              <w:top w:val="single" w:color="A6B8D0" w:sz="4"/>
-              <w:left w:val="single" w:color="A6B8D0" w:sz="4"/>
-              <w:bottom w:val="single" w:color="A6B8D0" w:sz="4"/>
-              <w:right w:val="single" w:color="A6B8D0" w:sz="4"/>
-            </w:tcBorders>
-            <w:tcMar>
-              <w:top w:type="dxa" w:w="50"/>
-              <w:left w:type="dxa" w:w="90"/>
-              <w:bottom w:type="dxa" w:w="50"/>
-              <w:right w:type="dxa" w:w="90"/>
-            </w:tcMar>
-          </w:tcPr>
-          <w:p>
-            <w:pPr>
-              <w:keepNext/>
-              <w:keepLines/>
-              <w:spacing w:after="0" w:before="0" w:line="280"/>
-            </w:pPr>
-            <w:r>
-              <w:rPr>
-                <w:rFonts w:ascii="Yu Gothic" w:eastAsia="Yu Gothic" w:hAnsi="Yu Gothic"/>
-                <w:b w:val="false"/>
-                <w:bCs w:val="false"/>
-                <w:sz w:val="18"/>
-                <w:szCs w:val="18"/>
-              </w:rPr>
-              <w:t xml:space="preserve">権利者を装う者による行為（先の署名、署名の付け替えおよび逆の申立て）は防げないものとし、照合の手がかりを示す。判定は行わない</w:t>
-            </w:r>
-          </w:p>
-        </w:tc>
-      </w:tr>
-      <w:tr>
-        <w:trPr>
-          <w:cantSplit/>
-          <w:tblHeader w:val="off"/>
-        </w:trPr>
-        <w:tc>
-          <w:tcPr>
-            <w:tcW w:type="dxa" w:w="830"/>
-            <w:tcBorders>
-              <w:top w:val="single" w:color="A6B8D0" w:sz="4"/>
-              <w:left w:val="single" w:color="A6B8D0" w:sz="4"/>
-              <w:bottom w:val="single" w:color="A6B8D0" w:sz="4"/>
-              <w:right w:val="single" w:color="A6B8D0" w:sz="4"/>
-            </w:tcBorders>
-            <w:tcMar>
-              <w:top w:type="dxa" w:w="50"/>
-              <w:left w:type="dxa" w:w="90"/>
-              <w:bottom w:type="dxa" w:w="50"/>
-              <w:right w:type="dxa" w:w="90"/>
-            </w:tcMar>
-          </w:tcPr>
-          <w:p>
-            <w:pPr>
-              <w:keepNext/>
-              <w:keepLines/>
-              <w:spacing w:after="0" w:before="0" w:line="280"/>
-            </w:pPr>
-            <w:r>
-              <w:rPr>
-                <w:rFonts w:ascii="Yu Gothic" w:eastAsia="Yu Gothic" w:hAnsi="Yu Gothic"/>
-                <w:b w:val="false"/>
-                <w:bCs w:val="false"/>
-                <w:sz w:val="18"/>
-                <w:szCs w:val="18"/>
-              </w:rPr>
-              <w:t xml:space="preserve">D-5-4</w:t>
-            </w:r>
-          </w:p>
-        </w:tc>
-        <w:tc>
-          <w:tcPr>
-            <w:tcW w:type="dxa" w:w="2171"/>
-            <w:tcBorders>
-              <w:top w:val="single" w:color="A6B8D0" w:sz="4"/>
-              <w:left w:val="single" w:color="A6B8D0" w:sz="4"/>
-              <w:bottom w:val="single" w:color="A6B8D0" w:sz="4"/>
-              <w:right w:val="single" w:color="A6B8D0" w:sz="4"/>
-            </w:tcBorders>
-            <w:tcMar>
-              <w:top w:type="dxa" w:w="50"/>
-              <w:left w:type="dxa" w:w="90"/>
-              <w:bottom w:type="dxa" w:w="50"/>
-              <w:right w:type="dxa" w:w="90"/>
-            </w:tcMar>
-          </w:tcPr>
-          <w:p>
-            <w:pPr>
-              <w:keepNext/>
-              <w:keepLines/>
-              <w:spacing w:after="0" w:before="0" w:line="280"/>
-            </w:pPr>
-            <w:r>
-              <w:rPr>
-                <w:rFonts w:ascii="Yu Gothic" w:eastAsia="Yu Gothic" w:hAnsi="Yu Gothic"/>
-                <w:b w:val="false"/>
-                <w:bCs w:val="false"/>
-                <w:sz w:val="18"/>
-                <w:szCs w:val="18"/>
-              </w:rPr>
-              <w:t xml:space="preserve">決定</w:t>
-            </w:r>
-          </w:p>
-        </w:tc>
-        <w:tc>
-          <w:tcPr>
-            <w:tcW w:type="dxa" w:w="6637"/>
-            <w:tcBorders>
-              <w:top w:val="single" w:color="A6B8D0" w:sz="4"/>
-              <w:left w:val="single" w:color="A6B8D0" w:sz="4"/>
-              <w:bottom w:val="single" w:color="A6B8D0" w:sz="4"/>
-              <w:right w:val="single" w:color="A6B8D0" w:sz="4"/>
-            </w:tcBorders>
-            <w:tcMar>
-              <w:top w:type="dxa" w:w="50"/>
-              <w:left w:type="dxa" w:w="90"/>
-              <w:bottom w:type="dxa" w:w="50"/>
-              <w:right w:type="dxa" w:w="90"/>
-            </w:tcMar>
-          </w:tcPr>
-          <w:p>
-            <w:pPr>
-              <w:keepNext/>
-              <w:keepLines/>
-              <w:spacing w:after="0" w:before="0" w:line="280"/>
-            </w:pPr>
-            <w:r>
-              <w:rPr>
-                <w:rFonts w:ascii="Yu Gothic" w:eastAsia="Yu Gothic" w:hAnsi="Yu Gothic"/>
-                <w:b w:val="false"/>
-                <w:bCs w:val="false"/>
-                <w:sz w:val="18"/>
-                <w:szCs w:val="18"/>
-              </w:rPr>
-              <w:t xml:space="preserve">本人性と権利性を区別して扱う</w:t>
-            </w:r>
-          </w:p>
-        </w:tc>
-      </w:tr>
-      <w:tr>
-        <w:trPr>
-          <w:cantSplit/>
-          <w:tblHeader w:val="off"/>
-        </w:trPr>
-        <w:tc>
-          <w:tcPr>
-            <w:tcW w:type="dxa" w:w="830"/>
-            <w:tcBorders>
-              <w:top w:val="single" w:color="A6B8D0" w:sz="4"/>
-              <w:left w:val="single" w:color="A6B8D0" w:sz="4"/>
-              <w:bottom w:val="single" w:color="A6B8D0" w:sz="4"/>
-              <w:right w:val="single" w:color="A6B8D0" w:sz="4"/>
-            </w:tcBorders>
-            <w:tcMar>
-              <w:top w:type="dxa" w:w="50"/>
-              <w:left w:type="dxa" w:w="90"/>
-              <w:bottom w:type="dxa" w:w="50"/>
-              <w:right w:type="dxa" w:w="90"/>
-            </w:tcMar>
-          </w:tcPr>
-          <w:p>
-            <w:pPr>
-              <w:keepNext/>
-              <w:keepLines/>
-              <w:spacing w:after="0" w:before="0" w:line="280"/>
-            </w:pPr>
-            <w:r>
-              <w:rPr>
-                <w:rFonts w:ascii="Yu Gothic" w:eastAsia="Yu Gothic" w:hAnsi="Yu Gothic"/>
-                <w:b w:val="false"/>
-                <w:bCs w:val="false"/>
-                <w:sz w:val="18"/>
-                <w:szCs w:val="18"/>
-              </w:rPr>
-              <w:t xml:space="preserve">D-5-5</w:t>
-            </w:r>
-          </w:p>
-        </w:tc>
-        <w:tc>
-          <w:tcPr>
-            <w:tcW w:type="dxa" w:w="2171"/>
-            <w:tcBorders>
-              <w:top w:val="single" w:color="A6B8D0" w:sz="4"/>
-              <w:left w:val="single" w:color="A6B8D0" w:sz="4"/>
-              <w:bottom w:val="single" w:color="A6B8D0" w:sz="4"/>
-              <w:right w:val="single" w:color="A6B8D0" w:sz="4"/>
-            </w:tcBorders>
-            <w:tcMar>
-              <w:top w:type="dxa" w:w="50"/>
-              <w:left w:type="dxa" w:w="90"/>
-              <w:bottom w:type="dxa" w:w="50"/>
-              <w:right w:type="dxa" w:w="90"/>
-            </w:tcMar>
-          </w:tcPr>
-          <w:p>
-            <w:pPr>
-              <w:keepNext/>
-              <w:keepLines/>
-              <w:spacing w:after="0" w:before="0" w:line="280"/>
-            </w:pPr>
-            <w:r>
-              <w:rPr>
-                <w:rFonts w:ascii="Yu Gothic" w:eastAsia="Yu Gothic" w:hAnsi="Yu Gothic"/>
-                <w:b w:val="false"/>
-                <w:bCs w:val="false"/>
-                <w:sz w:val="18"/>
-                <w:szCs w:val="18"/>
-              </w:rPr>
-              <w:t xml:space="preserve">決定</w:t>
-            </w:r>
-          </w:p>
-        </w:tc>
-        <w:tc>
-          <w:tcPr>
-            <w:tcW w:type="dxa" w:w="6637"/>
-            <w:tcBorders>
-              <w:top w:val="single" w:color="A6B8D0" w:sz="4"/>
-              <w:left w:val="single" w:color="A6B8D0" w:sz="4"/>
-              <w:bottom w:val="single" w:color="A6B8D0" w:sz="4"/>
-              <w:right w:val="single" w:color="A6B8D0" w:sz="4"/>
-            </w:tcBorders>
-            <w:tcMar>
-              <w:top w:type="dxa" w:w="50"/>
-              <w:left w:type="dxa" w:w="90"/>
-              <w:bottom w:type="dxa" w:w="50"/>
-              <w:right w:type="dxa" w:w="90"/>
-            </w:tcMar>
-          </w:tcPr>
-          <w:p>
-            <w:pPr>
-              <w:keepNext/>
-              <w:keepLines/>
-              <w:spacing w:after="0" w:before="0" w:line="280"/>
-            </w:pPr>
-            <w:r>
-              <w:rPr>
-                <w:rFonts w:ascii="Yu Gothic" w:eastAsia="Yu Gothic" w:hAnsi="Yu Gothic"/>
-                <w:b w:val="false"/>
-                <w:bCs w:val="false"/>
-                <w:sz w:val="18"/>
-                <w:szCs w:val="18"/>
-              </w:rPr>
-              <w:t xml:space="preserve">本システムは照合の手段を提供するが、照合を代行しない</w:t>
-            </w:r>
-          </w:p>
-        </w:tc>
-      </w:tr>
-      <w:tr>
-        <w:trPr>
-          <w:cantSplit/>
-          <w:tblHeader w:val="off"/>
-        </w:trPr>
-        <w:tc>
-          <w:tcPr>
-            <w:tcW w:type="dxa" w:w="830"/>
-            <w:tcBorders>
-              <w:top w:val="single" w:color="A6B8D0" w:sz="4"/>
-              <w:left w:val="single" w:color="A6B8D0" w:sz="4"/>
-              <w:bottom w:val="single" w:color="A6B8D0" w:sz="4"/>
-              <w:right w:val="single" w:color="A6B8D0" w:sz="4"/>
-            </w:tcBorders>
-            <w:tcMar>
-              <w:top w:type="dxa" w:w="50"/>
-              <w:left w:type="dxa" w:w="90"/>
-              <w:bottom w:type="dxa" w:w="50"/>
-              <w:right w:type="dxa" w:w="90"/>
-            </w:tcMar>
-          </w:tcPr>
-          <w:p>
-            <w:pPr>
-              <w:keepNext/>
-              <w:keepLines/>
-              <w:spacing w:after="0" w:before="0" w:line="280"/>
-            </w:pPr>
-            <w:r>
-              <w:rPr>
-                <w:rFonts w:ascii="Yu Gothic" w:eastAsia="Yu Gothic" w:hAnsi="Yu Gothic"/>
-                <w:b w:val="false"/>
-                <w:bCs w:val="false"/>
-                <w:sz w:val="18"/>
-                <w:szCs w:val="18"/>
-              </w:rPr>
-              <w:t xml:space="preserve">I-01</w:t>
-            </w:r>
-          </w:p>
-        </w:tc>
-        <w:tc>
-          <w:tcPr>
-            <w:tcW w:type="dxa" w:w="2171"/>
-            <w:tcBorders>
-              <w:top w:val="single" w:color="A6B8D0" w:sz="4"/>
-              <w:left w:val="single" w:color="A6B8D0" w:sz="4"/>
-              <w:bottom w:val="single" w:color="A6B8D0" w:sz="4"/>
-              <w:right w:val="single" w:color="A6B8D0" w:sz="4"/>
-            </w:tcBorders>
-            <w:tcMar>
-              <w:top w:type="dxa" w:w="50"/>
-              <w:left w:type="dxa" w:w="90"/>
-              <w:bottom w:type="dxa" w:w="50"/>
-              <w:right w:type="dxa" w:w="90"/>
-            </w:tcMar>
-          </w:tcPr>
-          <w:p>
-            <w:pPr>
-              <w:keepNext/>
-              <w:keepLines/>
-              <w:spacing w:after="0" w:before="0" w:line="280"/>
-            </w:pPr>
-            <w:r>
-              <w:rPr>
-                <w:rFonts w:ascii="Yu Gothic" w:eastAsia="Yu Gothic" w:hAnsi="Yu Gothic"/>
-                <w:b w:val="false"/>
-                <w:bCs w:val="false"/>
-                <w:sz w:val="18"/>
-                <w:szCs w:val="18"/>
-              </w:rPr>
-              <w:t xml:space="preserve">要調査</w:t>
-            </w:r>
-          </w:p>
-        </w:tc>
-        <w:tc>
-          <w:tcPr>
-            <w:tcW w:type="dxa" w:w="6637"/>
-            <w:tcBorders>
-              <w:top w:val="single" w:color="A6B8D0" w:sz="4"/>
-              <w:left w:val="single" w:color="A6B8D0" w:sz="4"/>
-              <w:bottom w:val="single" w:color="A6B8D0" w:sz="4"/>
-              <w:right w:val="single" w:color="A6B8D0" w:sz="4"/>
-            </w:tcBorders>
-            <w:tcMar>
-              <w:top w:type="dxa" w:w="50"/>
-              <w:left w:type="dxa" w:w="90"/>
-              <w:bottom w:type="dxa" w:w="50"/>
-              <w:right w:type="dxa" w:w="90"/>
-            </w:tcMar>
-          </w:tcPr>
-          <w:p>
-            <w:pPr>
-              <w:keepNext/>
-              <w:keepLines/>
-              <w:spacing w:after="0" w:before="0" w:line="280"/>
-            </w:pPr>
-            <w:r>
-              <w:rPr>
-                <w:rFonts w:ascii="Yu Gothic" w:eastAsia="Yu Gothic" w:hAnsi="Yu Gothic"/>
-                <w:b w:val="false"/>
-                <w:bCs w:val="false"/>
-                <w:sz w:val="18"/>
-                <w:szCs w:val="18"/>
-              </w:rPr>
-              <w:t xml:space="preserve">C2PA署名用の証明書</w:t>
-            </w:r>
-          </w:p>
-        </w:tc>
-      </w:tr>
-      <w:tr>
-        <w:trPr>
-          <w:cantSplit/>
-          <w:tblHeader w:val="off"/>
-        </w:trPr>
-        <w:tc>
-          <w:tcPr>
-            <w:tcW w:type="dxa" w:w="830"/>
-            <w:tcBorders>
-              <w:top w:val="single" w:color="A6B8D0" w:sz="4"/>
-              <w:left w:val="single" w:color="A6B8D0" w:sz="4"/>
-              <w:bottom w:val="single" w:color="A6B8D0" w:sz="4"/>
-              <w:right w:val="single" w:color="A6B8D0" w:sz="4"/>
-            </w:tcBorders>
-            <w:tcMar>
-              <w:top w:type="dxa" w:w="50"/>
-              <w:left w:type="dxa" w:w="90"/>
-              <w:bottom w:type="dxa" w:w="50"/>
-              <w:right w:type="dxa" w:w="90"/>
-            </w:tcMar>
-          </w:tcPr>
-          <w:p>
-            <w:pPr>
-              <w:keepNext/>
-              <w:keepLines/>
-              <w:spacing w:after="0" w:before="0" w:line="280"/>
-            </w:pPr>
-            <w:r>
-              <w:rPr>
-                <w:rFonts w:ascii="Yu Gothic" w:eastAsia="Yu Gothic" w:hAnsi="Yu Gothic"/>
-                <w:b w:val="false"/>
-                <w:bCs w:val="false"/>
-                <w:sz w:val="18"/>
-                <w:szCs w:val="18"/>
-              </w:rPr>
-              <w:t xml:space="preserve">I-02</w:t>
-            </w:r>
-          </w:p>
-        </w:tc>
-        <w:tc>
-          <w:tcPr>
-            <w:tcW w:type="dxa" w:w="2171"/>
-            <w:tcBorders>
-              <w:top w:val="single" w:color="A6B8D0" w:sz="4"/>
-              <w:left w:val="single" w:color="A6B8D0" w:sz="4"/>
-              <w:bottom w:val="single" w:color="A6B8D0" w:sz="4"/>
-              <w:right w:val="single" w:color="A6B8D0" w:sz="4"/>
-            </w:tcBorders>
-            <w:tcMar>
-              <w:top w:type="dxa" w:w="50"/>
-              <w:left w:type="dxa" w:w="90"/>
-              <w:bottom w:type="dxa" w:w="50"/>
-              <w:right w:type="dxa" w:w="90"/>
-            </w:tcMar>
-          </w:tcPr>
-          <w:p>
-            <w:pPr>
-              <w:keepNext/>
-              <w:keepLines/>
-              <w:spacing w:after="0" w:before="0" w:line="280"/>
-            </w:pPr>
-            <w:r>
-              <w:rPr>
-                <w:rFonts w:ascii="Yu Gothic" w:eastAsia="Yu Gothic" w:hAnsi="Yu Gothic"/>
-                <w:b w:val="false"/>
-                <w:bCs w:val="false"/>
-                <w:sz w:val="18"/>
-                <w:szCs w:val="18"/>
-              </w:rPr>
-              <w:t xml:space="preserve">要調査</w:t>
-            </w:r>
-          </w:p>
-        </w:tc>
-        <w:tc>
-          <w:tcPr>
-            <w:tcW w:type="dxa" w:w="6637"/>
-            <w:tcBorders>
-              <w:top w:val="single" w:color="A6B8D0" w:sz="4"/>
-              <w:left w:val="single" w:color="A6B8D0" w:sz="4"/>
-              <w:bottom w:val="single" w:color="A6B8D0" w:sz="4"/>
-              <w:right w:val="single" w:color="A6B8D0" w:sz="4"/>
-            </w:tcBorders>
-            <w:tcMar>
-              <w:top w:type="dxa" w:w="50"/>
-              <w:left w:type="dxa" w:w="90"/>
-              <w:bottom w:type="dxa" w:w="50"/>
-              <w:right w:type="dxa" w:w="90"/>
-            </w:tcMar>
-          </w:tcPr>
-          <w:p>
-            <w:pPr>
-              <w:keepNext/>
-              <w:keepLines/>
-              <w:spacing w:after="0" w:before="0" w:line="280"/>
-            </w:pPr>
-            <w:r>
-              <w:rPr>
-                <w:rFonts w:ascii="Yu Gothic" w:eastAsia="Yu Gothic" w:hAnsi="Yu Gothic"/>
-                <w:b w:val="false"/>
-                <w:bCs w:val="false"/>
-                <w:sz w:val="18"/>
-                <w:szCs w:val="18"/>
-              </w:rPr>
-              <w:t xml:space="preserve">告知先アカウントと署名鍵の照合</w:t>
-            </w:r>
-          </w:p>
-        </w:tc>
-      </w:tr>
-      <w:tr>
-        <w:trPr>
-          <w:cantSplit/>
-          <w:tblHeader w:val="off"/>
-        </w:trPr>
-        <w:tc>
-          <w:tcPr>
-            <w:tcW w:type="dxa" w:w="830"/>
-            <w:tcBorders>
-              <w:top w:val="single" w:color="A6B8D0" w:sz="4"/>
-              <w:left w:val="single" w:color="A6B8D0" w:sz="4"/>
-              <w:bottom w:val="single" w:color="A6B8D0" w:sz="4"/>
-              <w:right w:val="single" w:color="A6B8D0" w:sz="4"/>
-            </w:tcBorders>
-            <w:tcMar>
-              <w:top w:type="dxa" w:w="50"/>
-              <w:left w:type="dxa" w:w="90"/>
-              <w:bottom w:type="dxa" w:w="50"/>
-              <w:right w:type="dxa" w:w="90"/>
-            </w:tcMar>
-          </w:tcPr>
-          <w:p>
-            <w:pPr>
-              <w:keepNext/>
-              <w:keepLines/>
-              <w:spacing w:after="0" w:before="0" w:line="280"/>
-            </w:pPr>
-            <w:r>
-              <w:rPr>
-                <w:rFonts w:ascii="Yu Gothic" w:eastAsia="Yu Gothic" w:hAnsi="Yu Gothic"/>
-                <w:b w:val="false"/>
-                <w:bCs w:val="false"/>
-                <w:sz w:val="18"/>
-                <w:szCs w:val="18"/>
-              </w:rPr>
-              <w:t xml:space="preserve">O-01</w:t>
-            </w:r>
-          </w:p>
-        </w:tc>
-        <w:tc>
-          <w:tcPr>
-            <w:tcW w:type="dxa" w:w="2171"/>
-            <w:tcBorders>
-              <w:top w:val="single" w:color="A6B8D0" w:sz="4"/>
-              <w:left w:val="single" w:color="A6B8D0" w:sz="4"/>
-              <w:bottom w:val="single" w:color="A6B8D0" w:sz="4"/>
-              <w:right w:val="single" w:color="A6B8D0" w:sz="4"/>
-            </w:tcBorders>
-            <w:tcMar>
-              <w:top w:type="dxa" w:w="50"/>
-              <w:left w:type="dxa" w:w="90"/>
-              <w:bottom w:type="dxa" w:w="50"/>
-              <w:right w:type="dxa" w:w="90"/>
-            </w:tcMar>
-          </w:tcPr>
-          <w:p>
-            <w:pPr>
-              <w:keepNext/>
-              <w:keepLines/>
-              <w:spacing w:after="0" w:before="0" w:line="280"/>
-            </w:pPr>
-            <w:r>
-              <w:rPr>
-                <w:rFonts w:ascii="Yu Gothic" w:eastAsia="Yu Gothic" w:hAnsi="Yu Gothic"/>
-                <w:b w:val="false"/>
-                <w:bCs w:val="false"/>
-                <w:sz w:val="18"/>
-                <w:szCs w:val="18"/>
-              </w:rPr>
-              <w:t xml:space="preserve">未決（基本設計 第2章 4「照合の手段と手がかり」 で決定）</w:t>
-            </w:r>
-          </w:p>
-        </w:tc>
-        <w:tc>
-          <w:tcPr>
-            <w:tcW w:type="dxa" w:w="6637"/>
-            <w:tcBorders>
-              <w:top w:val="single" w:color="A6B8D0" w:sz="4"/>
-              <w:left w:val="single" w:color="A6B8D0" w:sz="4"/>
-              <w:bottom w:val="single" w:color="A6B8D0" w:sz="4"/>
-              <w:right w:val="single" w:color="A6B8D0" w:sz="4"/>
-            </w:tcBorders>
-            <w:tcMar>
-              <w:top w:type="dxa" w:w="50"/>
-              <w:left w:type="dxa" w:w="90"/>
-              <w:bottom w:type="dxa" w:w="50"/>
-              <w:right w:type="dxa" w:w="90"/>
-            </w:tcMar>
-          </w:tcPr>
-          <w:p>
-            <w:pPr>
-              <w:keepNext/>
-              <w:keepLines/>
-              <w:spacing w:after="0" w:before="0" w:line="280"/>
-            </w:pPr>
-            <w:r>
-              <w:rPr>
-                <w:rFonts w:ascii="Yu Gothic" w:eastAsia="Yu Gothic" w:hAnsi="Yu Gothic"/>
-                <w:b w:val="false"/>
-                <w:bCs w:val="false"/>
-                <w:sz w:val="18"/>
-                <w:szCs w:val="18"/>
-              </w:rPr>
-              <w:t xml:space="preserve">照合の手がかりの示し方</w:t>
-            </w:r>
-          </w:p>
-        </w:tc>
-      </w:tr>
-      <w:tr>
-        <w:trPr>
-          <w:cantSplit/>
-          <w:tblHeader w:val="off"/>
-        </w:trPr>
-        <w:tc>
-          <w:tcPr>
-            <w:tcW w:type="dxa" w:w="830"/>
-            <w:tcBorders>
-              <w:top w:val="single" w:color="A6B8D0" w:sz="4"/>
-              <w:left w:val="single" w:color="A6B8D0" w:sz="4"/>
-              <w:bottom w:val="single" w:color="A6B8D0" w:sz="4"/>
-              <w:right w:val="single" w:color="A6B8D0" w:sz="4"/>
-            </w:tcBorders>
-            <w:tcMar>
-              <w:top w:type="dxa" w:w="50"/>
-              <w:left w:type="dxa" w:w="90"/>
-              <w:bottom w:type="dxa" w:w="50"/>
-              <w:right w:type="dxa" w:w="90"/>
-            </w:tcMar>
-          </w:tcPr>
-          <w:p>
-            <w:pPr>
-              <w:keepNext/>
-              <w:keepLines/>
-              <w:spacing w:after="0" w:before="0" w:line="280"/>
-            </w:pPr>
-            <w:r>
-              <w:rPr>
-                <w:rFonts w:ascii="Yu Gothic" w:eastAsia="Yu Gothic" w:hAnsi="Yu Gothic"/>
-                <w:b w:val="false"/>
-                <w:bCs w:val="false"/>
-                <w:sz w:val="18"/>
-                <w:szCs w:val="18"/>
-              </w:rPr>
-              <w:t xml:space="preserve">A-4</w:t>
-            </w:r>
-          </w:p>
-        </w:tc>
-        <w:tc>
-          <w:tcPr>
-            <w:tcW w:type="dxa" w:w="2171"/>
-            <w:tcBorders>
-              <w:top w:val="single" w:color="A6B8D0" w:sz="4"/>
-              <w:left w:val="single" w:color="A6B8D0" w:sz="4"/>
-              <w:bottom w:val="single" w:color="A6B8D0" w:sz="4"/>
-              <w:right w:val="single" w:color="A6B8D0" w:sz="4"/>
-            </w:tcBorders>
-            <w:tcMar>
-              <w:top w:type="dxa" w:w="50"/>
-              <w:left w:type="dxa" w:w="90"/>
-              <w:bottom w:type="dxa" w:w="50"/>
-              <w:right w:type="dxa" w:w="90"/>
-            </w:tcMar>
-          </w:tcPr>
-          <w:p>
-            <w:pPr>
-              <w:keepNext/>
+            <w:tcW w:type="dxa" w:w="808"/>
+            <w:tcBorders>
+              <w:top w:val="single" w:color="A6B8D0" w:sz="4"/>
+              <w:left w:val="single" w:color="A6B8D0" w:sz="4"/>
+              <w:bottom w:val="single" w:color="A6B8D0" w:sz="4"/>
+              <w:right w:val="single" w:color="A6B8D0" w:sz="4"/>
+            </w:tcBorders>
+            <w:tcMar>
+              <w:top w:type="dxa" w:w="50"/>
+              <w:left w:type="dxa" w:w="90"/>
+              <w:bottom w:type="dxa" w:w="50"/>
+              <w:right w:type="dxa" w:w="90"/>
+            </w:tcMar>
+          </w:tcPr>
+          <w:p>
+            <w:pPr>
+              <w:keepNext w:val="false"/>
+              <w:keepLines/>
+              <w:spacing w:after="0" w:before="0" w:line="280"/>
+            </w:pPr>
+            <w:r>
+              <w:rPr>
+                <w:rFonts w:ascii="Yu Gothic" w:eastAsia="Yu Gothic" w:hAnsi="Yu Gothic"/>
+                <w:b w:val="false"/>
+                <w:bCs w:val="false"/>
+                <w:sz w:val="18"/>
+                <w:szCs w:val="18"/>
+              </w:rPr>
+              <w:t xml:space="preserve">A-15</w:t>
+            </w:r>
+          </w:p>
+        </w:tc>
+        <w:tc>
+          <w:tcPr>
+            <w:tcW w:type="dxa" w:w="2630"/>
+            <w:tcBorders>
+              <w:top w:val="single" w:color="A6B8D0" w:sz="4"/>
+              <w:left w:val="single" w:color="A6B8D0" w:sz="4"/>
+              <w:bottom w:val="single" w:color="A6B8D0" w:sz="4"/>
+              <w:right w:val="single" w:color="A6B8D0" w:sz="4"/>
+            </w:tcBorders>
+            <w:tcMar>
+              <w:top w:type="dxa" w:w="50"/>
+              <w:left w:type="dxa" w:w="90"/>
+              <w:bottom w:type="dxa" w:w="50"/>
+              <w:right w:type="dxa" w:w="90"/>
+            </w:tcMar>
+          </w:tcPr>
+          <w:p>
+            <w:pPr>
+              <w:keepNext w:val="false"/>
               <w:keepLines/>
               <w:spacing w:after="0" w:before="0" w:line="280"/>
             </w:pPr>
@@ -1628,223 +764,7 @@
         </w:tc>
         <w:tc>
           <w:tcPr>
-            <w:tcW w:type="dxa" w:w="6637"/>
-            <w:tcBorders>
-              <w:top w:val="single" w:color="A6B8D0" w:sz="4"/>
-              <w:left w:val="single" w:color="A6B8D0" w:sz="4"/>
-              <w:bottom w:val="single" w:color="A6B8D0" w:sz="4"/>
-              <w:right w:val="single" w:color="A6B8D0" w:sz="4"/>
-            </w:tcBorders>
-            <w:tcMar>
-              <w:top w:type="dxa" w:w="50"/>
-              <w:left w:type="dxa" w:w="90"/>
-              <w:bottom w:type="dxa" w:w="50"/>
-              <w:right w:type="dxa" w:w="90"/>
-            </w:tcMar>
-          </w:tcPr>
-          <w:p>
-            <w:pPr>
-              <w:keepNext/>
-              <w:keepLines/>
-              <w:spacing w:after="0" w:before="0" w:line="280"/>
-            </w:pPr>
-            <w:r>
-              <w:rPr>
-                <w:rFonts w:ascii="Yu Gothic" w:eastAsia="Yu Gothic" w:hAnsi="Yu Gothic"/>
-                <w:b w:val="false"/>
-                <w:bCs w:val="false"/>
-                <w:sz w:val="18"/>
-                <w:szCs w:val="18"/>
-              </w:rPr>
-              <w:t xml:space="preserve">誤った登録の訂正、および装われた真の権利者の救済</w:t>
-            </w:r>
-          </w:p>
-        </w:tc>
-      </w:tr>
-      <w:tr>
-        <w:trPr>
-          <w:cantSplit/>
-          <w:tblHeader w:val="off"/>
-        </w:trPr>
-        <w:tc>
-          <w:tcPr>
-            <w:tcW w:type="dxa" w:w="830"/>
-            <w:tcBorders>
-              <w:top w:val="single" w:color="A6B8D0" w:sz="4"/>
-              <w:left w:val="single" w:color="A6B8D0" w:sz="4"/>
-              <w:bottom w:val="single" w:color="A6B8D0" w:sz="4"/>
-              <w:right w:val="single" w:color="A6B8D0" w:sz="4"/>
-            </w:tcBorders>
-            <w:tcMar>
-              <w:top w:type="dxa" w:w="50"/>
-              <w:left w:type="dxa" w:w="90"/>
-              <w:bottom w:type="dxa" w:w="50"/>
-              <w:right w:type="dxa" w:w="90"/>
-            </w:tcMar>
-          </w:tcPr>
-          <w:p>
-            <w:pPr>
-              <w:keepNext/>
-              <w:keepLines/>
-              <w:spacing w:after="0" w:before="0" w:line="280"/>
-            </w:pPr>
-            <w:r>
-              <w:rPr>
-                <w:rFonts w:ascii="Yu Gothic" w:eastAsia="Yu Gothic" w:hAnsi="Yu Gothic"/>
-                <w:b w:val="false"/>
-                <w:bCs w:val="false"/>
-                <w:sz w:val="18"/>
-                <w:szCs w:val="18"/>
-              </w:rPr>
-              <w:t xml:space="preserve">A-7</w:t>
-            </w:r>
-          </w:p>
-        </w:tc>
-        <w:tc>
-          <w:tcPr>
-            <w:tcW w:type="dxa" w:w="2171"/>
-            <w:tcBorders>
-              <w:top w:val="single" w:color="A6B8D0" w:sz="4"/>
-              <w:left w:val="single" w:color="A6B8D0" w:sz="4"/>
-              <w:bottom w:val="single" w:color="A6B8D0" w:sz="4"/>
-              <w:right w:val="single" w:color="A6B8D0" w:sz="4"/>
-            </w:tcBorders>
-            <w:tcMar>
-              <w:top w:type="dxa" w:w="50"/>
-              <w:left w:type="dxa" w:w="90"/>
-              <w:bottom w:type="dxa" w:w="50"/>
-              <w:right w:type="dxa" w:w="90"/>
-            </w:tcMar>
-          </w:tcPr>
-          <w:p>
-            <w:pPr>
-              <w:keepNext/>
-              <w:keepLines/>
-              <w:spacing w:after="0" w:before="0" w:line="280"/>
-            </w:pPr>
-            <w:r>
-              <w:rPr>
-                <w:rFonts w:ascii="Yu Gothic" w:eastAsia="Yu Gothic" w:hAnsi="Yu Gothic"/>
-                <w:b w:val="false"/>
-                <w:bCs w:val="false"/>
-                <w:sz w:val="18"/>
-                <w:szCs w:val="18"/>
-              </w:rPr>
-              <w:t xml:space="preserve">項目割りで見つけた抜け</w:t>
-            </w:r>
-          </w:p>
-        </w:tc>
-        <w:tc>
-          <w:tcPr>
-            <w:tcW w:type="dxa" w:w="6637"/>
-            <w:tcBorders>
-              <w:top w:val="single" w:color="A6B8D0" w:sz="4"/>
-              <w:left w:val="single" w:color="A6B8D0" w:sz="4"/>
-              <w:bottom w:val="single" w:color="A6B8D0" w:sz="4"/>
-              <w:right w:val="single" w:color="A6B8D0" w:sz="4"/>
-            </w:tcBorders>
-            <w:tcMar>
-              <w:top w:type="dxa" w:w="50"/>
-              <w:left w:type="dxa" w:w="90"/>
-              <w:bottom w:type="dxa" w:w="50"/>
-              <w:right w:type="dxa" w:w="90"/>
-            </w:tcMar>
-          </w:tcPr>
-          <w:p>
-            <w:pPr>
-              <w:keepNext/>
-              <w:keepLines/>
-              <w:spacing w:after="0" w:before="0" w:line="280"/>
-            </w:pPr>
-            <w:r>
-              <w:rPr>
-                <w:rFonts w:ascii="Yu Gothic" w:eastAsia="Yu Gothic" w:hAnsi="Yu Gothic"/>
-                <w:b w:val="false"/>
-                <w:bCs w:val="false"/>
-                <w:sz w:val="18"/>
-                <w:szCs w:val="18"/>
-              </w:rPr>
-              <w:t xml:space="preserve">利用者の本人確認の情報の扱い（第2版で本人確認を行わないこととし、前提がなくなった）</w:t>
-            </w:r>
-          </w:p>
-        </w:tc>
-      </w:tr>
-      <w:tr>
-        <w:trPr>
-          <w:cantSplit/>
-          <w:tblHeader w:val="off"/>
-        </w:trPr>
-        <w:tc>
-          <w:tcPr>
-            <w:tcW w:type="dxa" w:w="830"/>
-            <w:tcBorders>
-              <w:top w:val="single" w:color="A6B8D0" w:sz="4"/>
-              <w:left w:val="single" w:color="A6B8D0" w:sz="4"/>
-              <w:bottom w:val="single" w:color="A6B8D0" w:sz="4"/>
-              <w:right w:val="single" w:color="A6B8D0" w:sz="4"/>
-            </w:tcBorders>
-            <w:tcMar>
-              <w:top w:type="dxa" w:w="50"/>
-              <w:left w:type="dxa" w:w="90"/>
-              <w:bottom w:type="dxa" w:w="50"/>
-              <w:right w:type="dxa" w:w="90"/>
-            </w:tcMar>
-          </w:tcPr>
-          <w:p>
-            <w:pPr>
-              <w:keepNext w:val="false"/>
-              <w:keepLines/>
-              <w:spacing w:after="0" w:before="0" w:line="280"/>
-            </w:pPr>
-            <w:r>
-              <w:rPr>
-                <w:rFonts w:ascii="Yu Gothic" w:eastAsia="Yu Gothic" w:hAnsi="Yu Gothic"/>
-                <w:b w:val="false"/>
-                <w:bCs w:val="false"/>
-                <w:sz w:val="18"/>
-                <w:szCs w:val="18"/>
-              </w:rPr>
-              <w:t xml:space="preserve">A-15</w:t>
-            </w:r>
-          </w:p>
-        </w:tc>
-        <w:tc>
-          <w:tcPr>
-            <w:tcW w:type="dxa" w:w="2171"/>
-            <w:tcBorders>
-              <w:top w:val="single" w:color="A6B8D0" w:sz="4"/>
-              <w:left w:val="single" w:color="A6B8D0" w:sz="4"/>
-              <w:bottom w:val="single" w:color="A6B8D0" w:sz="4"/>
-              <w:right w:val="single" w:color="A6B8D0" w:sz="4"/>
-            </w:tcBorders>
-            <w:tcMar>
-              <w:top w:type="dxa" w:w="50"/>
-              <w:left w:type="dxa" w:w="90"/>
-              <w:bottom w:type="dxa" w:w="50"/>
-              <w:right w:type="dxa" w:w="90"/>
-            </w:tcMar>
-          </w:tcPr>
-          <w:p>
-            <w:pPr>
-              <w:keepNext w:val="false"/>
-              <w:keepLines/>
-              <w:spacing w:after="0" w:before="0" w:line="280"/>
-            </w:pPr>
-            <w:r>
-              <w:rPr>
-                <w:rFonts w:ascii="Yu Gothic" w:eastAsia="Yu Gothic" w:hAnsi="Yu Gothic"/>
-                <w:b w:val="false"/>
-                <w:bCs w:val="false"/>
-                <w:sz w:val="18"/>
-                <w:szCs w:val="18"/>
-              </w:rPr>
-              <w:t xml:space="preserve">項目割りで見つけた抜け</w:t>
-            </w:r>
-          </w:p>
-        </w:tc>
-        <w:tc>
-          <w:tcPr>
-            <w:tcW w:type="dxa" w:w="6637"/>
+            <w:tcW w:type="dxa" w:w="6200"/>
             <w:tcBorders>
               <w:top w:val="single" w:color="A6B8D0" w:sz="4"/>
               <w:left w:val="single" w:color="A6B8D0" w:sz="4"/>
@@ -3607,7 +2527,7 @@
                 <w:sz w:val="18"/>
                 <w:szCs w:val="18"/>
               </w:rPr>
-              <w:t xml:space="preserve">個人のルートの有効期間は作ってから40年とし、作ってから20年を過ぎた個人のルートでは C2PA署名を止め、作り直しを求める。署名用の証明書の期限は、発行した個人のルートの期限と同じにする。作り直す前の個人のルートは「過去の個人のルート」として端末に残し、自分の古い出力・古い告知コード・古い記録の確かめに使う（3.6）。これにより、どの画像の C2PA署名も、署名から少なくとも20年は一般の検証器で有効と示される</w:t>
+              <w:t xml:space="preserve">個人のルートの有効期間は、固定の起点（2020-01-01）から、初めて時刻証明を得た日の40年後までとし（それまでは2060年まで。時刻証明を得た時に同じ鍵で延ばす）、端末の時計に依らない（2026-09-30 NRSD の要求）。作ってから20年を過ぎた個人のルートでは C2PA署名を止め、作り直しを求める。署名用の証明書の期限は、発行した個人のルートの期限と同じにする。作り直す前の個人のルートは「過去の個人のルート」として端末に残し、自分の古い出力・古い告知コード・古い記録の確かめに使う（3.6）。これにより、どの画像の C2PA署名も、署名から少なくとも20年は一般の検証器で有効と示される</w:t>
             </w:r>
           </w:p>
         </w:tc>
@@ -3742,8 +2662,8 @@
       </w:tblPr>
       <w:tblGrid>
         <w:gridCol w:w="430"/>
-        <w:gridCol w:w="5797"/>
-        <w:gridCol w:w="3411"/>
+        <w:gridCol w:w="5406"/>
+        <w:gridCol w:w="3802"/>
       </w:tblGrid>
       <w:tr>
         <w:trPr>
@@ -3787,7 +2707,7 @@
         </w:tc>
         <w:tc>
           <w:tcPr>
-            <w:tcW w:type="dxa" w:w="5797"/>
+            <w:tcW w:type="dxa" w:w="5406"/>
             <w:tcBorders>
               <w:top w:val="single" w:color="A6B8D0" w:sz="4"/>
               <w:left w:val="single" w:color="A6B8D0" w:sz="4"/>
@@ -3822,7 +2742,7 @@
         </w:tc>
         <w:tc>
           <w:tcPr>
-            <w:tcW w:type="dxa" w:w="3411"/>
+            <w:tcW w:type="dxa" w:w="3802"/>
             <w:tcBorders>
               <w:top w:val="single" w:color="A6B8D0" w:sz="4"/>
               <w:left w:val="single" w:color="A6B8D0" w:sz="4"/>
@@ -3897,7 +2817,7 @@
         </w:tc>
         <w:tc>
           <w:tcPr>
-            <w:tcW w:type="dxa" w:w="5797"/>
+            <w:tcW w:type="dxa" w:w="5406"/>
             <w:tcBorders>
               <w:top w:val="single" w:color="A6B8D0" w:sz="4"/>
               <w:left w:val="single" w:color="A6B8D0" w:sz="4"/>
@@ -3931,7 +2851,7 @@
         </w:tc>
         <w:tc>
           <w:tcPr>
-            <w:tcW w:type="dxa" w:w="3411"/>
+            <w:tcW w:type="dxa" w:w="3802"/>
             <w:tcBorders>
               <w:top w:val="single" w:color="A6B8D0" w:sz="4"/>
               <w:left w:val="single" w:color="A6B8D0" w:sz="4"/>
@@ -4005,7 +2925,7 @@
         </w:tc>
         <w:tc>
           <w:tcPr>
-            <w:tcW w:type="dxa" w:w="5797"/>
+            <w:tcW w:type="dxa" w:w="5406"/>
             <w:tcBorders>
               <w:top w:val="single" w:color="A6B8D0" w:sz="4"/>
               <w:left w:val="single" w:color="A6B8D0" w:sz="4"/>
@@ -4039,7 +2959,7 @@
         </w:tc>
         <w:tc>
           <w:tcPr>
-            <w:tcW w:type="dxa" w:w="3411"/>
+            <w:tcW w:type="dxa" w:w="3802"/>
             <w:tcBorders>
               <w:top w:val="single" w:color="A6B8D0" w:sz="4"/>
               <w:left w:val="single" w:color="A6B8D0" w:sz="4"/>
@@ -4113,7 +3033,7 @@
         </w:tc>
         <w:tc>
           <w:tcPr>
-            <w:tcW w:type="dxa" w:w="5797"/>
+            <w:tcW w:type="dxa" w:w="5406"/>
             <w:tcBorders>
               <w:top w:val="single" w:color="A6B8D0" w:sz="4"/>
               <w:left w:val="single" w:color="A6B8D0" w:sz="4"/>
@@ -4147,7 +3067,7 @@
         </w:tc>
         <w:tc>
           <w:tcPr>
-            <w:tcW w:type="dxa" w:w="3411"/>
+            <w:tcW w:type="dxa" w:w="3802"/>
             <w:tcBorders>
               <w:top w:val="single" w:color="A6B8D0" w:sz="4"/>
               <w:left w:val="single" w:color="A6B8D0" w:sz="4"/>
@@ -4221,7 +3141,7 @@
         </w:tc>
         <w:tc>
           <w:tcPr>
-            <w:tcW w:type="dxa" w:w="5797"/>
+            <w:tcW w:type="dxa" w:w="5406"/>
             <w:tcBorders>
               <w:top w:val="single" w:color="A6B8D0" w:sz="4"/>
               <w:left w:val="single" w:color="A6B8D0" w:sz="4"/>
@@ -4249,13 +3169,13 @@
                 <w:sz w:val="18"/>
                 <w:szCs w:val="18"/>
               </w:rPr>
-              <w:t xml:space="preserve">（任意）控えのファイルを作る（第8章 5「控えのファイル」）</w:t>
-            </w:r>
-          </w:p>
-        </w:tc>
-        <w:tc>
-          <w:tcPr>
-            <w:tcW w:type="dxa" w:w="3411"/>
+              <w:t xml:space="preserve">控えの置き場を決める（第8章 5.5「控えの置き場と自動の控え」。飛ばせる）</w:t>
+            </w:r>
+          </w:p>
+        </w:tc>
+        <w:tc>
+          <w:tcPr>
+            <w:tcW w:type="dxa" w:w="3802"/>
             <w:tcBorders>
               <w:top w:val="single" w:color="A6B8D0" w:sz="4"/>
               <w:left w:val="single" w:color="A6B8D0" w:sz="4"/>
@@ -4283,7 +3203,7 @@
                 <w:sz w:val="18"/>
                 <w:szCs w:val="18"/>
               </w:rPr>
-              <w:t xml:space="preserve">—</w:t>
+              <w:t xml:space="preserve">置き場を検出して提案し、以後は自動で控えを作る</w:t>
             </w:r>
           </w:p>
         </w:tc>
@@ -5323,7 +4243,7 @@
                 <w:sz w:val="18"/>
                 <w:szCs w:val="18"/>
               </w:rPr>
-              <w:t xml:space="preserve">1〜50文字。NFC に正規化する。制御の文字（U+0000〜U+001F、U+007F〜U+009F）、文字の向きを変える文字（U+202A〜U+202E、U+2066〜U+2069、U+200E、U+200F）、幅のない文字（U+200B〜U+200D、U+FEFF）を受け付けない。前後の空白を除く</w:t>
+              <w:t xml:space="preserve">1〜50文字。NFC に正規化する。制御の文字（U+0000〜U+001F、U+007F〜U+009F）、文字の向きを変える文字（U+202A〜U+202E、U+2066〜U+2069、U+200E、U+200F）、幅のない文字（U+200B〜U+200D、U+FEFF）を受け付けない。前後の空白を除く。UTS #39（Unicode Security Mechanisms）の restriction level の Highly Restrictive（日本語の漢字・かな・ラテンの混在は許す）を上限とし、超える混在（例：ラテンとキリル）は受け付けない（2026-10-01 NRSD の要求）</w:t>
             </w:r>
           </w:p>
         </w:tc>
@@ -5431,7 +4351,27 @@
                 <w:sz w:val="18"/>
                 <w:szCs w:val="18"/>
               </w:rPr>
-              <w:t xml:space="preserve">コスプレイヤー、撮影者、承認を受けた者のいずれか</w:t>
+              <w:t xml:space="preserve">コスプレイヤー、撮影者、承認を受けた者のいずれか。ここで入れるのは既定の役割で、書き出しの作業ごとに G-08 で変えられ、マニフェスト（</w:t>
+            </w:r>
+            <w:r>
+              <w:rPr>
+                <w:rFonts w:ascii="Consolas" w:eastAsia="Yu Gothic" w:hAnsi="Consolas"/>
+                <w:b w:val="false"/>
+                <w:bCs w:val="false"/>
+                <w:sz w:val="18"/>
+                <w:szCs w:val="18"/>
+              </w:rPr>
+              <w:t xml:space="preserve">cawg.identity</w:t>
+            </w:r>
+            <w:r>
+              <w:rPr>
+                <w:rFonts w:ascii="Yu Gothic" w:eastAsia="Yu Gothic" w:hAnsi="Yu Gothic"/>
+                <w:b w:val="false"/>
+                <w:bCs w:val="false"/>
+                <w:sz w:val="18"/>
+                <w:szCs w:val="18"/>
+              </w:rPr>
+              <w:t xml:space="preserve"> の役割）にはその作業の役割を書く（撮影もコスプレもする利用者のため）</w:t>
             </w:r>
           </w:p>
         </w:tc>
@@ -5549,7 +4489,7 @@
                 <w:sz w:val="18"/>
                 <w:szCs w:val="18"/>
               </w:rPr>
-              <w:t xml:space="preserve"> で始まる URL。長さ500文字まで。ホスト名は小文字にし、問い合わせ（</w:t>
+              <w:t xml:space="preserve"> で始まる URL。長さ500文字まで。数は10個まで（初期値。証明書の SAN と C2PA の </w:t>
             </w:r>
             <w:r>
               <w:rPr>
@@ -5559,37 +4499,17 @@
                 <w:sz w:val="18"/>
                 <w:szCs w:val="18"/>
               </w:rPr>
-              <w:t xml:space="preserve">?</w:t>
-            </w:r>
-            <w:r>
-              <w:rPr>
-                <w:rFonts w:ascii="Yu Gothic" w:eastAsia="Yu Gothic" w:hAnsi="Yu Gothic"/>
-                <w:b w:val="false"/>
-                <w:bCs w:val="false"/>
-                <w:sz w:val="18"/>
-                <w:szCs w:val="18"/>
-              </w:rPr>
-              <w:t xml:space="preserve"> の後）と断片（</w:t>
-            </w:r>
-            <w:r>
-              <w:rPr>
-                <w:rFonts w:ascii="Consolas" w:eastAsia="Yu Gothic" w:hAnsi="Consolas"/>
-                <w:b w:val="false"/>
-                <w:bCs w:val="false"/>
-                <w:sz w:val="18"/>
-                <w:szCs w:val="18"/>
-              </w:rPr>
-              <w:t xml:space="preserve">#</w:t>
-            </w:r>
-            <w:r>
-              <w:rPr>
-                <w:rFonts w:ascii="Yu Gothic" w:eastAsia="Yu Gothic" w:hAnsi="Yu Gothic"/>
-                <w:b w:val="false"/>
-                <w:bCs w:val="false"/>
-                <w:sz w:val="18"/>
-                <w:szCs w:val="18"/>
-              </w:rPr>
-              <w:t xml:space="preserve"> の後）を除く。主な投稿先（X、Instagram、微博、小紅書、Patreon、pixiv、pixivFANBOX、Bilibili）のホスト名は形を確かめ、投稿先の印を付ける。それ以外のホスト名は、確かめの一言を示して受け付ける</w:t>
+              <w:t xml:space="preserve">x5chain</w:t>
+            </w:r>
+            <w:r>
+              <w:rPr>
+                <w:rFonts w:ascii="Yu Gothic" w:eastAsia="Yu Gothic" w:hAnsi="Yu Gothic"/>
+                <w:b w:val="false"/>
+                <w:bCs w:val="false"/>
+                <w:sz w:val="18"/>
+                <w:szCs w:val="18"/>
+              </w:rPr>
+              <w:t xml:space="preserve"> の大きさを抑える）。正規化と投稿先の判定は第1章 10.10「URL と QR の形」による。主な投稿先（X、Instagram、微博、小紅書、Patreon、pixiv、pixivFANBOX、Bilibili）は形を確かめ、投稿先の印を付ける（2026-09-30 NRSD の要求）。それ以外のホスト名は、確かめの一言を示して受け付ける</w:t>
             </w:r>
           </w:p>
         </w:tc>
@@ -5913,8 +4833,8 @@
       </w:tblPr>
       <w:tblGrid>
         <w:gridCol w:w="1030"/>
-        <w:gridCol w:w="4582"/>
-        <w:gridCol w:w="4026"/>
+        <w:gridCol w:w="3811"/>
+        <w:gridCol w:w="4797"/>
       </w:tblGrid>
       <w:tr>
         <w:trPr>
@@ -5958,7 +4878,7 @@
         </w:tc>
         <w:tc>
           <w:tcPr>
-            <w:tcW w:type="dxa" w:w="4582"/>
+            <w:tcW w:type="dxa" w:w="3811"/>
             <w:tcBorders>
               <w:top w:val="single" w:color="A6B8D0" w:sz="4"/>
               <w:left w:val="single" w:color="A6B8D0" w:sz="4"/>
@@ -5993,7 +4913,7 @@
         </w:tc>
         <w:tc>
           <w:tcPr>
-            <w:tcW w:type="dxa" w:w="4026"/>
+            <w:tcW w:type="dxa" w:w="4797"/>
             <w:tcBorders>
               <w:top w:val="single" w:color="A6B8D0" w:sz="4"/>
               <w:left w:val="single" w:color="A6B8D0" w:sz="4"/>
@@ -6068,7 +4988,7 @@
         </w:tc>
         <w:tc>
           <w:tcPr>
-            <w:tcW w:type="dxa" w:w="4582"/>
+            <w:tcW w:type="dxa" w:w="3811"/>
             <w:tcBorders>
               <w:top w:val="single" w:color="A6B8D0" w:sz="4"/>
               <w:left w:val="single" w:color="A6B8D0" w:sz="4"/>
@@ -6102,35 +5022,55 @@
         </w:tc>
         <w:tc>
           <w:tcPr>
-            <w:tcW w:type="dxa" w:w="4026"/>
-            <w:tcBorders>
-              <w:top w:val="single" w:color="A6B8D0" w:sz="4"/>
-              <w:left w:val="single" w:color="A6B8D0" w:sz="4"/>
-              <w:bottom w:val="single" w:color="A6B8D0" w:sz="4"/>
-              <w:right w:val="single" w:color="A6B8D0" w:sz="4"/>
-            </w:tcBorders>
-            <w:tcMar>
-              <w:top w:type="dxa" w:w="50"/>
-              <w:left w:type="dxa" w:w="90"/>
-              <w:bottom w:type="dxa" w:w="50"/>
-              <w:right w:type="dxa" w:w="90"/>
-            </w:tcMar>
-          </w:tcPr>
-          <w:p>
-            <w:pPr>
-              <w:keepNext/>
-              <w:keepLines/>
-              <w:spacing w:after="0" w:before="0" w:line="280"/>
-            </w:pPr>
-            <w:r>
-              <w:rPr>
-                <w:rFonts w:ascii="Yu Gothic" w:eastAsia="Yu Gothic" w:hAnsi="Yu Gothic"/>
-                <w:b w:val="false"/>
-                <w:bCs w:val="false"/>
-                <w:sz w:val="18"/>
-                <w:szCs w:val="18"/>
-              </w:rPr>
-              <w:t xml:space="preserve">40年（DD-2-11「証明書の有効期間は、どの画像も署名から20年は有効と示される長さとする」）</w:t>
+            <w:tcW w:type="dxa" w:w="4797"/>
+            <w:tcBorders>
+              <w:top w:val="single" w:color="A6B8D0" w:sz="4"/>
+              <w:left w:val="single" w:color="A6B8D0" w:sz="4"/>
+              <w:bottom w:val="single" w:color="A6B8D0" w:sz="4"/>
+              <w:right w:val="single" w:color="A6B8D0" w:sz="4"/>
+            </w:tcBorders>
+            <w:tcMar>
+              <w:top w:type="dxa" w:w="50"/>
+              <w:left w:type="dxa" w:w="90"/>
+              <w:bottom w:type="dxa" w:w="50"/>
+              <w:right w:type="dxa" w:w="90"/>
+            </w:tcMar>
+          </w:tcPr>
+          <w:p>
+            <w:pPr>
+              <w:keepNext/>
+              <w:keepLines/>
+              <w:spacing w:after="0" w:before="0" w:line="280"/>
+            </w:pPr>
+            <w:r>
+              <w:rPr>
+                <w:rFonts w:ascii="Yu Gothic" w:eastAsia="Yu Gothic" w:hAnsi="Yu Gothic"/>
+                <w:b w:val="false"/>
+                <w:bCs w:val="false"/>
+                <w:sz w:val="18"/>
+                <w:szCs w:val="18"/>
+              </w:rPr>
+              <w:t xml:space="preserve">notBefore は固定の 2020-01-01T00:00:00Z。notAfter は初めて時刻証明を得た日（3.4）から40年。それまでは 2060-01-01T00:00:00Z と端末の時計の40年後の遅い方で作り（2040年以降に始めた利用者でも、最初の時刻証明の前に署名した画像が署名から20年は有効と示されるため。時計が進んでいても害はない）、初めて時刻証明を得た時に同じ鍵で notAfter だけを延ばして作り直す（鍵が同じため告知コードは変わらない）。その時、署名用の証明書も同じ鍵で同じ期限に作り直す（通し番号は新しく。変更の履歴に </w:t>
+            </w:r>
+            <w:r>
+              <w:rPr>
+                <w:rFonts w:ascii="Consolas" w:eastAsia="Yu Gothic" w:hAnsi="Consolas"/>
+                <w:b w:val="false"/>
+                <w:bCs w:val="false"/>
+                <w:sz w:val="18"/>
+                <w:szCs w:val="18"/>
+              </w:rPr>
+              <w:t xml:space="preserve">cert</w:t>
+            </w:r>
+            <w:r>
+              <w:rPr>
+                <w:rFonts w:ascii="Yu Gothic" w:eastAsia="Yu Gothic" w:hAnsi="Yu Gothic"/>
+                <w:b w:val="false"/>
+                <w:bCs w:val="false"/>
+                <w:sz w:val="18"/>
+                <w:szCs w:val="18"/>
+              </w:rPr>
+              <w:t xml:space="preserve"> の行）。端末の時計に依らない（2026-09-30 NRSD の要求）</w:t>
             </w:r>
           </w:p>
         </w:tc>
@@ -6176,7 +5116,7 @@
         </w:tc>
         <w:tc>
           <w:tcPr>
-            <w:tcW w:type="dxa" w:w="4582"/>
+            <w:tcW w:type="dxa" w:w="3811"/>
             <w:tcBorders>
               <w:top w:val="single" w:color="A6B8D0" w:sz="4"/>
               <w:left w:val="single" w:color="A6B8D0" w:sz="4"/>
@@ -6210,7 +5150,7 @@
         </w:tc>
         <w:tc>
           <w:tcPr>
-            <w:tcW w:type="dxa" w:w="4026"/>
+            <w:tcW w:type="dxa" w:w="4797"/>
             <w:tcBorders>
               <w:top w:val="single" w:color="A6B8D0" w:sz="4"/>
               <w:left w:val="single" w:color="A6B8D0" w:sz="4"/>
@@ -6550,6 +5490,36 @@
           <w:rFonts w:ascii="Yu Gothic" w:eastAsia="Yu Gothic" w:hAnsi="Yu Gothic"/>
         </w:rPr>
         <w:t xml:space="preserve">個人のルートを作ってから19年で作り直しを案内し、20年を過ぎた個人のルートでは C2PA署名を止め、作り直すまで書き出しを始めない（8「失敗の扱い」）。これにより、どの画像も署名から少なくとも20年（個人のルートの残りの期間）は有効と示される。作り直すと告知コードが変わるため、掲げ替えと、古いコードを告知に「旧コード（日付まで）」として残すことを案内する（3.6）。古い個人のルートで署名した画像は、古い個人のルートの期限（作ってから40年）まで有効と示される。</w:t>
+      </w:r>
+    </w:p>
+    <w:p>
+      <w:pPr>
+        <w:pStyle w:val="ListParagraph"/>
+        <w:keepNext/>
+        <w:keepLines/>
+        <w:numPr>
+          <w:ilvl w:val="0"/>
+          <w:numId w:val="2"/>
+        </w:numPr>
+        <w:spacing w:after="20" w:before="20" w:line="300"/>
+      </w:pPr>
+      <w:r>
+        <w:rPr>
+          <w:rFonts w:ascii="Yu Gothic" w:eastAsia="Yu Gothic" w:hAnsi="Yu Gothic"/>
+        </w:rPr>
+        <w:t xml:space="preserve">20年・19年（3.4、8）は、初めて時刻証明を得た日（無ければ作った日の端末の時計）を起点に数え、</w:t>
+      </w:r>
+      <w:r>
+        <w:rPr>
+          <w:rFonts w:ascii="Consolas" w:eastAsia="Yu Gothic" w:hAnsi="Consolas"/>
+        </w:rPr>
+        <w:t xml:space="preserve">identity/epoch.json</w:t>
+      </w:r>
+      <w:r>
+        <w:rPr>
+          <w:rFonts w:ascii="Yu Gothic" w:eastAsia="Yu Gothic" w:hAnsi="Yu Gothic"/>
+        </w:rPr>
+        <w:t xml:space="preserve">（第8章 2.1「配置」）に記録する。証明書の有効期間の判定に端末の時計が関わらないため、時計がどうであっても「まだ有効でない」は起きない（2026-09-30 NRSD の要求）。</w:t>
       </w:r>
     </w:p>
     <w:p>
@@ -6612,9 +5582,9 @@
         </w:tblBorders>
       </w:tblPr>
       <w:tblGrid>
-        <w:gridCol w:w="2162"/>
-        <w:gridCol w:w="3199"/>
-        <w:gridCol w:w="4277"/>
+        <w:gridCol w:w="2177"/>
+        <w:gridCol w:w="3222"/>
+        <w:gridCol w:w="4239"/>
       </w:tblGrid>
       <w:tr>
         <w:trPr>
@@ -6623,7 +5593,7 @@
         </w:trPr>
         <w:tc>
           <w:tcPr>
-            <w:tcW w:type="dxa" w:w="2162"/>
+            <w:tcW w:type="dxa" w:w="2177"/>
             <w:tcBorders>
               <w:top w:val="single" w:color="A6B8D0" w:sz="4"/>
               <w:left w:val="single" w:color="A6B8D0" w:sz="4"/>
@@ -6658,7 +5628,7 @@
         </w:tc>
         <w:tc>
           <w:tcPr>
-            <w:tcW w:type="dxa" w:w="3199"/>
+            <w:tcW w:type="dxa" w:w="3222"/>
             <w:tcBorders>
               <w:top w:val="single" w:color="A6B8D0" w:sz="4"/>
               <w:left w:val="single" w:color="A6B8D0" w:sz="4"/>
@@ -6693,7 +5663,7 @@
         </w:tc>
         <w:tc>
           <w:tcPr>
-            <w:tcW w:type="dxa" w:w="4277"/>
+            <w:tcW w:type="dxa" w:w="4239"/>
             <w:tcBorders>
               <w:top w:val="single" w:color="A6B8D0" w:sz="4"/>
               <w:left w:val="single" w:color="A6B8D0" w:sz="4"/>
@@ -6734,7 +5704,7 @@
         </w:trPr>
         <w:tc>
           <w:tcPr>
-            <w:tcW w:type="dxa" w:w="2162"/>
+            <w:tcW w:type="dxa" w:w="2177"/>
             <w:tcBorders>
               <w:top w:val="single" w:color="A6B8D0" w:sz="4"/>
               <w:left w:val="single" w:color="A6B8D0" w:sz="4"/>
@@ -6768,7 +5738,7 @@
         </w:tc>
         <w:tc>
           <w:tcPr>
-            <w:tcW w:type="dxa" w:w="3199"/>
+            <w:tcW w:type="dxa" w:w="3222"/>
             <w:tcBorders>
               <w:top w:val="single" w:color="A6B8D0" w:sz="4"/>
               <w:left w:val="single" w:color="A6B8D0" w:sz="4"/>
@@ -6802,7 +5772,7 @@
         </w:tc>
         <w:tc>
           <w:tcPr>
-            <w:tcW w:type="dxa" w:w="4277"/>
+            <w:tcW w:type="dxa" w:w="4239"/>
             <w:tcBorders>
               <w:top w:val="single" w:color="A6B8D0" w:sz="4"/>
               <w:left w:val="single" w:color="A6B8D0" w:sz="4"/>
@@ -6842,7 +5812,7 @@
         </w:trPr>
         <w:tc>
           <w:tcPr>
-            <w:tcW w:type="dxa" w:w="2162"/>
+            <w:tcW w:type="dxa" w:w="2177"/>
             <w:tcBorders>
               <w:top w:val="single" w:color="A6B8D0" w:sz="4"/>
               <w:left w:val="single" w:color="A6B8D0" w:sz="4"/>
@@ -6876,7 +5846,7 @@
         </w:tc>
         <w:tc>
           <w:tcPr>
-            <w:tcW w:type="dxa" w:w="3199"/>
+            <w:tcW w:type="dxa" w:w="3222"/>
             <w:tcBorders>
               <w:top w:val="single" w:color="A6B8D0" w:sz="4"/>
               <w:left w:val="single" w:color="A6B8D0" w:sz="4"/>
@@ -6910,7 +5880,7 @@
         </w:tc>
         <w:tc>
           <w:tcPr>
-            <w:tcW w:type="dxa" w:w="4277"/>
+            <w:tcW w:type="dxa" w:w="4239"/>
             <w:tcBorders>
               <w:top w:val="single" w:color="A6B8D0" w:sz="4"/>
               <w:left w:val="single" w:color="A6B8D0" w:sz="4"/>
@@ -6950,7 +5920,7 @@
         </w:trPr>
         <w:tc>
           <w:tcPr>
-            <w:tcW w:type="dxa" w:w="2162"/>
+            <w:tcW w:type="dxa" w:w="2177"/>
             <w:tcBorders>
               <w:top w:val="single" w:color="A6B8D0" w:sz="4"/>
               <w:left w:val="single" w:color="A6B8D0" w:sz="4"/>
@@ -6984,7 +5954,7 @@
         </w:tc>
         <w:tc>
           <w:tcPr>
-            <w:tcW w:type="dxa" w:w="3199"/>
+            <w:tcW w:type="dxa" w:w="3222"/>
             <w:tcBorders>
               <w:top w:val="single" w:color="A6B8D0" w:sz="4"/>
               <w:left w:val="single" w:color="A6B8D0" w:sz="4"/>
@@ -7018,7 +5988,7 @@
         </w:tc>
         <w:tc>
           <w:tcPr>
-            <w:tcW w:type="dxa" w:w="4277"/>
+            <w:tcW w:type="dxa" w:w="4239"/>
             <w:tcBorders>
               <w:top w:val="single" w:color="A6B8D0" w:sz="4"/>
               <w:left w:val="single" w:color="A6B8D0" w:sz="4"/>
@@ -7058,7 +6028,7 @@
         </w:trPr>
         <w:tc>
           <w:tcPr>
-            <w:tcW w:type="dxa" w:w="2162"/>
+            <w:tcW w:type="dxa" w:w="2177"/>
             <w:tcBorders>
               <w:top w:val="single" w:color="A6B8D0" w:sz="4"/>
               <w:left w:val="single" w:color="A6B8D0" w:sz="4"/>
@@ -7092,7 +6062,7 @@
         </w:tc>
         <w:tc>
           <w:tcPr>
-            <w:tcW w:type="dxa" w:w="3199"/>
+            <w:tcW w:type="dxa" w:w="3222"/>
             <w:tcBorders>
               <w:top w:val="single" w:color="A6B8D0" w:sz="4"/>
               <w:left w:val="single" w:color="A6B8D0" w:sz="4"/>
@@ -7126,7 +6096,7 @@
         </w:tc>
         <w:tc>
           <w:tcPr>
-            <w:tcW w:type="dxa" w:w="4277"/>
+            <w:tcW w:type="dxa" w:w="4239"/>
             <w:tcBorders>
               <w:top w:val="single" w:color="A6B8D0" w:sz="4"/>
               <w:left w:val="single" w:color="A6B8D0" w:sz="4"/>
@@ -7166,7 +6136,7 @@
         </w:trPr>
         <w:tc>
           <w:tcPr>
-            <w:tcW w:type="dxa" w:w="2162"/>
+            <w:tcW w:type="dxa" w:w="2177"/>
             <w:tcBorders>
               <w:top w:val="single" w:color="A6B8D0" w:sz="4"/>
               <w:left w:val="single" w:color="A6B8D0" w:sz="4"/>
@@ -7200,7 +6170,7 @@
         </w:tc>
         <w:tc>
           <w:tcPr>
-            <w:tcW w:type="dxa" w:w="3199"/>
+            <w:tcW w:type="dxa" w:w="3222"/>
             <w:tcBorders>
               <w:top w:val="single" w:color="A6B8D0" w:sz="4"/>
               <w:left w:val="single" w:color="A6B8D0" w:sz="4"/>
@@ -7234,7 +6204,7 @@
         </w:tc>
         <w:tc>
           <w:tcPr>
-            <w:tcW w:type="dxa" w:w="4277"/>
+            <w:tcW w:type="dxa" w:w="4239"/>
             <w:tcBorders>
               <w:top w:val="single" w:color="A6B8D0" w:sz="4"/>
               <w:left w:val="single" w:color="A6B8D0" w:sz="4"/>
@@ -7274,7 +6244,7 @@
         </w:trPr>
         <w:tc>
           <w:tcPr>
-            <w:tcW w:type="dxa" w:w="2162"/>
+            <w:tcW w:type="dxa" w:w="2177"/>
             <w:tcBorders>
               <w:top w:val="single" w:color="A6B8D0" w:sz="4"/>
               <w:left w:val="single" w:color="A6B8D0" w:sz="4"/>
@@ -7308,69 +6278,69 @@
         </w:tc>
         <w:tc>
           <w:tcPr>
-            <w:tcW w:type="dxa" w:w="3199"/>
-            <w:tcBorders>
-              <w:top w:val="single" w:color="A6B8D0" w:sz="4"/>
-              <w:left w:val="single" w:color="A6B8D0" w:sz="4"/>
-              <w:bottom w:val="single" w:color="A6B8D0" w:sz="4"/>
-              <w:right w:val="single" w:color="A6B8D0" w:sz="4"/>
-            </w:tcBorders>
-            <w:tcMar>
-              <w:top w:type="dxa" w:w="50"/>
-              <w:left w:type="dxa" w:w="90"/>
-              <w:bottom w:type="dxa" w:w="50"/>
-              <w:right w:type="dxa" w:w="90"/>
-            </w:tcMar>
-          </w:tcPr>
-          <w:p>
-            <w:pPr>
-              <w:keepNext/>
-              <w:keepLines/>
-              <w:spacing w:after="0" w:before="0" w:line="280"/>
-            </w:pPr>
-            <w:r>
-              <w:rPr>
-                <w:rFonts w:ascii="Yu Gothic" w:eastAsia="Yu Gothic" w:hAnsi="Yu Gothic"/>
-                <w:b w:val="false"/>
-                <w:bCs w:val="false"/>
-                <w:sz w:val="18"/>
-                <w:szCs w:val="18"/>
-              </w:rPr>
-              <w:t xml:space="preserve">作った日時から40年</w:t>
-            </w:r>
-          </w:p>
-        </w:tc>
-        <w:tc>
-          <w:tcPr>
-            <w:tcW w:type="dxa" w:w="4277"/>
-            <w:tcBorders>
-              <w:top w:val="single" w:color="A6B8D0" w:sz="4"/>
-              <w:left w:val="single" w:color="A6B8D0" w:sz="4"/>
-              <w:bottom w:val="single" w:color="A6B8D0" w:sz="4"/>
-              <w:right w:val="single" w:color="A6B8D0" w:sz="4"/>
-            </w:tcBorders>
-            <w:tcMar>
-              <w:top w:type="dxa" w:w="50"/>
-              <w:left w:type="dxa" w:w="90"/>
-              <w:bottom w:type="dxa" w:w="50"/>
-              <w:right w:type="dxa" w:w="90"/>
-            </w:tcMar>
-          </w:tcPr>
-          <w:p>
-            <w:pPr>
-              <w:keepNext/>
-              <w:keepLines/>
-              <w:spacing w:after="0" w:before="0" w:line="280"/>
-            </w:pPr>
-            <w:r>
-              <w:rPr>
-                <w:rFonts w:ascii="Yu Gothic" w:eastAsia="Yu Gothic" w:hAnsi="Yu Gothic"/>
-                <w:b w:val="false"/>
-                <w:bCs w:val="false"/>
-                <w:sz w:val="18"/>
-                <w:szCs w:val="18"/>
-              </w:rPr>
-              <w:t xml:space="preserve">作った日時から、個人のルートの期限まで</w:t>
+            <w:tcW w:type="dxa" w:w="3222"/>
+            <w:tcBorders>
+              <w:top w:val="single" w:color="A6B8D0" w:sz="4"/>
+              <w:left w:val="single" w:color="A6B8D0" w:sz="4"/>
+              <w:bottom w:val="single" w:color="A6B8D0" w:sz="4"/>
+              <w:right w:val="single" w:color="A6B8D0" w:sz="4"/>
+            </w:tcBorders>
+            <w:tcMar>
+              <w:top w:type="dxa" w:w="50"/>
+              <w:left w:type="dxa" w:w="90"/>
+              <w:bottom w:type="dxa" w:w="50"/>
+              <w:right w:type="dxa" w:w="90"/>
+            </w:tcMar>
+          </w:tcPr>
+          <w:p>
+            <w:pPr>
+              <w:keepNext/>
+              <w:keepLines/>
+              <w:spacing w:after="0" w:before="0" w:line="280"/>
+            </w:pPr>
+            <w:r>
+              <w:rPr>
+                <w:rFonts w:ascii="Yu Gothic" w:eastAsia="Yu Gothic" w:hAnsi="Yu Gothic"/>
+                <w:b w:val="false"/>
+                <w:bCs w:val="false"/>
+                <w:sz w:val="18"/>
+                <w:szCs w:val="18"/>
+              </w:rPr>
+              <w:t xml:space="preserve">3.1「構成」による</w:t>
+            </w:r>
+          </w:p>
+        </w:tc>
+        <w:tc>
+          <w:tcPr>
+            <w:tcW w:type="dxa" w:w="4239"/>
+            <w:tcBorders>
+              <w:top w:val="single" w:color="A6B8D0" w:sz="4"/>
+              <w:left w:val="single" w:color="A6B8D0" w:sz="4"/>
+              <w:bottom w:val="single" w:color="A6B8D0" w:sz="4"/>
+              <w:right w:val="single" w:color="A6B8D0" w:sz="4"/>
+            </w:tcBorders>
+            <w:tcMar>
+              <w:top w:type="dxa" w:w="50"/>
+              <w:left w:type="dxa" w:w="90"/>
+              <w:bottom w:type="dxa" w:w="50"/>
+              <w:right w:type="dxa" w:w="90"/>
+            </w:tcMar>
+          </w:tcPr>
+          <w:p>
+            <w:pPr>
+              <w:keepNext/>
+              <w:keepLines/>
+              <w:spacing w:after="0" w:before="0" w:line="280"/>
+            </w:pPr>
+            <w:r>
+              <w:rPr>
+                <w:rFonts w:ascii="Yu Gothic" w:eastAsia="Yu Gothic" w:hAnsi="Yu Gothic"/>
+                <w:b w:val="false"/>
+                <w:bCs w:val="false"/>
+                <w:sz w:val="18"/>
+                <w:szCs w:val="18"/>
+              </w:rPr>
+              <w:t xml:space="preserve">3.1 による（個人のルートと同じ）</w:t>
             </w:r>
           </w:p>
         </w:tc>
@@ -7382,7 +6352,7 @@
         </w:trPr>
         <w:tc>
           <w:tcPr>
-            <w:tcW w:type="dxa" w:w="2162"/>
+            <w:tcW w:type="dxa" w:w="2177"/>
             <w:tcBorders>
               <w:top w:val="single" w:color="A6B8D0" w:sz="4"/>
               <w:left w:val="single" w:color="A6B8D0" w:sz="4"/>
@@ -7416,7 +6386,7 @@
         </w:tc>
         <w:tc>
           <w:tcPr>
-            <w:tcW w:type="dxa" w:w="3199"/>
+            <w:tcW w:type="dxa" w:w="3222"/>
             <w:tcBorders>
               <w:top w:val="single" w:color="A6B8D0" w:sz="4"/>
               <w:left w:val="single" w:color="A6B8D0" w:sz="4"/>
@@ -7450,7 +6420,7 @@
         </w:tc>
         <w:tc>
           <w:tcPr>
-            <w:tcW w:type="dxa" w:w="4277"/>
+            <w:tcW w:type="dxa" w:w="4239"/>
             <w:tcBorders>
               <w:top w:val="single" w:color="A6B8D0" w:sz="4"/>
               <w:left w:val="single" w:color="A6B8D0" w:sz="4"/>
@@ -7490,7 +6460,7 @@
         </w:trPr>
         <w:tc>
           <w:tcPr>
-            <w:tcW w:type="dxa" w:w="2162"/>
+            <w:tcW w:type="dxa" w:w="2177"/>
             <w:tcBorders>
               <w:top w:val="single" w:color="A6B8D0" w:sz="4"/>
               <w:left w:val="single" w:color="A6B8D0" w:sz="4"/>
@@ -7524,7 +6494,7 @@
         </w:tc>
         <w:tc>
           <w:tcPr>
-            <w:tcW w:type="dxa" w:w="3199"/>
+            <w:tcW w:type="dxa" w:w="3222"/>
             <w:tcBorders>
               <w:top w:val="single" w:color="A6B8D0" w:sz="4"/>
               <w:left w:val="single" w:color="A6B8D0" w:sz="4"/>
@@ -7558,7 +6528,7 @@
         </w:tc>
         <w:tc>
           <w:tcPr>
-            <w:tcW w:type="dxa" w:w="4277"/>
+            <w:tcW w:type="dxa" w:w="4239"/>
             <w:tcBorders>
               <w:top w:val="single" w:color="A6B8D0" w:sz="4"/>
               <w:left w:val="single" w:color="A6B8D0" w:sz="4"/>
@@ -7598,7 +6568,7 @@
         </w:trPr>
         <w:tc>
           <w:tcPr>
-            <w:tcW w:type="dxa" w:w="2162"/>
+            <w:tcW w:type="dxa" w:w="2177"/>
             <w:tcBorders>
               <w:top w:val="single" w:color="A6B8D0" w:sz="4"/>
               <w:left w:val="single" w:color="A6B8D0" w:sz="4"/>
@@ -7632,7 +6602,7 @@
         </w:tc>
         <w:tc>
           <w:tcPr>
-            <w:tcW w:type="dxa" w:w="3199"/>
+            <w:tcW w:type="dxa" w:w="3222"/>
             <w:tcBorders>
               <w:top w:val="single" w:color="A6B8D0" w:sz="4"/>
               <w:left w:val="single" w:color="A6B8D0" w:sz="4"/>
@@ -7666,7 +6636,7 @@
         </w:tc>
         <w:tc>
           <w:tcPr>
-            <w:tcW w:type="dxa" w:w="4277"/>
+            <w:tcW w:type="dxa" w:w="4239"/>
             <w:tcBorders>
               <w:top w:val="single" w:color="A6B8D0" w:sz="4"/>
               <w:left w:val="single" w:color="A6B8D0" w:sz="4"/>
@@ -7706,7 +6676,7 @@
         </w:trPr>
         <w:tc>
           <w:tcPr>
-            <w:tcW w:type="dxa" w:w="2162"/>
+            <w:tcW w:type="dxa" w:w="2177"/>
             <w:tcBorders>
               <w:top w:val="single" w:color="A6B8D0" w:sz="4"/>
               <w:left w:val="single" w:color="A6B8D0" w:sz="4"/>
@@ -7740,7 +6710,7 @@
         </w:tc>
         <w:tc>
           <w:tcPr>
-            <w:tcW w:type="dxa" w:w="3199"/>
+            <w:tcW w:type="dxa" w:w="3222"/>
             <w:tcBorders>
               <w:top w:val="single" w:color="A6B8D0" w:sz="4"/>
               <w:left w:val="single" w:color="A6B8D0" w:sz="4"/>
@@ -7774,7 +6744,7 @@
         </w:tc>
         <w:tc>
           <w:tcPr>
-            <w:tcW w:type="dxa" w:w="4277"/>
+            <w:tcW w:type="dxa" w:w="4239"/>
             <w:tcBorders>
               <w:top w:val="single" w:color="A6B8D0" w:sz="4"/>
               <w:left w:val="single" w:color="A6B8D0" w:sz="4"/>
@@ -7834,7 +6804,7 @@
         </w:trPr>
         <w:tc>
           <w:tcPr>
-            <w:tcW w:type="dxa" w:w="2162"/>
+            <w:tcW w:type="dxa" w:w="2177"/>
             <w:tcBorders>
               <w:top w:val="single" w:color="A6B8D0" w:sz="4"/>
               <w:left w:val="single" w:color="A6B8D0" w:sz="4"/>
@@ -7868,7 +6838,7 @@
         </w:tc>
         <w:tc>
           <w:tcPr>
-            <w:tcW w:type="dxa" w:w="3199"/>
+            <w:tcW w:type="dxa" w:w="3222"/>
             <w:tcBorders>
               <w:top w:val="single" w:color="A6B8D0" w:sz="4"/>
               <w:left w:val="single" w:color="A6B8D0" w:sz="4"/>
@@ -7902,7 +6872,7 @@
         </w:tc>
         <w:tc>
           <w:tcPr>
-            <w:tcW w:type="dxa" w:w="4277"/>
+            <w:tcW w:type="dxa" w:w="4239"/>
             <w:tcBorders>
               <w:top w:val="single" w:color="A6B8D0" w:sz="4"/>
               <w:left w:val="single" w:color="A6B8D0" w:sz="4"/>
@@ -7942,7 +6912,7 @@
         </w:trPr>
         <w:tc>
           <w:tcPr>
-            <w:tcW w:type="dxa" w:w="2162"/>
+            <w:tcW w:type="dxa" w:w="2177"/>
             <w:tcBorders>
               <w:top w:val="single" w:color="A6B8D0" w:sz="4"/>
               <w:left w:val="single" w:color="A6B8D0" w:sz="4"/>
@@ -7976,7 +6946,7 @@
         </w:tc>
         <w:tc>
           <w:tcPr>
-            <w:tcW w:type="dxa" w:w="3199"/>
+            <w:tcW w:type="dxa" w:w="3222"/>
             <w:tcBorders>
               <w:top w:val="single" w:color="A6B8D0" w:sz="4"/>
               <w:left w:val="single" w:color="A6B8D0" w:sz="4"/>
@@ -8010,7 +6980,7 @@
         </w:tc>
         <w:tc>
           <w:tcPr>
-            <w:tcW w:type="dxa" w:w="4277"/>
+            <w:tcW w:type="dxa" w:w="4239"/>
             <w:tcBorders>
               <w:top w:val="single" w:color="A6B8D0" w:sz="4"/>
               <w:left w:val="single" w:color="A6B8D0" w:sz="4"/>
@@ -8050,7 +7020,7 @@
         </w:trPr>
         <w:tc>
           <w:tcPr>
-            <w:tcW w:type="dxa" w:w="2162"/>
+            <w:tcW w:type="dxa" w:w="2177"/>
             <w:tcBorders>
               <w:top w:val="single" w:color="A6B8D0" w:sz="4"/>
               <w:left w:val="single" w:color="A6B8D0" w:sz="4"/>
@@ -8084,7 +7054,7 @@
         </w:tc>
         <w:tc>
           <w:tcPr>
-            <w:tcW w:type="dxa" w:w="3199"/>
+            <w:tcW w:type="dxa" w:w="3222"/>
             <w:tcBorders>
               <w:top w:val="single" w:color="A6B8D0" w:sz="4"/>
               <w:left w:val="single" w:color="A6B8D0" w:sz="4"/>
@@ -8118,7 +7088,7 @@
         </w:tc>
         <w:tc>
           <w:tcPr>
-            <w:tcW w:type="dxa" w:w="4277"/>
+            <w:tcW w:type="dxa" w:w="4239"/>
             <w:tcBorders>
               <w:top w:val="single" w:color="A6B8D0" w:sz="4"/>
               <w:left w:val="single" w:color="A6B8D0" w:sz="4"/>
@@ -8667,7 +7637,7 @@
     <w:p>
       <w:pPr>
         <w:pStyle w:val="ListParagraph"/>
-        <w:keepNext w:val="false"/>
+        <w:keepNext/>
         <w:keepLines/>
         <w:numPr>
           <w:ilvl w:val="0"/>
@@ -8679,29 +7649,19 @@
         <w:rPr>
           <w:rFonts w:ascii="Yu Gothic" w:eastAsia="Yu Gothic" w:hAnsi="Yu Gothic"/>
         </w:rPr>
-        <w:t xml:space="preserve">告知：作り直しの確かめの窓（第10章 3.6「確かめの窓の一覧」）で、新しいコードを掲げ、古いコードを「旧コード（日付まで）」として告知に残すことを案内する。告知に旧コードが残っていれば、第三者は古い作品も告知と照合できる。</w:t>
-      </w:r>
-    </w:p>
-    <w:p>
-      <w:pPr>
-        <w:pStyle w:val="Heading1"/>
-      </w:pPr>
-      <w:r>
-        <w:rPr>
-          <w:rFonts w:ascii="Yu Gothic" w:eastAsia="Yu Gothic" w:hAnsi="Yu Gothic"/>
-        </w:rPr>
-        <w:t xml:space="preserve">4. 照合の手段と手がかり</w:t>
-      </w:r>
-    </w:p>
-    <w:p>
-      <w:pPr>
-        <w:pStyle w:val="Heading2"/>
-      </w:pPr>
-      <w:r>
-        <w:rPr>
-          <w:rFonts w:ascii="Yu Gothic" w:eastAsia="Yu Gothic" w:hAnsi="Yu Gothic"/>
-        </w:rPr>
-        <w:t xml:space="preserve">4.1 告知先アカウントとの照合</w:t>
+        <w:t xml:space="preserve">古い出力から過去の個人のルートを加えられるのは、その出力の作品データが手元にある（原本の SHA-256 が一致する）場合か、控えの </w:t>
+      </w:r>
+      <w:r>
+        <w:rPr>
+          <w:rFonts w:ascii="Consolas" w:eastAsia="Yu Gothic" w:hAnsi="Consolas"/>
+        </w:rPr>
+        <w:t xml:space="preserve">past_roots</w:t>
+      </w:r>
+      <w:r>
+        <w:rPr>
+          <w:rFonts w:ascii="Yu Gothic" w:eastAsia="Yu Gothic" w:hAnsi="Yu Gothic"/>
+        </w:rPr>
+        <w:t xml:space="preserve"> にある場合だけとする。それ以外から取り出したルートには「確かめられない過去のルート」の印を付け、5.4 の「相手」の確かめには使わない。</w:t>
       </w:r>
     </w:p>
     <w:p>
@@ -8719,19 +7679,19 @@
         <w:rPr>
           <w:rFonts w:ascii="Yu Gothic" w:eastAsia="Yu Gothic" w:hAnsi="Yu Gothic"/>
         </w:rPr>
-        <w:t xml:space="preserve">「確かめる」画面（第10章 G-13「確かめる」）に画像を入れると、アプリは C2PA署名の証明書から、署名者のハンドルネーム、告知先アカウント（SAN）、期待される告知コード（</w:t>
+        <w:t xml:space="preserve">承認書・共同の権利の書面は作り直しの後も作り直さない。作り直しの記録（下の </w:t>
       </w:r>
       <w:r>
         <w:rPr>
           <w:rFonts w:ascii="Consolas" w:eastAsia="Yu Gothic" w:hAnsi="Consolas"/>
         </w:rPr>
-        <w:t xml:space="preserve">x5chain</w:t>
-      </w:r>
-      <w:r>
-        <w:rPr>
-          <w:rFonts w:ascii="Yu Gothic" w:eastAsia="Yu Gothic" w:hAnsi="Yu Gothic"/>
-        </w:rPr>
-        <w:t xml:space="preserve"> に入れた個人のルートの証明書から 2.4 の手順で計算。DD-2-9「x5chain に個人のルートの証明書を入れる」）を示し、告知先アカウントを開くボタンを示す。</w:t>
+        <w:t xml:space="preserve">root</w:t>
+      </w:r>
+      <w:r>
+        <w:rPr>
+          <w:rFonts w:ascii="Yu Gothic" w:eastAsia="Yu Gothic" w:hAnsi="Yu Gothic"/>
+        </w:rPr>
+        <w:t xml:space="preserve"> の行）が PGP の key transition statement と同じ働きをする：受け取る側は旧コード → 作り直しの記録 → 新コードとたどり、5.4 の「相手」で過去のコードを受ける。発行者が作り直した場合は、承認を受けた者の出力に載る旧コードを発行者の告知の「旧コード」で照らす。「漏れの疑い」の作り直しだけは古い鍵を信用できないため、確認済みの相手（5.5）に新しいルートで書類を再発行する提案を出す。</w:t>
       </w:r>
     </w:p>
     <w:p>
@@ -8749,7 +7709,71 @@
         <w:rPr>
           <w:rFonts w:ascii="Yu Gothic" w:eastAsia="Yu Gothic" w:hAnsi="Yu Gothic"/>
         </w:rPr>
-        <w:t xml:space="preserve">利用者（または誰でも）がプロフィールを開き、告知コードが一致するかを自分の目で確かめる。アプリは一致・不一致を判定しない（D-5-5「本システムは照合の手段を提供するが、照合を代行しない」）。</w:t>
+        <w:t xml:space="preserve">作り直しは変更の履歴（6）の1行（</w:t>
+      </w:r>
+      <w:r>
+        <w:rPr>
+          <w:rFonts w:ascii="Consolas" w:eastAsia="Yu Gothic" w:hAnsi="Consolas"/>
+        </w:rPr>
+        <w:t xml:space="preserve">field</w:t>
+      </w:r>
+      <w:r>
+        <w:rPr>
+          <w:rFonts w:ascii="Yu Gothic" w:eastAsia="Yu Gothic" w:hAnsi="Yu Gothic"/>
+        </w:rPr>
+        <w:t xml:space="preserve"> は </w:t>
+      </w:r>
+      <w:r>
+        <w:rPr>
+          <w:rFonts w:ascii="Consolas" w:eastAsia="Yu Gothic" w:hAnsi="Consolas"/>
+        </w:rPr>
+        <w:t xml:space="preserve">root</w:t>
+      </w:r>
+      <w:r>
+        <w:rPr>
+          <w:rFonts w:ascii="Yu Gothic" w:eastAsia="Yu Gothic" w:hAnsi="Yu Gothic"/>
+        </w:rPr>
+        <w:t xml:space="preserve">。中身は新しい個人のルートの証明書、理由、日時。古い署名用の証明書の鍵で記録の電子署名し、古い個人のルートまでの連なりを添える。DD-2-10）として残し、自分の別の端末にはこの行で自動で伝わる（第8章 5.4）。「漏れの疑い」の作り直しだけは自動で伝えず（奪った者が偽の作り直しを流せるため）、控えの取り込みか安全番号の確かめ（5.5）で利用者が2台目に入れる（2026-09-30 NRSD の要求）。</w:t>
+      </w:r>
+    </w:p>
+    <w:p>
+      <w:pPr>
+        <w:pStyle w:val="ListParagraph"/>
+        <w:keepNext w:val="false"/>
+        <w:keepLines/>
+        <w:numPr>
+          <w:ilvl w:val="0"/>
+          <w:numId w:val="2"/>
+        </w:numPr>
+        <w:spacing w:after="20" w:before="20" w:line="300"/>
+      </w:pPr>
+      <w:r>
+        <w:rPr>
+          <w:rFonts w:ascii="Yu Gothic" w:eastAsia="Yu Gothic" w:hAnsi="Yu Gothic"/>
+        </w:rPr>
+        <w:t xml:space="preserve">告知：作り直しの確かめの窓（第10章 3.6「確かめの窓の一覧」）で、新しいコードを掲げ、古いコードを「旧コード（日付まで）」として告知に残すことを案内する。告知に旧コードが残っていれば、第三者は古い作品も告知と照合できる。</w:t>
+      </w:r>
+    </w:p>
+    <w:p>
+      <w:pPr>
+        <w:pStyle w:val="Heading1"/>
+      </w:pPr>
+      <w:r>
+        <w:rPr>
+          <w:rFonts w:ascii="Yu Gothic" w:eastAsia="Yu Gothic" w:hAnsi="Yu Gothic"/>
+        </w:rPr>
+        <w:t xml:space="preserve">4. 照合の手段と手がかり</w:t>
+      </w:r>
+    </w:p>
+    <w:p>
+      <w:pPr>
+        <w:pStyle w:val="Heading2"/>
+      </w:pPr>
+      <w:r>
+        <w:rPr>
+          <w:rFonts w:ascii="Yu Gothic" w:eastAsia="Yu Gothic" w:hAnsi="Yu Gothic"/>
+        </w:rPr>
+        <w:t xml:space="preserve">4.1 告知先アカウントとの照合</w:t>
       </w:r>
     </w:p>
     <w:p>
@@ -8767,70 +7791,19 @@
         <w:rPr>
           <w:rFonts w:ascii="Yu Gothic" w:eastAsia="Yu Gothic" w:hAnsi="Yu Gothic"/>
         </w:rPr>
-        <w:t xml:space="preserve">照合の手順を公開ページに載せ（第8章 3.3「公開ページ（O-05 の決定）」）、アプリを持たない者（閲覧者、事業者）も照合できるようにする。公開ページに載せる手順：</w:t>
-      </w:r>
-    </w:p>
-    <w:p>
-      <w:pPr>
-        <w:keepNext/>
-        <w:keepLines/>
-        <w:spacing w:after="80" w:before="80" w:line="320"/>
-      </w:pPr>
-      <w:r>
-        <w:rPr>
-          <w:rFonts w:ascii="Yu Gothic" w:eastAsia="Yu Gothic" w:hAnsi="Yu Gothic"/>
-        </w:rPr>
-        <w:t xml:space="preserve">  1. 画像を、公開ページの「告知コードを確かめる」頁で開く。この頁は画像をブラウザの中だけで読み（どこへも送らない。公開ページは静的な頁であり、サーバーを持たない方針に反しない）、C2PA署名の証明書の連なりの最後の個人のルートの証明書から告知コードを計算して示す。本アプリの「確かめる」でも同じものを示す。</w:t>
-      </w:r>
-    </w:p>
-    <w:p>
-      <w:pPr>
-        <w:keepNext/>
-        <w:keepLines/>
-        <w:spacing w:after="80" w:before="80" w:line="320"/>
-      </w:pPr>
-      <w:r>
-        <w:rPr>
-          <w:rFonts w:ascii="Yu Gothic" w:eastAsia="Yu Gothic" w:hAnsi="Yu Gothic"/>
-        </w:rPr>
-        <w:t xml:space="preserve">  2. 手で計算する必要はない（2.4 の手順は、頁とアプリが行うことの説明である）。</w:t>
-      </w:r>
-    </w:p>
-    <w:p>
-      <w:pPr>
-        <w:keepNext/>
-        <w:keepLines/>
-        <w:spacing w:after="80" w:before="80" w:line="320"/>
-      </w:pPr>
-      <w:r>
-        <w:rPr>
-          <w:rFonts w:ascii="Yu Gothic" w:eastAsia="Yu Gothic" w:hAnsi="Yu Gothic"/>
-        </w:rPr>
-        <w:t xml:space="preserve">  3. 署名者の証明書の告知先アカウント（URL）を開き、プロフィールまたは固定の投稿に同じ告知コードがあるかを見る。</w:t>
-      </w:r>
-    </w:p>
-    <w:p>
-      <w:pPr>
-        <w:keepNext w:val="false"/>
-        <w:keepLines/>
-        <w:spacing w:after="80" w:before="80" w:line="320"/>
-      </w:pPr>
-      <w:r>
-        <w:rPr>
-          <w:rFonts w:ascii="Yu Gothic" w:eastAsia="Yu Gothic" w:hAnsi="Yu Gothic"/>
-        </w:rPr>
-        <w:t xml:space="preserve">  4. あれば「このアカウントの持ち主が、この署名鍵の持ち主である」ことの手がかりになる。なければ手がかりにならない。</w:t>
-      </w:r>
-    </w:p>
-    <w:p>
-      <w:pPr>
-        <w:pStyle w:val="Heading2"/>
-      </w:pPr>
-      <w:r>
-        <w:rPr>
-          <w:rFonts w:ascii="Yu Gothic" w:eastAsia="Yu Gothic" w:hAnsi="Yu Gothic"/>
-        </w:rPr>
-        <w:t xml:space="preserve">4.2 原本</w:t>
+        <w:t xml:space="preserve">「確かめる」画面（第10章 G-13「確かめる」）に画像を入れると、アプリは C2PA署名の証明書から、署名者のハンドルネーム、告知先アカウント（SAN）、期待される告知コード（</w:t>
+      </w:r>
+      <w:r>
+        <w:rPr>
+          <w:rFonts w:ascii="Consolas" w:eastAsia="Yu Gothic" w:hAnsi="Consolas"/>
+        </w:rPr>
+        <w:t xml:space="preserve">x5chain</w:t>
+      </w:r>
+      <w:r>
+        <w:rPr>
+          <w:rFonts w:ascii="Yu Gothic" w:eastAsia="Yu Gothic" w:hAnsi="Yu Gothic"/>
+        </w:rPr>
+        <w:t xml:space="preserve"> に入れた個人のルートの証明書から 2.4 の手順で計算。DD-2-9「x5chain に個人のルートの証明書を入れる」。連なりの最後が自己署名の認証局の証明書でない画像（他のソフトの署名）には「告知コードなし（本システムの署名ではありません）」と示す）を示し、告知先アカウントを開くボタンを示す。</w:t>
       </w:r>
     </w:p>
     <w:p>
@@ -8848,7 +7821,43 @@
         <w:rPr>
           <w:rFonts w:ascii="Yu Gothic" w:eastAsia="Yu Gothic" w:hAnsi="Yu Gothic"/>
         </w:rPr>
-        <w:t xml:space="preserve">書き出しの時に、原本の SHA-256 と PDQ を作品データに記録し、時刻証明を付ける（第3章「署名処理」）。争いの時に、記録より前から原本を持っていたことを、同じ SHA-256 のファイルを示すことで示せる。</w:t>
+        <w:t xml:space="preserve">利用者（または誰でも）がプロフィールを開き、告知コードが一致するかを自分の目で確かめる。アプリは一致・不一致を判定しない（D-5-5「本システムは照合の手段を提供するが、照合を代行しない」）。</w:t>
+      </w:r>
+    </w:p>
+    <w:p>
+      <w:pPr>
+        <w:pStyle w:val="ListParagraph"/>
+        <w:keepNext/>
+        <w:keepLines/>
+        <w:numPr>
+          <w:ilvl w:val="0"/>
+          <w:numId w:val="2"/>
+        </w:numPr>
+        <w:spacing w:after="20" w:before="20" w:line="300"/>
+      </w:pPr>
+      <w:r>
+        <w:rPr>
+          <w:rFonts w:ascii="Yu Gothic" w:eastAsia="Yu Gothic" w:hAnsi="Yu Gothic"/>
+        </w:rPr>
+        <w:t xml:space="preserve">署名者のハンドルネームの UTS #39 の skeleton（見分けにくい文字を代表の文字に置き換えた形）が利用者自身のハンドルネームの skeleton と一致し、鍵が違う時は「似た名前の別の署名者です」の注意を出す（G-13「確かめる」、G-24「手がかりの比較」）（2026-10-01 NRSD の要求）。</w:t>
+      </w:r>
+    </w:p>
+    <w:p>
+      <w:pPr>
+        <w:pStyle w:val="ListParagraph"/>
+        <w:keepNext/>
+        <w:keepLines/>
+        <w:numPr>
+          <w:ilvl w:val="0"/>
+          <w:numId w:val="2"/>
+        </w:numPr>
+        <w:spacing w:after="20" w:before="20" w:line="300"/>
+      </w:pPr>
+      <w:r>
+        <w:rPr>
+          <w:rFonts w:ascii="Yu Gothic" w:eastAsia="Yu Gothic" w:hAnsi="Yu Gothic"/>
+        </w:rPr>
+        <w:t xml:space="preserve">画像の個人のルートが利用者自身の（今か過去の）ルートと一致し、署名用の証明書の通し番号が変更の履歴（6。どの端末の分でも）にあれば、「あなたの以前の署名用の証明書（期間、当時の告知先アカウント）」と示す。他人の画像には履歴が無いため、証明書の SAN をそのまま示す。</w:t>
       </w:r>
     </w:p>
     <w:p>
@@ -8866,7 +7875,102 @@
         <w:rPr>
           <w:rFonts w:ascii="Yu Gothic" w:eastAsia="Yu Gothic" w:hAnsi="Yu Gothic"/>
         </w:rPr>
+        <w:t xml:space="preserve">照合の手順を公開ページに載せ（第8章 3.3「公開ページ」の「告知コードを確かめる」頁。手順の中身はそこに書く）、アプリを持たない者（閲覧者、事業者）も照合できるようにする。</w:t>
+      </w:r>
+    </w:p>
+    <w:p>
+      <w:pPr>
+        <w:pStyle w:val="Heading2"/>
+      </w:pPr>
+      <w:r>
+        <w:rPr>
+          <w:rFonts w:ascii="Yu Gothic" w:eastAsia="Yu Gothic" w:hAnsi="Yu Gothic"/>
+        </w:rPr>
+        <w:t xml:space="preserve">4.2 原本</w:t>
+      </w:r>
+    </w:p>
+    <w:p>
+      <w:pPr>
+        <w:pStyle w:val="ListParagraph"/>
+        <w:keepNext/>
+        <w:keepLines/>
+        <w:numPr>
+          <w:ilvl w:val="0"/>
+          <w:numId w:val="2"/>
+        </w:numPr>
+        <w:spacing w:after="20" w:before="20" w:line="300"/>
+      </w:pPr>
+      <w:r>
+        <w:rPr>
+          <w:rFonts w:ascii="Yu Gothic" w:eastAsia="Yu Gothic" w:hAnsi="Yu Gothic"/>
+        </w:rPr>
+        <w:t xml:space="preserve">書き出しの時に、原本の SHA-256 と PDQ を作品データに記録し、時刻証明を付ける（第3章「署名処理」）。争いの時に、記録より前から原本を持っていたことを、同じ SHA-256 のファイルを示すことで示せる。</w:t>
+      </w:r>
+    </w:p>
+    <w:p>
+      <w:pPr>
+        <w:pStyle w:val="ListParagraph"/>
+        <w:keepNext/>
+        <w:keepLines/>
+        <w:numPr>
+          <w:ilvl w:val="0"/>
+          <w:numId w:val="2"/>
+        </w:numPr>
+        <w:spacing w:after="20" w:before="20" w:line="300"/>
+      </w:pPr>
+      <w:r>
+        <w:rPr>
+          <w:rFonts w:ascii="Yu Gothic" w:eastAsia="Yu Gothic" w:hAnsi="Yu Gothic"/>
+        </w:rPr>
         <w:t xml:space="preserve">原本に当たるもの（設計計画書 1.5「用語の定義」：公開前の写真データ）：撮影者は RAW・現像前のデータ・同じ撮影回の未公開の写真。コスプレイヤーは撮影者から受け取った未公開の写真。撮影者の承認書・共同の権利の書面は原本ではなく、権利の根拠の手がかりとして別に示す（5）。販売で受け渡した画像（購入者も持つ）は原本に当たらない。</w:t>
+      </w:r>
+    </w:p>
+    <w:p>
+      <w:pPr>
+        <w:pStyle w:val="ListParagraph"/>
+        <w:keepNext/>
+        <w:keepLines/>
+        <w:numPr>
+          <w:ilvl w:val="0"/>
+          <w:numId w:val="2"/>
+        </w:numPr>
+        <w:spacing w:after="20" w:before="20" w:line="300"/>
+      </w:pPr>
+      <w:r>
+        <w:rPr>
+          <w:rFonts w:ascii="Yu Gothic" w:eastAsia="Yu Gothic" w:hAnsi="Yu Gothic"/>
+        </w:rPr>
+        <w:t xml:space="preserve">作品データに原本の場所を記録し、起動の時と控えの時に原本の存在と SHA-256 を裏で確かめる。無い・変わった原本は G-12「作品」に印を付け、同じ SHA-256 のものを端末と控えの置き場から探す。原本そのものを控えに含める選択を初回に示す（既定は含める。第8章 5.5）。現像し直しは「原本の新しい版」として作品データに追記し、元の SHA-256 も残す。両方が原本の保有の手がかりになる（2026-09-30 NRSD の要求）。</w:t>
+      </w:r>
+    </w:p>
+    <w:p>
+      <w:pPr>
+        <w:pStyle w:val="ListParagraph"/>
+        <w:keepNext w:val="false"/>
+        <w:keepLines/>
+        <w:numPr>
+          <w:ilvl w:val="0"/>
+          <w:numId w:val="2"/>
+        </w:numPr>
+        <w:spacing w:after="20" w:before="20" w:line="300"/>
+      </w:pPr>
+      <w:r>
+        <w:rPr>
+          <w:rFonts w:ascii="Yu Gothic" w:eastAsia="Yu Gothic" w:hAnsi="Yu Gothic"/>
+        </w:rPr>
+        <w:t xml:space="preserve">RAW の結び付け：書き出しの時、入力の写真と同じフォルダーに同じ基底の名前の RAW（</w:t>
+      </w:r>
+      <w:r>
+        <w:rPr>
+          <w:rFonts w:ascii="Consolas" w:eastAsia="Yu Gothic" w:hAnsi="Consolas"/>
+        </w:rPr>
+        <w:t xml:space="preserve">CR2 CR3 NEF ARW RAF ORF RW2 DNG PEF SRW</w:t>
+      </w:r>
+      <w:r>
+        <w:rPr>
+          <w:rFonts w:ascii="Yu Gothic" w:eastAsia="Yu Gothic" w:hAnsi="Yu Gothic"/>
+        </w:rPr>
+        <w:t xml:space="preserve">。カメラの DCF の対の名前）があれば、その SHA-256 と場所を作品データの「原本の新しい版」の列に「現像前」として自動で記録する（Lightroom が同名の JPEG と RAW を対として扱うのと同じ）。後からは G-12「原本を結び付ける」でファイルかフォルダーを選び、同じ基底の名前で対応付ける。RAW だけのフォルダーは第3章 2 のとおり書き出せず、「現像してから」と案内する。</w:t>
       </w:r>
     </w:p>
     <w:p>
@@ -9516,7 +8620,7 @@
     <w:p>
       <w:pPr>
         <w:pStyle w:val="ListParagraph"/>
-        <w:keepNext w:val="false"/>
+        <w:keepNext/>
         <w:keepLines/>
         <w:numPr>
           <w:ilvl w:val="0"/>
@@ -9528,18 +8632,7 @@
         <w:rPr>
           <w:rFonts w:ascii="Yu Gothic" w:eastAsia="Yu Gothic" w:hAnsi="Yu Gothic"/>
         </w:rPr>
-        <w:t xml:space="preserve">手がかりの一覧は、証拠一式（第6章）に加えて書き出せる。</w:t>
-      </w:r>
-    </w:p>
-    <w:p>
-      <w:pPr>
-        <w:pStyle w:val="Heading2"/>
-      </w:pPr>
-      <w:r>
-        <w:rPr>
-          <w:rFonts w:ascii="Yu Gothic" w:eastAsia="Yu Gothic" w:hAnsi="Yu Gothic"/>
-        </w:rPr>
-        <w:t xml:space="preserve">4.5 導入前の写真</w:t>
+        <w:t xml:space="preserve">手がかりの一覧は、証拠一式（第6章）に加えて書き出せる。単独で取り出す時の形は第6章 3.4 の報告書（TXT・PDF/A-3u）に合わせる。</w:t>
       </w:r>
     </w:p>
     <w:p>
@@ -9557,6 +8650,35 @@
         <w:rPr>
           <w:rFonts w:ascii="Yu Gothic" w:eastAsia="Yu Gothic" w:hAnsi="Yu Gothic"/>
         </w:rPr>
+        <w:t xml:space="preserve">脅威 T-1（なりすまし）：権利者を装って先に C2PA署名する、または C2PA署名を付け替える。攻撃する者：他人の写真を入手した者。狙う資産：権利性。残る破れ：防げない（第13章）</w:t>
+      </w:r>
+    </w:p>
+    <w:p>
+      <w:pPr>
+        <w:pStyle w:val="Heading2"/>
+      </w:pPr>
+      <w:r>
+        <w:rPr>
+          <w:rFonts w:ascii="Yu Gothic" w:eastAsia="Yu Gothic" w:hAnsi="Yu Gothic"/>
+        </w:rPr>
+        <w:t xml:space="preserve">4.5 導入前の写真</w:t>
+      </w:r>
+    </w:p>
+    <w:p>
+      <w:pPr>
+        <w:pStyle w:val="ListParagraph"/>
+        <w:keepNext w:val="false"/>
+        <w:keepLines/>
+        <w:numPr>
+          <w:ilvl w:val="0"/>
+          <w:numId w:val="2"/>
+        </w:numPr>
+        <w:spacing w:after="20" w:before="20" w:line="300"/>
+      </w:pPr>
+      <w:r>
+        <w:rPr>
+          <w:rFonts w:ascii="Yu Gothic" w:eastAsia="Yu Gothic" w:hAnsi="Yu Gothic"/>
+        </w:rPr>
         <w:t xml:space="preserve">本システムを使う前に公開された写真には、不可視透かし・作品データ・時刻証明がない。示せる手がかりは、原本（4.2）と、公開の事実（投稿先の日時等）に限られる。第13章「設計の検証」で破れとして宣言する。</w:t>
       </w:r>
     </w:p>
@@ -9716,7 +8838,7 @@
         <w:rPr>
           <w:rFonts w:ascii="Yu Gothic" w:eastAsia="Yu Gothic" w:hAnsi="Yu Gothic"/>
         </w:rPr>
-        <w:t xml:space="preserve">取り消し：主たる権利者は取り消し書を作り、承認を受けた者に渡す。取り消しを第三者に知らせる中央の仕組みはない（本システムは情報を集めない）。主たる権利者が告知で知らせる。期限を短く設定することを勧める（既定1年。初期値）。</w:t>
+        <w:t xml:space="preserve">取り消し：主たる権利者は取り消し書を作り、承認を受けた者に渡す。取り消しを第三者に知らせる中央の仕組みはない（本システムは情報を集めない）。主たる権利者が告知で知らせる。期限の既定は90日（初期値。旧1年（2026-09-30 NRSD の要求））とし、期限の30日前にアプリが更新の書類を自動で作り、確認済みの相手（5.5）には直接送る提案を出す。取り消し書も確認済みの相手には直接届き、届いた時点でその承認による書き出しが止まる。</w:t>
       </w:r>
     </w:p>
     <w:p>
@@ -9787,6 +8909,24 @@
     <w:p>
       <w:pPr>
         <w:pStyle w:val="ListParagraph"/>
+        <w:keepNext/>
+        <w:keepLines/>
+        <w:numPr>
+          <w:ilvl w:val="0"/>
+          <w:numId w:val="2"/>
+        </w:numPr>
+        <w:spacing w:after="20" w:before="20" w:line="300"/>
+      </w:pPr>
+      <w:r>
+        <w:rPr>
+          <w:rFonts w:ascii="Yu Gothic" w:eastAsia="Yu Gothic" w:hAnsi="Yu Gothic"/>
+        </w:rPr>
+        <w:t xml:space="preserve">撮影者と権利者本人が異なる写真の権利の帰属は、事前に撮影者と確かめるものとする（企画草案第10節）。本システムはこの確認の結果を書面として記録し、権利の帰属そのものを判定しない（設計計画書 D-3-4「受け渡し、可視署名および撮影者との権利関係は、コスプレイヤー本人が把握しているものとして作る」）。</w:t>
+      </w:r>
+    </w:p>
+    <w:p>
+      <w:pPr>
+        <w:pStyle w:val="ListParagraph"/>
         <w:keepNext w:val="false"/>
         <w:keepLines/>
         <w:numPr>
@@ -9799,7 +8939,19 @@
         <w:rPr>
           <w:rFonts w:ascii="Yu Gothic" w:eastAsia="Yu Gothic" w:hAnsi="Yu Gothic"/>
         </w:rPr>
-        <w:t xml:space="preserve">撮影者と権利者本人が異なる写真の権利の帰属は、事前に撮影者と確かめるものとする（企画草案第10節）。本システムはこの確認の結果を書面として記録し、権利の帰属そのものを判定しない（設計計画書 D-3-4「受け渡し、可視署名および撮影者との権利関係は、コスプレイヤー本人が把握しているものとして作る」）。</w:t>
+        <w:t xml:space="preserve">相手が本システムを使わない場合、書面は作れない（双方の署名が要る）。マニフェストの共同の権利者・IPTC の </w:t>
+      </w:r>
+      <w:r>
+        <w:rPr>
+          <w:rFonts w:ascii="Consolas" w:eastAsia="Yu Gothic" w:hAnsi="Consolas"/>
+        </w:rPr>
+        <w:t xml:space="preserve">dc:creator</w:t>
+      </w:r>
+      <w:r>
+        <w:rPr>
+          <w:rFonts w:ascii="Yu Gothic" w:eastAsia="Yu Gothic" w:hAnsi="Yu Gothic"/>
+        </w:rPr>
+        <w:t xml:space="preserve"> には記名せず、可視署名の自由な文字（「Photo: @xxx」）で描き込めるだけとする。G-18 に「相手が本アプリを入れれば書面を作れます」と案内する（Instagram の共同投稿が双方の承諾を要するのと同じ線）。</w:t>
       </w:r>
     </w:p>
     <w:p>
@@ -9828,7 +8980,7 @@
         <w:rPr>
           <w:rFonts w:ascii="Yu Gothic" w:eastAsia="Yu Gothic" w:hAnsi="Yu Gothic"/>
         </w:rPr>
-        <w:t xml:space="preserve">書類は1つのファイル（拡張子は本アプリ専用。例：</w:t>
+        <w:t xml:space="preserve">書類は1つのファイル（拡張子 </w:t>
       </w:r>
       <w:r>
         <w:rPr>
@@ -9840,6 +8992,18 @@
         <w:rPr>
           <w:rFonts w:ascii="Yu Gothic" w:eastAsia="Yu Gothic" w:hAnsi="Yu Gothic"/>
         </w:rPr>
+        <w:t xml:space="preserve">。名前は </w:t>
+      </w:r>
+      <w:r>
+        <w:rPr>
+          <w:rFonts w:ascii="Consolas" w:eastAsia="Yu Gothic" w:hAnsi="Consolas"/>
+        </w:rPr>
+        <w:t xml:space="preserve">&lt;kind&gt;-&lt;id&gt;.nrsdgrant</w:t>
+      </w:r>
+      <w:r>
+        <w:rPr>
+          <w:rFonts w:ascii="Yu Gothic" w:eastAsia="Yu Gothic" w:hAnsi="Yu Gothic"/>
+        </w:rPr>
         <w:t xml:space="preserve">）とし、中身は JSON（</w:t>
       </w:r>
       <w:r>
@@ -9852,7 +9016,19 @@
         <w:rPr>
           <w:rFonts w:ascii="Yu Gothic" w:eastAsia="Yu Gothic" w:hAnsi="Yu Gothic"/>
         </w:rPr>
-        <w:t xml:space="preserve">）とする。記録の電子署名（JCS で正規化し ECDSA P-256）を JSON の中の </w:t>
+        <w:t xml:space="preserve">）とする。記録の電子署名（JWS の detached。本文は JCS で正規化した JSON、</w:t>
+      </w:r>
+      <w:r>
+        <w:rPr>
+          <w:rFonts w:ascii="Consolas" w:eastAsia="Yu Gothic" w:hAnsi="Consolas"/>
+        </w:rPr>
+        <w:t xml:space="preserve">x5c</w:t>
+      </w:r>
+      <w:r>
+        <w:rPr>
+          <w:rFonts w:ascii="Yu Gothic" w:eastAsia="Yu Gothic" w:hAnsi="Yu Gothic"/>
+        </w:rPr>
+        <w:t xml:space="preserve"> に証明書の連なり。第1章 8.3）を JSON の中の </w:t>
       </w:r>
       <w:r>
         <w:rPr>
@@ -9880,10 +9056,10 @@
         </w:tblBorders>
       </w:tblPr>
       <w:tblGrid>
-        <w:gridCol w:w="1189"/>
-        <w:gridCol w:w="4210"/>
-        <w:gridCol w:w="1374"/>
-        <w:gridCol w:w="2865"/>
+        <w:gridCol w:w="1030"/>
+        <w:gridCol w:w="3523"/>
+        <w:gridCol w:w="3536"/>
+        <w:gridCol w:w="1549"/>
       </w:tblGrid>
       <w:tr>
         <w:trPr>
@@ -9892,7 +9068,7 @@
         </w:trPr>
         <w:tc>
           <w:tcPr>
-            <w:tcW w:type="dxa" w:w="1189"/>
+            <w:tcW w:type="dxa" w:w="1030"/>
             <w:tcBorders>
               <w:top w:val="single" w:color="A6B8D0" w:sz="4"/>
               <w:left w:val="single" w:color="A6B8D0" w:sz="4"/>
@@ -9927,7 +9103,7 @@
         </w:tc>
         <w:tc>
           <w:tcPr>
-            <w:tcW w:type="dxa" w:w="4210"/>
+            <w:tcW w:type="dxa" w:w="3523"/>
             <w:tcBorders>
               <w:top w:val="single" w:color="A6B8D0" w:sz="4"/>
               <w:left w:val="single" w:color="A6B8D0" w:sz="4"/>
@@ -9962,7 +9138,7 @@
         </w:tc>
         <w:tc>
           <w:tcPr>
-            <w:tcW w:type="dxa" w:w="1374"/>
+            <w:tcW w:type="dxa" w:w="3536"/>
             <w:tcBorders>
               <w:top w:val="single" w:color="A6B8D0" w:sz="4"/>
               <w:left w:val="single" w:color="A6B8D0" w:sz="4"/>
@@ -9997,7 +9173,7 @@
         </w:tc>
         <w:tc>
           <w:tcPr>
-            <w:tcW w:type="dxa" w:w="2865"/>
+            <w:tcW w:type="dxa" w:w="1549"/>
             <w:tcBorders>
               <w:top w:val="single" w:color="A6B8D0" w:sz="4"/>
               <w:left w:val="single" w:color="A6B8D0" w:sz="4"/>
@@ -10038,23 +9214,23 @@
         </w:trPr>
         <w:tc>
           <w:tcPr>
-            <w:tcW w:type="dxa" w:w="1189"/>
-            <w:tcBorders>
-              <w:top w:val="single" w:color="A6B8D0" w:sz="4"/>
-              <w:left w:val="single" w:color="A6B8D0" w:sz="4"/>
-              <w:bottom w:val="single" w:color="A6B8D0" w:sz="4"/>
-              <w:right w:val="single" w:color="A6B8D0" w:sz="4"/>
-            </w:tcBorders>
-            <w:tcMar>
-              <w:top w:type="dxa" w:w="50"/>
-              <w:left w:type="dxa" w:w="90"/>
-              <w:bottom w:type="dxa" w:w="50"/>
-              <w:right w:type="dxa" w:w="90"/>
-            </w:tcMar>
-          </w:tcPr>
-          <w:p>
-            <w:pPr>
-              <w:keepNext/>
+            <w:tcW w:type="dxa" w:w="1030"/>
+            <w:tcBorders>
+              <w:top w:val="single" w:color="A6B8D0" w:sz="4"/>
+              <w:left w:val="single" w:color="A6B8D0" w:sz="4"/>
+              <w:bottom w:val="single" w:color="A6B8D0" w:sz="4"/>
+              <w:right w:val="single" w:color="A6B8D0" w:sz="4"/>
+            </w:tcBorders>
+            <w:tcMar>
+              <w:top w:type="dxa" w:w="50"/>
+              <w:left w:type="dxa" w:w="90"/>
+              <w:bottom w:type="dxa" w:w="50"/>
+              <w:right w:type="dxa" w:w="90"/>
+            </w:tcMar>
+          </w:tcPr>
+          <w:p>
+            <w:pPr>
+              <w:keepNext w:val="false"/>
               <w:keepLines/>
               <w:spacing w:after="0" w:before="0" w:line="280"/>
             </w:pPr>
@@ -10072,23 +9248,23 @@
         </w:tc>
         <w:tc>
           <w:tcPr>
-            <w:tcW w:type="dxa" w:w="4210"/>
-            <w:tcBorders>
-              <w:top w:val="single" w:color="A6B8D0" w:sz="4"/>
-              <w:left w:val="single" w:color="A6B8D0" w:sz="4"/>
-              <w:bottom w:val="single" w:color="A6B8D0" w:sz="4"/>
-              <w:right w:val="single" w:color="A6B8D0" w:sz="4"/>
-            </w:tcBorders>
-            <w:tcMar>
-              <w:top w:type="dxa" w:w="50"/>
-              <w:left w:type="dxa" w:w="90"/>
-              <w:bottom w:type="dxa" w:w="50"/>
-              <w:right w:type="dxa" w:w="90"/>
-            </w:tcMar>
-          </w:tcPr>
-          <w:p>
-            <w:pPr>
-              <w:keepNext/>
+            <w:tcW w:type="dxa" w:w="3523"/>
+            <w:tcBorders>
+              <w:top w:val="single" w:color="A6B8D0" w:sz="4"/>
+              <w:left w:val="single" w:color="A6B8D0" w:sz="4"/>
+              <w:bottom w:val="single" w:color="A6B8D0" w:sz="4"/>
+              <w:right w:val="single" w:color="A6B8D0" w:sz="4"/>
+            </w:tcBorders>
+            <w:tcMar>
+              <w:top w:type="dxa" w:w="50"/>
+              <w:left w:type="dxa" w:w="90"/>
+              <w:bottom w:type="dxa" w:w="50"/>
+              <w:right w:type="dxa" w:w="90"/>
+            </w:tcMar>
+          </w:tcPr>
+          <w:p>
+            <w:pPr>
+              <w:keepNext w:val="false"/>
               <w:keepLines/>
               <w:spacing w:after="0" w:before="0" w:line="280"/>
             </w:pPr>
@@ -10106,23 +9282,23 @@
         </w:tc>
         <w:tc>
           <w:tcPr>
-            <w:tcW w:type="dxa" w:w="1374"/>
-            <w:tcBorders>
-              <w:top w:val="single" w:color="A6B8D0" w:sz="4"/>
-              <w:left w:val="single" w:color="A6B8D0" w:sz="4"/>
-              <w:bottom w:val="single" w:color="A6B8D0" w:sz="4"/>
-              <w:right w:val="single" w:color="A6B8D0" w:sz="4"/>
-            </w:tcBorders>
-            <w:tcMar>
-              <w:top w:type="dxa" w:w="50"/>
-              <w:left w:type="dxa" w:w="90"/>
-              <w:bottom w:type="dxa" w:w="50"/>
-              <w:right w:type="dxa" w:w="90"/>
-            </w:tcMar>
-          </w:tcPr>
-          <w:p>
-            <w:pPr>
-              <w:keepNext/>
+            <w:tcW w:type="dxa" w:w="3536"/>
+            <w:tcBorders>
+              <w:top w:val="single" w:color="A6B8D0" w:sz="4"/>
+              <w:left w:val="single" w:color="A6B8D0" w:sz="4"/>
+              <w:bottom w:val="single" w:color="A6B8D0" w:sz="4"/>
+              <w:right w:val="single" w:color="A6B8D0" w:sz="4"/>
+            </w:tcBorders>
+            <w:tcMar>
+              <w:top w:type="dxa" w:w="50"/>
+              <w:left w:type="dxa" w:w="90"/>
+              <w:bottom w:type="dxa" w:w="50"/>
+              <w:right w:type="dxa" w:w="90"/>
+            </w:tcMar>
+          </w:tcPr>
+          <w:p>
+            <w:pPr>
+              <w:keepNext w:val="false"/>
               <w:keepLines/>
               <w:spacing w:after="0" w:before="0" w:line="280"/>
             </w:pPr>
@@ -10140,23 +9316,23 @@
         </w:tc>
         <w:tc>
           <w:tcPr>
-            <w:tcW w:type="dxa" w:w="2865"/>
-            <w:tcBorders>
-              <w:top w:val="single" w:color="A6B8D0" w:sz="4"/>
-              <w:left w:val="single" w:color="A6B8D0" w:sz="4"/>
-              <w:bottom w:val="single" w:color="A6B8D0" w:sz="4"/>
-              <w:right w:val="single" w:color="A6B8D0" w:sz="4"/>
-            </w:tcBorders>
-            <w:tcMar>
-              <w:top w:type="dxa" w:w="50"/>
-              <w:left w:type="dxa" w:w="90"/>
-              <w:bottom w:type="dxa" w:w="50"/>
-              <w:right w:type="dxa" w:w="90"/>
-            </w:tcMar>
-          </w:tcPr>
-          <w:p>
-            <w:pPr>
-              <w:keepNext/>
+            <w:tcW w:type="dxa" w:w="1549"/>
+            <w:tcBorders>
+              <w:top w:val="single" w:color="A6B8D0" w:sz="4"/>
+              <w:left w:val="single" w:color="A6B8D0" w:sz="4"/>
+              <w:bottom w:val="single" w:color="A6B8D0" w:sz="4"/>
+              <w:right w:val="single" w:color="A6B8D0" w:sz="4"/>
+            </w:tcBorders>
+            <w:tcMar>
+              <w:top w:type="dxa" w:w="50"/>
+              <w:left w:type="dxa" w:w="90"/>
+              <w:bottom w:type="dxa" w:w="50"/>
+              <w:right w:type="dxa" w:w="90"/>
+            </w:tcMar>
+          </w:tcPr>
+          <w:p>
+            <w:pPr>
+              <w:keepNext w:val="false"/>
               <w:keepLines/>
               <w:spacing w:after="0" w:before="0" w:line="280"/>
             </w:pPr>
@@ -10180,23 +9356,23 @@
         </w:trPr>
         <w:tc>
           <w:tcPr>
-            <w:tcW w:type="dxa" w:w="1189"/>
-            <w:tcBorders>
-              <w:top w:val="single" w:color="A6B8D0" w:sz="4"/>
-              <w:left w:val="single" w:color="A6B8D0" w:sz="4"/>
-              <w:bottom w:val="single" w:color="A6B8D0" w:sz="4"/>
-              <w:right w:val="single" w:color="A6B8D0" w:sz="4"/>
-            </w:tcBorders>
-            <w:tcMar>
-              <w:top w:type="dxa" w:w="50"/>
-              <w:left w:type="dxa" w:w="90"/>
-              <w:bottom w:type="dxa" w:w="50"/>
-              <w:right w:type="dxa" w:w="90"/>
-            </w:tcMar>
-          </w:tcPr>
-          <w:p>
-            <w:pPr>
-              <w:keepNext/>
+            <w:tcW w:type="dxa" w:w="1030"/>
+            <w:tcBorders>
+              <w:top w:val="single" w:color="A6B8D0" w:sz="4"/>
+              <w:left w:val="single" w:color="A6B8D0" w:sz="4"/>
+              <w:bottom w:val="single" w:color="A6B8D0" w:sz="4"/>
+              <w:right w:val="single" w:color="A6B8D0" w:sz="4"/>
+            </w:tcBorders>
+            <w:tcMar>
+              <w:top w:type="dxa" w:w="50"/>
+              <w:left w:type="dxa" w:w="90"/>
+              <w:bottom w:type="dxa" w:w="50"/>
+              <w:right w:type="dxa" w:w="90"/>
+            </w:tcMar>
+          </w:tcPr>
+          <w:p>
+            <w:pPr>
+              <w:keepNext w:val="false"/>
               <w:keepLines/>
               <w:spacing w:after="0" w:before="0" w:line="280"/>
             </w:pPr>
@@ -10214,23 +9390,23 @@
         </w:tc>
         <w:tc>
           <w:tcPr>
-            <w:tcW w:type="dxa" w:w="4210"/>
-            <w:tcBorders>
-              <w:top w:val="single" w:color="A6B8D0" w:sz="4"/>
-              <w:left w:val="single" w:color="A6B8D0" w:sz="4"/>
-              <w:bottom w:val="single" w:color="A6B8D0" w:sz="4"/>
-              <w:right w:val="single" w:color="A6B8D0" w:sz="4"/>
-            </w:tcBorders>
-            <w:tcMar>
-              <w:top w:type="dxa" w:w="50"/>
-              <w:left w:type="dxa" w:w="90"/>
-              <w:bottom w:type="dxa" w:w="50"/>
-              <w:right w:type="dxa" w:w="90"/>
-            </w:tcMar>
-          </w:tcPr>
-          <w:p>
-            <w:pPr>
-              <w:keepNext/>
+            <w:tcW w:type="dxa" w:w="3523"/>
+            <w:tcBorders>
+              <w:top w:val="single" w:color="A6B8D0" w:sz="4"/>
+              <w:left w:val="single" w:color="A6B8D0" w:sz="4"/>
+              <w:bottom w:val="single" w:color="A6B8D0" w:sz="4"/>
+              <w:right w:val="single" w:color="A6B8D0" w:sz="4"/>
+            </w:tcBorders>
+            <w:tcMar>
+              <w:top w:type="dxa" w:w="50"/>
+              <w:left w:type="dxa" w:w="90"/>
+              <w:bottom w:type="dxa" w:w="50"/>
+              <w:right w:type="dxa" w:w="90"/>
+            </w:tcMar>
+          </w:tcPr>
+          <w:p>
+            <w:pPr>
+              <w:keepNext w:val="false"/>
               <w:keepLines/>
               <w:spacing w:after="0" w:before="0" w:line="280"/>
             </w:pPr>
@@ -10248,23 +9424,23 @@
         </w:tc>
         <w:tc>
           <w:tcPr>
-            <w:tcW w:type="dxa" w:w="1374"/>
-            <w:tcBorders>
-              <w:top w:val="single" w:color="A6B8D0" w:sz="4"/>
-              <w:left w:val="single" w:color="A6B8D0" w:sz="4"/>
-              <w:bottom w:val="single" w:color="A6B8D0" w:sz="4"/>
-              <w:right w:val="single" w:color="A6B8D0" w:sz="4"/>
-            </w:tcBorders>
-            <w:tcMar>
-              <w:top w:type="dxa" w:w="50"/>
-              <w:left w:type="dxa" w:w="90"/>
-              <w:bottom w:type="dxa" w:w="50"/>
-              <w:right w:type="dxa" w:w="90"/>
-            </w:tcMar>
-          </w:tcPr>
-          <w:p>
-            <w:pPr>
-              <w:keepNext/>
+            <w:tcW w:type="dxa" w:w="3536"/>
+            <w:tcBorders>
+              <w:top w:val="single" w:color="A6B8D0" w:sz="4"/>
+              <w:left w:val="single" w:color="A6B8D0" w:sz="4"/>
+              <w:bottom w:val="single" w:color="A6B8D0" w:sz="4"/>
+              <w:right w:val="single" w:color="A6B8D0" w:sz="4"/>
+            </w:tcBorders>
+            <w:tcMar>
+              <w:top w:type="dxa" w:w="50"/>
+              <w:left w:type="dxa" w:w="90"/>
+              <w:bottom w:type="dxa" w:w="50"/>
+              <w:right w:type="dxa" w:w="90"/>
+            </w:tcMar>
+          </w:tcPr>
+          <w:p>
+            <w:pPr>
+              <w:keepNext w:val="false"/>
               <w:keepLines/>
               <w:spacing w:after="0" w:before="0" w:line="280"/>
             </w:pPr>
@@ -10282,23 +9458,23 @@
         </w:tc>
         <w:tc>
           <w:tcPr>
-            <w:tcW w:type="dxa" w:w="2865"/>
-            <w:tcBorders>
-              <w:top w:val="single" w:color="A6B8D0" w:sz="4"/>
-              <w:left w:val="single" w:color="A6B8D0" w:sz="4"/>
-              <w:bottom w:val="single" w:color="A6B8D0" w:sz="4"/>
-              <w:right w:val="single" w:color="A6B8D0" w:sz="4"/>
-            </w:tcBorders>
-            <w:tcMar>
-              <w:top w:type="dxa" w:w="50"/>
-              <w:left w:type="dxa" w:w="90"/>
-              <w:bottom w:type="dxa" w:w="50"/>
-              <w:right w:type="dxa" w:w="90"/>
-            </w:tcMar>
-          </w:tcPr>
-          <w:p>
-            <w:pPr>
-              <w:keepNext/>
+            <w:tcW w:type="dxa" w:w="1549"/>
+            <w:tcBorders>
+              <w:top w:val="single" w:color="A6B8D0" w:sz="4"/>
+              <w:left w:val="single" w:color="A6B8D0" w:sz="4"/>
+              <w:bottom w:val="single" w:color="A6B8D0" w:sz="4"/>
+              <w:right w:val="single" w:color="A6B8D0" w:sz="4"/>
+            </w:tcBorders>
+            <w:tcMar>
+              <w:top w:type="dxa" w:w="50"/>
+              <w:left w:type="dxa" w:w="90"/>
+              <w:bottom w:type="dxa" w:w="50"/>
+              <w:right w:type="dxa" w:w="90"/>
+            </w:tcMar>
+          </w:tcPr>
+          <w:p>
+            <w:pPr>
+              <w:keepNext w:val="false"/>
               <w:keepLines/>
               <w:spacing w:after="0" w:before="0" w:line="280"/>
             </w:pPr>
@@ -10322,23 +9498,23 @@
         </w:trPr>
         <w:tc>
           <w:tcPr>
-            <w:tcW w:type="dxa" w:w="1189"/>
-            <w:tcBorders>
-              <w:top w:val="single" w:color="A6B8D0" w:sz="4"/>
-              <w:left w:val="single" w:color="A6B8D0" w:sz="4"/>
-              <w:bottom w:val="single" w:color="A6B8D0" w:sz="4"/>
-              <w:right w:val="single" w:color="A6B8D0" w:sz="4"/>
-            </w:tcBorders>
-            <w:tcMar>
-              <w:top w:type="dxa" w:w="50"/>
-              <w:left w:type="dxa" w:w="90"/>
-              <w:bottom w:type="dxa" w:w="50"/>
-              <w:right w:type="dxa" w:w="90"/>
-            </w:tcMar>
-          </w:tcPr>
-          <w:p>
-            <w:pPr>
-              <w:keepNext/>
+            <w:tcW w:type="dxa" w:w="1030"/>
+            <w:tcBorders>
+              <w:top w:val="single" w:color="A6B8D0" w:sz="4"/>
+              <w:left w:val="single" w:color="A6B8D0" w:sz="4"/>
+              <w:bottom w:val="single" w:color="A6B8D0" w:sz="4"/>
+              <w:right w:val="single" w:color="A6B8D0" w:sz="4"/>
+            </w:tcBorders>
+            <w:tcMar>
+              <w:top w:type="dxa" w:w="50"/>
+              <w:left w:type="dxa" w:w="90"/>
+              <w:bottom w:type="dxa" w:w="50"/>
+              <w:right w:type="dxa" w:w="90"/>
+            </w:tcMar>
+          </w:tcPr>
+          <w:p>
+            <w:pPr>
+              <w:keepNext w:val="false"/>
               <w:keepLines/>
               <w:spacing w:after="0" w:before="0" w:line="280"/>
             </w:pPr>
@@ -10356,23 +9532,23 @@
         </w:tc>
         <w:tc>
           <w:tcPr>
-            <w:tcW w:type="dxa" w:w="4210"/>
-            <w:tcBorders>
-              <w:top w:val="single" w:color="A6B8D0" w:sz="4"/>
-              <w:left w:val="single" w:color="A6B8D0" w:sz="4"/>
-              <w:bottom w:val="single" w:color="A6B8D0" w:sz="4"/>
-              <w:right w:val="single" w:color="A6B8D0" w:sz="4"/>
-            </w:tcBorders>
-            <w:tcMar>
-              <w:top w:type="dxa" w:w="50"/>
-              <w:left w:type="dxa" w:w="90"/>
-              <w:bottom w:type="dxa" w:w="50"/>
-              <w:right w:type="dxa" w:w="90"/>
-            </w:tcMar>
-          </w:tcPr>
-          <w:p>
-            <w:pPr>
-              <w:keepNext/>
+            <w:tcW w:type="dxa" w:w="3523"/>
+            <w:tcBorders>
+              <w:top w:val="single" w:color="A6B8D0" w:sz="4"/>
+              <w:left w:val="single" w:color="A6B8D0" w:sz="4"/>
+              <w:bottom w:val="single" w:color="A6B8D0" w:sz="4"/>
+              <w:right w:val="single" w:color="A6B8D0" w:sz="4"/>
+            </w:tcBorders>
+            <w:tcMar>
+              <w:top w:type="dxa" w:w="50"/>
+              <w:left w:type="dxa" w:w="90"/>
+              <w:bottom w:type="dxa" w:w="50"/>
+              <w:right w:type="dxa" w:w="90"/>
+            </w:tcMar>
+          </w:tcPr>
+          <w:p>
+            <w:pPr>
+              <w:keepNext w:val="false"/>
               <w:keepLines/>
               <w:spacing w:after="0" w:before="0" w:line="280"/>
             </w:pPr>
@@ -10390,23 +9566,23 @@
         </w:tc>
         <w:tc>
           <w:tcPr>
-            <w:tcW w:type="dxa" w:w="1374"/>
-            <w:tcBorders>
-              <w:top w:val="single" w:color="A6B8D0" w:sz="4"/>
-              <w:left w:val="single" w:color="A6B8D0" w:sz="4"/>
-              <w:bottom w:val="single" w:color="A6B8D0" w:sz="4"/>
-              <w:right w:val="single" w:color="A6B8D0" w:sz="4"/>
-            </w:tcBorders>
-            <w:tcMar>
-              <w:top w:type="dxa" w:w="50"/>
-              <w:left w:type="dxa" w:w="90"/>
-              <w:bottom w:type="dxa" w:w="50"/>
-              <w:right w:type="dxa" w:w="90"/>
-            </w:tcMar>
-          </w:tcPr>
-          <w:p>
-            <w:pPr>
-              <w:keepNext/>
+            <w:tcW w:type="dxa" w:w="3536"/>
+            <w:tcBorders>
+              <w:top w:val="single" w:color="A6B8D0" w:sz="4"/>
+              <w:left w:val="single" w:color="A6B8D0" w:sz="4"/>
+              <w:bottom w:val="single" w:color="A6B8D0" w:sz="4"/>
+              <w:right w:val="single" w:color="A6B8D0" w:sz="4"/>
+            </w:tcBorders>
+            <w:tcMar>
+              <w:top w:type="dxa" w:w="50"/>
+              <w:left w:type="dxa" w:w="90"/>
+              <w:bottom w:type="dxa" w:w="50"/>
+              <w:right w:type="dxa" w:w="90"/>
+            </w:tcMar>
+          </w:tcPr>
+          <w:p>
+            <w:pPr>
+              <w:keepNext w:val="false"/>
               <w:keepLines/>
               <w:spacing w:after="0" w:before="0" w:line="280"/>
             </w:pPr>
@@ -10424,23 +9600,23 @@
         </w:tc>
         <w:tc>
           <w:tcPr>
-            <w:tcW w:type="dxa" w:w="2865"/>
-            <w:tcBorders>
-              <w:top w:val="single" w:color="A6B8D0" w:sz="4"/>
-              <w:left w:val="single" w:color="A6B8D0" w:sz="4"/>
-              <w:bottom w:val="single" w:color="A6B8D0" w:sz="4"/>
-              <w:right w:val="single" w:color="A6B8D0" w:sz="4"/>
-            </w:tcBorders>
-            <w:tcMar>
-              <w:top w:type="dxa" w:w="50"/>
-              <w:left w:type="dxa" w:w="90"/>
-              <w:bottom w:type="dxa" w:w="50"/>
-              <w:right w:type="dxa" w:w="90"/>
-            </w:tcMar>
-          </w:tcPr>
-          <w:p>
-            <w:pPr>
-              <w:keepNext/>
+            <w:tcW w:type="dxa" w:w="1549"/>
+            <w:tcBorders>
+              <w:top w:val="single" w:color="A6B8D0" w:sz="4"/>
+              <w:left w:val="single" w:color="A6B8D0" w:sz="4"/>
+              <w:bottom w:val="single" w:color="A6B8D0" w:sz="4"/>
+              <w:right w:val="single" w:color="A6B8D0" w:sz="4"/>
+            </w:tcBorders>
+            <w:tcMar>
+              <w:top w:type="dxa" w:w="50"/>
+              <w:left w:type="dxa" w:w="90"/>
+              <w:bottom w:type="dxa" w:w="50"/>
+              <w:right w:type="dxa" w:w="90"/>
+            </w:tcMar>
+          </w:tcPr>
+          <w:p>
+            <w:pPr>
+              <w:keepNext w:val="false"/>
               <w:keepLines/>
               <w:spacing w:after="0" w:before="0" w:line="280"/>
             </w:pPr>
@@ -10464,23 +9640,23 @@
         </w:trPr>
         <w:tc>
           <w:tcPr>
-            <w:tcW w:type="dxa" w:w="1189"/>
-            <w:tcBorders>
-              <w:top w:val="single" w:color="A6B8D0" w:sz="4"/>
-              <w:left w:val="single" w:color="A6B8D0" w:sz="4"/>
-              <w:bottom w:val="single" w:color="A6B8D0" w:sz="4"/>
-              <w:right w:val="single" w:color="A6B8D0" w:sz="4"/>
-            </w:tcBorders>
-            <w:tcMar>
-              <w:top w:type="dxa" w:w="50"/>
-              <w:left w:type="dxa" w:w="90"/>
-              <w:bottom w:type="dxa" w:w="50"/>
-              <w:right w:type="dxa" w:w="90"/>
-            </w:tcMar>
-          </w:tcPr>
-          <w:p>
-            <w:pPr>
-              <w:keepNext/>
+            <w:tcW w:type="dxa" w:w="1030"/>
+            <w:tcBorders>
+              <w:top w:val="single" w:color="A6B8D0" w:sz="4"/>
+              <w:left w:val="single" w:color="A6B8D0" w:sz="4"/>
+              <w:bottom w:val="single" w:color="A6B8D0" w:sz="4"/>
+              <w:right w:val="single" w:color="A6B8D0" w:sz="4"/>
+            </w:tcBorders>
+            <w:tcMar>
+              <w:top w:type="dxa" w:w="50"/>
+              <w:left w:type="dxa" w:w="90"/>
+              <w:bottom w:type="dxa" w:w="50"/>
+              <w:right w:type="dxa" w:w="90"/>
+            </w:tcMar>
+          </w:tcPr>
+          <w:p>
+            <w:pPr>
+              <w:keepNext w:val="false"/>
               <w:keepLines/>
               <w:spacing w:after="0" w:before="0" w:line="280"/>
             </w:pPr>
@@ -10498,23 +9674,23 @@
         </w:tc>
         <w:tc>
           <w:tcPr>
-            <w:tcW w:type="dxa" w:w="4210"/>
-            <w:tcBorders>
-              <w:top w:val="single" w:color="A6B8D0" w:sz="4"/>
-              <w:left w:val="single" w:color="A6B8D0" w:sz="4"/>
-              <w:bottom w:val="single" w:color="A6B8D0" w:sz="4"/>
-              <w:right w:val="single" w:color="A6B8D0" w:sz="4"/>
-            </w:tcBorders>
-            <w:tcMar>
-              <w:top w:type="dxa" w:w="50"/>
-              <w:left w:type="dxa" w:w="90"/>
-              <w:bottom w:type="dxa" w:w="50"/>
-              <w:right w:type="dxa" w:w="90"/>
-            </w:tcMar>
-          </w:tcPr>
-          <w:p>
-            <w:pPr>
-              <w:keepNext/>
+            <w:tcW w:type="dxa" w:w="3523"/>
+            <w:tcBorders>
+              <w:top w:val="single" w:color="A6B8D0" w:sz="4"/>
+              <w:left w:val="single" w:color="A6B8D0" w:sz="4"/>
+              <w:bottom w:val="single" w:color="A6B8D0" w:sz="4"/>
+              <w:right w:val="single" w:color="A6B8D0" w:sz="4"/>
+            </w:tcBorders>
+            <w:tcMar>
+              <w:top w:type="dxa" w:w="50"/>
+              <w:left w:type="dxa" w:w="90"/>
+              <w:bottom w:type="dxa" w:w="50"/>
+              <w:right w:type="dxa" w:w="90"/>
+            </w:tcMar>
+          </w:tcPr>
+          <w:p>
+            <w:pPr>
+              <w:keepNext w:val="false"/>
               <w:keepLines/>
               <w:spacing w:after="0" w:before="0" w:line="280"/>
             </w:pPr>
@@ -10532,35 +9708,35 @@
         </w:tc>
         <w:tc>
           <w:tcPr>
-            <w:tcW w:type="dxa" w:w="1374"/>
-            <w:tcBorders>
-              <w:top w:val="single" w:color="A6B8D0" w:sz="4"/>
-              <w:left w:val="single" w:color="A6B8D0" w:sz="4"/>
-              <w:bottom w:val="single" w:color="A6B8D0" w:sz="4"/>
-              <w:right w:val="single" w:color="A6B8D0" w:sz="4"/>
-            </w:tcBorders>
-            <w:tcMar>
-              <w:top w:type="dxa" w:w="50"/>
-              <w:left w:type="dxa" w:w="90"/>
-              <w:bottom w:type="dxa" w:w="50"/>
-              <w:right w:type="dxa" w:w="90"/>
-            </w:tcMar>
-          </w:tcPr>
-          <w:p>
-            <w:pPr>
-              <w:keepNext/>
-              <w:keepLines/>
-              <w:spacing w:after="0" w:before="0" w:line="280"/>
-            </w:pPr>
-            <w:r>
-              <w:rPr>
-                <w:rFonts w:ascii="Yu Gothic" w:eastAsia="Yu Gothic" w:hAnsi="Yu Gothic"/>
-                <w:b w:val="false"/>
-                <w:bCs w:val="false"/>
-                <w:sz w:val="18"/>
-                <w:szCs w:val="18"/>
-              </w:rPr>
-              <w:t xml:space="preserve">取り消す承認書の </w:t>
+            <w:tcW w:type="dxa" w:w="3536"/>
+            <w:tcBorders>
+              <w:top w:val="single" w:color="A6B8D0" w:sz="4"/>
+              <w:left w:val="single" w:color="A6B8D0" w:sz="4"/>
+              <w:bottom w:val="single" w:color="A6B8D0" w:sz="4"/>
+              <w:right w:val="single" w:color="A6B8D0" w:sz="4"/>
+            </w:tcBorders>
+            <w:tcMar>
+              <w:top w:type="dxa" w:w="50"/>
+              <w:left w:type="dxa" w:w="90"/>
+              <w:bottom w:type="dxa" w:w="50"/>
+              <w:right w:type="dxa" w:w="90"/>
+            </w:tcMar>
+          </w:tcPr>
+          <w:p>
+            <w:pPr>
+              <w:keepNext w:val="false"/>
+              <w:keepLines/>
+              <w:spacing w:after="0" w:before="0" w:line="280"/>
+            </w:pPr>
+            <w:r>
+              <w:rPr>
+                <w:rFonts w:ascii="Yu Gothic" w:eastAsia="Yu Gothic" w:hAnsi="Yu Gothic"/>
+                <w:b w:val="false"/>
+                <w:bCs w:val="false"/>
+                <w:sz w:val="18"/>
+                <w:szCs w:val="18"/>
+              </w:rPr>
+              <w:t xml:space="preserve">取り消す承認書、または共同の権利の書面の </w:t>
             </w:r>
             <w:r>
               <w:rPr>
@@ -10572,27 +9748,37 @@
               </w:rPr>
               <w:t xml:space="preserve">id</w:t>
             </w:r>
-          </w:p>
-        </w:tc>
-        <w:tc>
-          <w:tcPr>
-            <w:tcW w:type="dxa" w:w="2865"/>
-            <w:tcBorders>
-              <w:top w:val="single" w:color="A6B8D0" w:sz="4"/>
-              <w:left w:val="single" w:color="A6B8D0" w:sz="4"/>
-              <w:bottom w:val="single" w:color="A6B8D0" w:sz="4"/>
-              <w:right w:val="single" w:color="A6B8D0" w:sz="4"/>
-            </w:tcBorders>
-            <w:tcMar>
-              <w:top w:type="dxa" w:w="50"/>
-              <w:left w:type="dxa" w:w="90"/>
-              <w:bottom w:type="dxa" w:w="50"/>
-              <w:right w:type="dxa" w:w="90"/>
-            </w:tcMar>
-          </w:tcPr>
-          <w:p>
-            <w:pPr>
-              <w:keepNext/>
+            <w:r>
+              <w:rPr>
+                <w:rFonts w:ascii="Yu Gothic" w:eastAsia="Yu Gothic" w:hAnsi="Yu Gothic"/>
+                <w:b w:val="false"/>
+                <w:bCs w:val="false"/>
+                <w:sz w:val="18"/>
+                <w:szCs w:val="18"/>
+              </w:rPr>
+              <w:t xml:space="preserve">（共同の権利の書面はどちらの当事者からでも終わらせられる。以後の書き出しに相手を記名せず、過去の出力は変えない。PGP の失効と同じ）</w:t>
+            </w:r>
+          </w:p>
+        </w:tc>
+        <w:tc>
+          <w:tcPr>
+            <w:tcW w:type="dxa" w:w="1549"/>
+            <w:tcBorders>
+              <w:top w:val="single" w:color="A6B8D0" w:sz="4"/>
+              <w:left w:val="single" w:color="A6B8D0" w:sz="4"/>
+              <w:bottom w:val="single" w:color="A6B8D0" w:sz="4"/>
+              <w:right w:val="single" w:color="A6B8D0" w:sz="4"/>
+            </w:tcBorders>
+            <w:tcMar>
+              <w:top w:type="dxa" w:w="50"/>
+              <w:left w:type="dxa" w:w="90"/>
+              <w:bottom w:type="dxa" w:w="50"/>
+              <w:right w:type="dxa" w:w="90"/>
+            </w:tcMar>
+          </w:tcPr>
+          <w:p>
+            <w:pPr>
+              <w:keepNext w:val="false"/>
               <w:keepLines/>
               <w:spacing w:after="0" w:before="0" w:line="280"/>
             </w:pPr>
@@ -10616,23 +9802,23 @@
         </w:trPr>
         <w:tc>
           <w:tcPr>
-            <w:tcW w:type="dxa" w:w="1189"/>
-            <w:tcBorders>
-              <w:top w:val="single" w:color="A6B8D0" w:sz="4"/>
-              <w:left w:val="single" w:color="A6B8D0" w:sz="4"/>
-              <w:bottom w:val="single" w:color="A6B8D0" w:sz="4"/>
-              <w:right w:val="single" w:color="A6B8D0" w:sz="4"/>
-            </w:tcBorders>
-            <w:tcMar>
-              <w:top w:type="dxa" w:w="50"/>
-              <w:left w:type="dxa" w:w="90"/>
-              <w:bottom w:type="dxa" w:w="50"/>
-              <w:right w:type="dxa" w:w="90"/>
-            </w:tcMar>
-          </w:tcPr>
-          <w:p>
-            <w:pPr>
-              <w:keepNext/>
+            <w:tcW w:type="dxa" w:w="1030"/>
+            <w:tcBorders>
+              <w:top w:val="single" w:color="A6B8D0" w:sz="4"/>
+              <w:left w:val="single" w:color="A6B8D0" w:sz="4"/>
+              <w:bottom w:val="single" w:color="A6B8D0" w:sz="4"/>
+              <w:right w:val="single" w:color="A6B8D0" w:sz="4"/>
+            </w:tcBorders>
+            <w:tcMar>
+              <w:top w:type="dxa" w:w="50"/>
+              <w:left w:type="dxa" w:w="90"/>
+              <w:bottom w:type="dxa" w:w="50"/>
+              <w:right w:type="dxa" w:w="90"/>
+            </w:tcMar>
+          </w:tcPr>
+          <w:p>
+            <w:pPr>
+              <w:keepNext w:val="false"/>
               <w:keepLines/>
               <w:spacing w:after="0" w:before="0" w:line="280"/>
             </w:pPr>
@@ -10650,57 +9836,57 @@
         </w:tc>
         <w:tc>
           <w:tcPr>
-            <w:tcW w:type="dxa" w:w="4210"/>
-            <w:tcBorders>
-              <w:top w:val="single" w:color="A6B8D0" w:sz="4"/>
-              <w:left w:val="single" w:color="A6B8D0" w:sz="4"/>
-              <w:bottom w:val="single" w:color="A6B8D0" w:sz="4"/>
-              <w:right w:val="single" w:color="A6B8D0" w:sz="4"/>
-            </w:tcBorders>
-            <w:tcMar>
-              <w:top w:type="dxa" w:w="50"/>
-              <w:left w:type="dxa" w:w="90"/>
-              <w:bottom w:type="dxa" w:w="50"/>
-              <w:right w:type="dxa" w:w="90"/>
-            </w:tcMar>
-          </w:tcPr>
-          <w:p>
-            <w:pPr>
-              <w:keepNext/>
-              <w:keepLines/>
-              <w:spacing w:after="0" w:before="0" w:line="280"/>
-            </w:pPr>
-            <w:r>
-              <w:rPr>
-                <w:rFonts w:ascii="Yu Gothic" w:eastAsia="Yu Gothic" w:hAnsi="Yu Gothic"/>
-                <w:b w:val="false"/>
-                <w:bCs w:val="false"/>
-                <w:sz w:val="18"/>
-                <w:szCs w:val="18"/>
-              </w:rPr>
-              <w:t xml:space="preserve">全作品、または撮影の名前・期間で限る</w:t>
-            </w:r>
-          </w:p>
-        </w:tc>
-        <w:tc>
-          <w:tcPr>
-            <w:tcW w:type="dxa" w:w="1374"/>
-            <w:tcBorders>
-              <w:top w:val="single" w:color="A6B8D0" w:sz="4"/>
-              <w:left w:val="single" w:color="A6B8D0" w:sz="4"/>
-              <w:bottom w:val="single" w:color="A6B8D0" w:sz="4"/>
-              <w:right w:val="single" w:color="A6B8D0" w:sz="4"/>
-            </w:tcBorders>
-            <w:tcMar>
-              <w:top w:type="dxa" w:w="50"/>
-              <w:left w:type="dxa" w:w="90"/>
-              <w:bottom w:type="dxa" w:w="50"/>
-              <w:right w:type="dxa" w:w="90"/>
-            </w:tcMar>
-          </w:tcPr>
-          <w:p>
-            <w:pPr>
-              <w:keepNext/>
+            <w:tcW w:type="dxa" w:w="3523"/>
+            <w:tcBorders>
+              <w:top w:val="single" w:color="A6B8D0" w:sz="4"/>
+              <w:left w:val="single" w:color="A6B8D0" w:sz="4"/>
+              <w:bottom w:val="single" w:color="A6B8D0" w:sz="4"/>
+              <w:right w:val="single" w:color="A6B8D0" w:sz="4"/>
+            </w:tcBorders>
+            <w:tcMar>
+              <w:top w:type="dxa" w:w="50"/>
+              <w:left w:type="dxa" w:w="90"/>
+              <w:bottom w:type="dxa" w:w="50"/>
+              <w:right w:type="dxa" w:w="90"/>
+            </w:tcMar>
+          </w:tcPr>
+          <w:p>
+            <w:pPr>
+              <w:keepNext w:val="false"/>
+              <w:keepLines/>
+              <w:spacing w:after="0" w:before="0" w:line="280"/>
+            </w:pPr>
+            <w:r>
+              <w:rPr>
+                <w:rFonts w:ascii="Yu Gothic" w:eastAsia="Yu Gothic" w:hAnsi="Yu Gothic"/>
+                <w:b w:val="false"/>
+                <w:bCs w:val="false"/>
+                <w:sz w:val="18"/>
+                <w:szCs w:val="18"/>
+              </w:rPr>
+              <w:t xml:space="preserve">全作品、または撮影の名前・期間で限る（撮影の名前は NFC・前後の空白を除いた、大文字小文字を区別しない完全一致）</w:t>
+            </w:r>
+          </w:p>
+        </w:tc>
+        <w:tc>
+          <w:tcPr>
+            <w:tcW w:type="dxa" w:w="3536"/>
+            <w:tcBorders>
+              <w:top w:val="single" w:color="A6B8D0" w:sz="4"/>
+              <w:left w:val="single" w:color="A6B8D0" w:sz="4"/>
+              <w:bottom w:val="single" w:color="A6B8D0" w:sz="4"/>
+              <w:right w:val="single" w:color="A6B8D0" w:sz="4"/>
+            </w:tcBorders>
+            <w:tcMar>
+              <w:top w:type="dxa" w:w="50"/>
+              <w:left w:type="dxa" w:w="90"/>
+              <w:bottom w:type="dxa" w:w="50"/>
+              <w:right w:type="dxa" w:w="90"/>
+            </w:tcMar>
+          </w:tcPr>
+          <w:p>
+            <w:pPr>
+              <w:keepNext w:val="false"/>
               <w:keepLines/>
               <w:spacing w:after="0" w:before="0" w:line="280"/>
             </w:pPr>
@@ -10718,23 +9904,23 @@
         </w:tc>
         <w:tc>
           <w:tcPr>
-            <w:tcW w:type="dxa" w:w="2865"/>
-            <w:tcBorders>
-              <w:top w:val="single" w:color="A6B8D0" w:sz="4"/>
-              <w:left w:val="single" w:color="A6B8D0" w:sz="4"/>
-              <w:bottom w:val="single" w:color="A6B8D0" w:sz="4"/>
-              <w:right w:val="single" w:color="A6B8D0" w:sz="4"/>
-            </w:tcBorders>
-            <w:tcMar>
-              <w:top w:type="dxa" w:w="50"/>
-              <w:left w:type="dxa" w:w="90"/>
-              <w:bottom w:type="dxa" w:w="50"/>
-              <w:right w:type="dxa" w:w="90"/>
-            </w:tcMar>
-          </w:tcPr>
-          <w:p>
-            <w:pPr>
-              <w:keepNext/>
+            <w:tcW w:type="dxa" w:w="1549"/>
+            <w:tcBorders>
+              <w:top w:val="single" w:color="A6B8D0" w:sz="4"/>
+              <w:left w:val="single" w:color="A6B8D0" w:sz="4"/>
+              <w:bottom w:val="single" w:color="A6B8D0" w:sz="4"/>
+              <w:right w:val="single" w:color="A6B8D0" w:sz="4"/>
+            </w:tcBorders>
+            <w:tcMar>
+              <w:top w:type="dxa" w:w="50"/>
+              <w:left w:type="dxa" w:w="90"/>
+              <w:bottom w:type="dxa" w:w="50"/>
+              <w:right w:type="dxa" w:w="90"/>
+            </w:tcMar>
+          </w:tcPr>
+          <w:p>
+            <w:pPr>
+              <w:keepNext w:val="false"/>
               <w:keepLines/>
               <w:spacing w:after="0" w:before="0" w:line="280"/>
             </w:pPr>
@@ -10758,23 +9944,23 @@
         </w:trPr>
         <w:tc>
           <w:tcPr>
-            <w:tcW w:type="dxa" w:w="1189"/>
-            <w:tcBorders>
-              <w:top w:val="single" w:color="A6B8D0" w:sz="4"/>
-              <w:left w:val="single" w:color="A6B8D0" w:sz="4"/>
-              <w:bottom w:val="single" w:color="A6B8D0" w:sz="4"/>
-              <w:right w:val="single" w:color="A6B8D0" w:sz="4"/>
-            </w:tcBorders>
-            <w:tcMar>
-              <w:top w:type="dxa" w:w="50"/>
-              <w:left w:type="dxa" w:w="90"/>
-              <w:bottom w:type="dxa" w:w="50"/>
-              <w:right w:type="dxa" w:w="90"/>
-            </w:tcMar>
-          </w:tcPr>
-          <w:p>
-            <w:pPr>
-              <w:keepNext/>
+            <w:tcW w:type="dxa" w:w="1030"/>
+            <w:tcBorders>
+              <w:top w:val="single" w:color="A6B8D0" w:sz="4"/>
+              <w:left w:val="single" w:color="A6B8D0" w:sz="4"/>
+              <w:bottom w:val="single" w:color="A6B8D0" w:sz="4"/>
+              <w:right w:val="single" w:color="A6B8D0" w:sz="4"/>
+            </w:tcBorders>
+            <w:tcMar>
+              <w:top w:type="dxa" w:w="50"/>
+              <w:left w:type="dxa" w:w="90"/>
+              <w:bottom w:type="dxa" w:w="50"/>
+              <w:right w:type="dxa" w:w="90"/>
+            </w:tcMar>
+          </w:tcPr>
+          <w:p>
+            <w:pPr>
+              <w:keepNext w:val="false"/>
               <w:keepLines/>
               <w:spacing w:after="0" w:before="0" w:line="280"/>
             </w:pPr>
@@ -10792,103 +9978,123 @@
         </w:tc>
         <w:tc>
           <w:tcPr>
-            <w:tcW w:type="dxa" w:w="4210"/>
-            <w:tcBorders>
-              <w:top w:val="single" w:color="A6B8D0" w:sz="4"/>
-              <w:left w:val="single" w:color="A6B8D0" w:sz="4"/>
-              <w:bottom w:val="single" w:color="A6B8D0" w:sz="4"/>
-              <w:right w:val="single" w:color="A6B8D0" w:sz="4"/>
-            </w:tcBorders>
-            <w:tcMar>
-              <w:top w:type="dxa" w:w="50"/>
-              <w:left w:type="dxa" w:w="90"/>
-              <w:bottom w:type="dxa" w:w="50"/>
-              <w:right w:type="dxa" w:w="90"/>
-            </w:tcMar>
-          </w:tcPr>
-          <w:p>
-            <w:pPr>
-              <w:keepNext/>
-              <w:keepLines/>
-              <w:spacing w:after="0" w:before="0" w:line="280"/>
-            </w:pPr>
-            <w:r>
-              <w:rPr>
-                <w:rFonts w:ascii="Yu Gothic" w:eastAsia="Yu Gothic" w:hAnsi="Yu Gothic"/>
-                <w:b w:val="false"/>
-                <w:bCs w:val="false"/>
-                <w:sz w:val="18"/>
-                <w:szCs w:val="18"/>
-              </w:rPr>
-              <w:t xml:space="preserve">開始日と終了日（既定1年）</w:t>
-            </w:r>
-          </w:p>
-        </w:tc>
-        <w:tc>
-          <w:tcPr>
-            <w:tcW w:type="dxa" w:w="1374"/>
-            <w:tcBorders>
-              <w:top w:val="single" w:color="A6B8D0" w:sz="4"/>
-              <w:left w:val="single" w:color="A6B8D0" w:sz="4"/>
-              <w:bottom w:val="single" w:color="A6B8D0" w:sz="4"/>
-              <w:right w:val="single" w:color="A6B8D0" w:sz="4"/>
-            </w:tcBorders>
-            <w:tcMar>
-              <w:top w:type="dxa" w:w="50"/>
-              <w:left w:type="dxa" w:w="90"/>
-              <w:bottom w:type="dxa" w:w="50"/>
-              <w:right w:type="dxa" w:w="90"/>
-            </w:tcMar>
-          </w:tcPr>
-          <w:p>
-            <w:pPr>
-              <w:keepNext/>
-              <w:keepLines/>
-              <w:spacing w:after="0" w:before="0" w:line="280"/>
-            </w:pPr>
-            <w:r>
-              <w:rPr>
-                <w:rFonts w:ascii="Yu Gothic" w:eastAsia="Yu Gothic" w:hAnsi="Yu Gothic"/>
-                <w:b w:val="false"/>
-                <w:bCs w:val="false"/>
-                <w:sz w:val="18"/>
-                <w:szCs w:val="18"/>
-              </w:rPr>
-              <w:t xml:space="preserve">取り消しの効力の日</w:t>
-            </w:r>
-          </w:p>
-        </w:tc>
-        <w:tc>
-          <w:tcPr>
-            <w:tcW w:type="dxa" w:w="2865"/>
-            <w:tcBorders>
-              <w:top w:val="single" w:color="A6B8D0" w:sz="4"/>
-              <w:left w:val="single" w:color="A6B8D0" w:sz="4"/>
-              <w:bottom w:val="single" w:color="A6B8D0" w:sz="4"/>
-              <w:right w:val="single" w:color="A6B8D0" w:sz="4"/>
-            </w:tcBorders>
-            <w:tcMar>
-              <w:top w:type="dxa" w:w="50"/>
-              <w:left w:type="dxa" w:w="90"/>
-              <w:bottom w:type="dxa" w:w="50"/>
-              <w:right w:type="dxa" w:w="90"/>
-            </w:tcMar>
-          </w:tcPr>
-          <w:p>
-            <w:pPr>
-              <w:keepNext/>
-              <w:keepLines/>
-              <w:spacing w:after="0" w:before="0" w:line="280"/>
-            </w:pPr>
-            <w:r>
-              <w:rPr>
-                <w:rFonts w:ascii="Yu Gothic" w:eastAsia="Yu Gothic" w:hAnsi="Yu Gothic"/>
-                <w:b w:val="false"/>
-                <w:bCs w:val="false"/>
-                <w:sz w:val="18"/>
-                <w:szCs w:val="18"/>
-              </w:rPr>
-              <w:t xml:space="preserve">開始日と終了日（なしも選べる）</w:t>
+            <w:tcW w:type="dxa" w:w="3523"/>
+            <w:tcBorders>
+              <w:top w:val="single" w:color="A6B8D0" w:sz="4"/>
+              <w:left w:val="single" w:color="A6B8D0" w:sz="4"/>
+              <w:bottom w:val="single" w:color="A6B8D0" w:sz="4"/>
+              <w:right w:val="single" w:color="A6B8D0" w:sz="4"/>
+            </w:tcBorders>
+            <w:tcMar>
+              <w:top w:type="dxa" w:w="50"/>
+              <w:left w:type="dxa" w:w="90"/>
+              <w:bottom w:type="dxa" w:w="50"/>
+              <w:right w:type="dxa" w:w="90"/>
+            </w:tcMar>
+          </w:tcPr>
+          <w:p>
+            <w:pPr>
+              <w:keepNext w:val="false"/>
+              <w:keepLines/>
+              <w:spacing w:after="0" w:before="0" w:line="280"/>
+            </w:pPr>
+            <w:r>
+              <w:rPr>
+                <w:rFonts w:ascii="Yu Gothic" w:eastAsia="Yu Gothic" w:hAnsi="Yu Gothic"/>
+                <w:b w:val="false"/>
+                <w:bCs w:val="false"/>
+                <w:sz w:val="18"/>
+                <w:szCs w:val="18"/>
+              </w:rPr>
+              <w:t xml:space="preserve">開始日と終了日（</w:t>
+            </w:r>
+            <w:r>
+              <w:rPr>
+                <w:rFonts w:ascii="Consolas" w:eastAsia="Yu Gothic" w:hAnsi="Consolas"/>
+                <w:b w:val="false"/>
+                <w:bCs w:val="false"/>
+                <w:sz w:val="18"/>
+                <w:szCs w:val="18"/>
+              </w:rPr>
+              <w:t xml:space="preserve">YYYY-MM-DD</w:t>
+            </w:r>
+            <w:r>
+              <w:rPr>
+                <w:rFonts w:ascii="Yu Gothic" w:eastAsia="Yu Gothic" w:hAnsi="Yu Gothic"/>
+                <w:b w:val="false"/>
+                <w:bCs w:val="false"/>
+                <w:sz w:val="18"/>
+                <w:szCs w:val="18"/>
+              </w:rPr>
+              <w:t xml:space="preserve">、両端を含む暦の日。既定90日。写真の撮影日（EXIF の日付。時差なし）と暦の日で比べる）</w:t>
+            </w:r>
+          </w:p>
+        </w:tc>
+        <w:tc>
+          <w:tcPr>
+            <w:tcW w:type="dxa" w:w="3536"/>
+            <w:tcBorders>
+              <w:top w:val="single" w:color="A6B8D0" w:sz="4"/>
+              <w:left w:val="single" w:color="A6B8D0" w:sz="4"/>
+              <w:bottom w:val="single" w:color="A6B8D0" w:sz="4"/>
+              <w:right w:val="single" w:color="A6B8D0" w:sz="4"/>
+            </w:tcBorders>
+            <w:tcMar>
+              <w:top w:type="dxa" w:w="50"/>
+              <w:left w:type="dxa" w:w="90"/>
+              <w:bottom w:type="dxa" w:w="50"/>
+              <w:right w:type="dxa" w:w="90"/>
+            </w:tcMar>
+          </w:tcPr>
+          <w:p>
+            <w:pPr>
+              <w:keepNext w:val="false"/>
+              <w:keepLines/>
+              <w:spacing w:after="0" w:before="0" w:line="280"/>
+            </w:pPr>
+            <w:r>
+              <w:rPr>
+                <w:rFonts w:ascii="Yu Gothic" w:eastAsia="Yu Gothic" w:hAnsi="Yu Gothic"/>
+                <w:b w:val="false"/>
+                <w:bCs w:val="false"/>
+                <w:sz w:val="18"/>
+                <w:szCs w:val="18"/>
+              </w:rPr>
+              <w:t xml:space="preserve">取り消しの効力の日（同じ形）</w:t>
+            </w:r>
+          </w:p>
+        </w:tc>
+        <w:tc>
+          <w:tcPr>
+            <w:tcW w:type="dxa" w:w="1549"/>
+            <w:tcBorders>
+              <w:top w:val="single" w:color="A6B8D0" w:sz="4"/>
+              <w:left w:val="single" w:color="A6B8D0" w:sz="4"/>
+              <w:bottom w:val="single" w:color="A6B8D0" w:sz="4"/>
+              <w:right w:val="single" w:color="A6B8D0" w:sz="4"/>
+            </w:tcBorders>
+            <w:tcMar>
+              <w:top w:type="dxa" w:w="50"/>
+              <w:left w:type="dxa" w:w="90"/>
+              <w:bottom w:type="dxa" w:w="50"/>
+              <w:right w:type="dxa" w:w="90"/>
+            </w:tcMar>
+          </w:tcPr>
+          <w:p>
+            <w:pPr>
+              <w:keepNext w:val="false"/>
+              <w:keepLines/>
+              <w:spacing w:after="0" w:before="0" w:line="280"/>
+            </w:pPr>
+            <w:r>
+              <w:rPr>
+                <w:rFonts w:ascii="Yu Gothic" w:eastAsia="Yu Gothic" w:hAnsi="Yu Gothic"/>
+                <w:b w:val="false"/>
+                <w:bCs w:val="false"/>
+                <w:sz w:val="18"/>
+                <w:szCs w:val="18"/>
+              </w:rPr>
+              <w:t xml:space="preserve">開始日と終了日（同じ形。なしも選べる）</w:t>
             </w:r>
           </w:p>
         </w:tc>
@@ -10900,23 +10106,23 @@
         </w:trPr>
         <w:tc>
           <w:tcPr>
-            <w:tcW w:type="dxa" w:w="1189"/>
-            <w:tcBorders>
-              <w:top w:val="single" w:color="A6B8D0" w:sz="4"/>
-              <w:left w:val="single" w:color="A6B8D0" w:sz="4"/>
-              <w:bottom w:val="single" w:color="A6B8D0" w:sz="4"/>
-              <w:right w:val="single" w:color="A6B8D0" w:sz="4"/>
-            </w:tcBorders>
-            <w:tcMar>
-              <w:top w:type="dxa" w:w="50"/>
-              <w:left w:type="dxa" w:w="90"/>
-              <w:bottom w:type="dxa" w:w="50"/>
-              <w:right w:type="dxa" w:w="90"/>
-            </w:tcMar>
-          </w:tcPr>
-          <w:p>
-            <w:pPr>
-              <w:keepNext/>
+            <w:tcW w:type="dxa" w:w="1030"/>
+            <w:tcBorders>
+              <w:top w:val="single" w:color="A6B8D0" w:sz="4"/>
+              <w:left w:val="single" w:color="A6B8D0" w:sz="4"/>
+              <w:bottom w:val="single" w:color="A6B8D0" w:sz="4"/>
+              <w:right w:val="single" w:color="A6B8D0" w:sz="4"/>
+            </w:tcBorders>
+            <w:tcMar>
+              <w:top w:type="dxa" w:w="50"/>
+              <w:left w:type="dxa" w:w="90"/>
+              <w:bottom w:type="dxa" w:w="50"/>
+              <w:right w:type="dxa" w:w="90"/>
+            </w:tcMar>
+          </w:tcPr>
+          <w:p>
+            <w:pPr>
+              <w:keepNext w:val="false"/>
               <w:keepLines/>
               <w:spacing w:after="0" w:before="0" w:line="280"/>
             </w:pPr>
@@ -10934,23 +10140,23 @@
         </w:tc>
         <w:tc>
           <w:tcPr>
-            <w:tcW w:type="dxa" w:w="4210"/>
-            <w:tcBorders>
-              <w:top w:val="single" w:color="A6B8D0" w:sz="4"/>
-              <w:left w:val="single" w:color="A6B8D0" w:sz="4"/>
-              <w:bottom w:val="single" w:color="A6B8D0" w:sz="4"/>
-              <w:right w:val="single" w:color="A6B8D0" w:sz="4"/>
-            </w:tcBorders>
-            <w:tcMar>
-              <w:top w:type="dxa" w:w="50"/>
-              <w:left w:type="dxa" w:w="90"/>
-              <w:bottom w:type="dxa" w:w="50"/>
-              <w:right w:type="dxa" w:w="90"/>
-            </w:tcMar>
-          </w:tcPr>
-          <w:p>
-            <w:pPr>
-              <w:keepNext/>
+            <w:tcW w:type="dxa" w:w="3523"/>
+            <w:tcBorders>
+              <w:top w:val="single" w:color="A6B8D0" w:sz="4"/>
+              <w:left w:val="single" w:color="A6B8D0" w:sz="4"/>
+              <w:bottom w:val="single" w:color="A6B8D0" w:sz="4"/>
+              <w:right w:val="single" w:color="A6B8D0" w:sz="4"/>
+            </w:tcBorders>
+            <w:tcMar>
+              <w:top w:type="dxa" w:w="50"/>
+              <w:left w:type="dxa" w:w="90"/>
+              <w:bottom w:type="dxa" w:w="50"/>
+              <w:right w:type="dxa" w:w="90"/>
+            </w:tcMar>
+          </w:tcPr>
+          <w:p>
+            <w:pPr>
+              <w:keepNext w:val="false"/>
               <w:keepLines/>
               <w:spacing w:after="0" w:before="0" w:line="280"/>
             </w:pPr>
@@ -10968,23 +10174,23 @@
         </w:tc>
         <w:tc>
           <w:tcPr>
-            <w:tcW w:type="dxa" w:w="1374"/>
-            <w:tcBorders>
-              <w:top w:val="single" w:color="A6B8D0" w:sz="4"/>
-              <w:left w:val="single" w:color="A6B8D0" w:sz="4"/>
-              <w:bottom w:val="single" w:color="A6B8D0" w:sz="4"/>
-              <w:right w:val="single" w:color="A6B8D0" w:sz="4"/>
-            </w:tcBorders>
-            <w:tcMar>
-              <w:top w:type="dxa" w:w="50"/>
-              <w:left w:type="dxa" w:w="90"/>
-              <w:bottom w:type="dxa" w:w="50"/>
-              <w:right w:type="dxa" w:w="90"/>
-            </w:tcMar>
-          </w:tcPr>
-          <w:p>
-            <w:pPr>
-              <w:keepNext/>
+            <w:tcW w:type="dxa" w:w="3536"/>
+            <w:tcBorders>
+              <w:top w:val="single" w:color="A6B8D0" w:sz="4"/>
+              <w:left w:val="single" w:color="A6B8D0" w:sz="4"/>
+              <w:bottom w:val="single" w:color="A6B8D0" w:sz="4"/>
+              <w:right w:val="single" w:color="A6B8D0" w:sz="4"/>
+            </w:tcBorders>
+            <w:tcMar>
+              <w:top w:type="dxa" w:w="50"/>
+              <w:left w:type="dxa" w:w="90"/>
+              <w:bottom w:type="dxa" w:w="50"/>
+              <w:right w:type="dxa" w:w="90"/>
+            </w:tcMar>
+          </w:tcPr>
+          <w:p>
+            <w:pPr>
+              <w:keepNext w:val="false"/>
               <w:keepLines/>
               <w:spacing w:after="0" w:before="0" w:line="280"/>
             </w:pPr>
@@ -11002,23 +10208,23 @@
         </w:tc>
         <w:tc>
           <w:tcPr>
-            <w:tcW w:type="dxa" w:w="2865"/>
-            <w:tcBorders>
-              <w:top w:val="single" w:color="A6B8D0" w:sz="4"/>
-              <w:left w:val="single" w:color="A6B8D0" w:sz="4"/>
-              <w:bottom w:val="single" w:color="A6B8D0" w:sz="4"/>
-              <w:right w:val="single" w:color="A6B8D0" w:sz="4"/>
-            </w:tcBorders>
-            <w:tcMar>
-              <w:top w:type="dxa" w:w="50"/>
-              <w:left w:type="dxa" w:w="90"/>
-              <w:bottom w:type="dxa" w:w="50"/>
-              <w:right w:type="dxa" w:w="90"/>
-            </w:tcMar>
-          </w:tcPr>
-          <w:p>
-            <w:pPr>
-              <w:keepNext/>
+            <w:tcW w:type="dxa" w:w="1549"/>
+            <w:tcBorders>
+              <w:top w:val="single" w:color="A6B8D0" w:sz="4"/>
+              <w:left w:val="single" w:color="A6B8D0" w:sz="4"/>
+              <w:bottom w:val="single" w:color="A6B8D0" w:sz="4"/>
+              <w:right w:val="single" w:color="A6B8D0" w:sz="4"/>
+            </w:tcBorders>
+            <w:tcMar>
+              <w:top w:type="dxa" w:w="50"/>
+              <w:left w:type="dxa" w:w="90"/>
+              <w:bottom w:type="dxa" w:w="50"/>
+              <w:right w:type="dxa" w:w="90"/>
+            </w:tcMar>
+          </w:tcPr>
+          <w:p>
+            <w:pPr>
+              <w:keepNext w:val="false"/>
               <w:keepLines/>
               <w:spacing w:after="0" w:before="0" w:line="280"/>
             </w:pPr>
@@ -11042,23 +10248,23 @@
         </w:trPr>
         <w:tc>
           <w:tcPr>
-            <w:tcW w:type="dxa" w:w="1189"/>
-            <w:tcBorders>
-              <w:top w:val="single" w:color="A6B8D0" w:sz="4"/>
-              <w:left w:val="single" w:color="A6B8D0" w:sz="4"/>
-              <w:bottom w:val="single" w:color="A6B8D0" w:sz="4"/>
-              <w:right w:val="single" w:color="A6B8D0" w:sz="4"/>
-            </w:tcBorders>
-            <w:tcMar>
-              <w:top w:type="dxa" w:w="50"/>
-              <w:left w:type="dxa" w:w="90"/>
-              <w:bottom w:type="dxa" w:w="50"/>
-              <w:right w:type="dxa" w:w="90"/>
-            </w:tcMar>
-          </w:tcPr>
-          <w:p>
-            <w:pPr>
-              <w:keepNext/>
+            <w:tcW w:type="dxa" w:w="1030"/>
+            <w:tcBorders>
+              <w:top w:val="single" w:color="A6B8D0" w:sz="4"/>
+              <w:left w:val="single" w:color="A6B8D0" w:sz="4"/>
+              <w:bottom w:val="single" w:color="A6B8D0" w:sz="4"/>
+              <w:right w:val="single" w:color="A6B8D0" w:sz="4"/>
+            </w:tcBorders>
+            <w:tcMar>
+              <w:top w:type="dxa" w:w="50"/>
+              <w:left w:type="dxa" w:w="90"/>
+              <w:bottom w:type="dxa" w:w="50"/>
+              <w:right w:type="dxa" w:w="90"/>
+            </w:tcMar>
+          </w:tcPr>
+          <w:p>
+            <w:pPr>
+              <w:keepNext w:val="false"/>
               <w:keepLines/>
               <w:spacing w:after="0" w:before="0" w:line="280"/>
             </w:pPr>
@@ -11076,23 +10282,23 @@
         </w:tc>
         <w:tc>
           <w:tcPr>
-            <w:tcW w:type="dxa" w:w="4210"/>
-            <w:tcBorders>
-              <w:top w:val="single" w:color="A6B8D0" w:sz="4"/>
-              <w:left w:val="single" w:color="A6B8D0" w:sz="4"/>
-              <w:bottom w:val="single" w:color="A6B8D0" w:sz="4"/>
-              <w:right w:val="single" w:color="A6B8D0" w:sz="4"/>
-            </w:tcBorders>
-            <w:tcMar>
-              <w:top w:type="dxa" w:w="50"/>
-              <w:left w:type="dxa" w:w="90"/>
-              <w:bottom w:type="dxa" w:w="50"/>
-              <w:right w:type="dxa" w:w="90"/>
-            </w:tcMar>
-          </w:tcPr>
-          <w:p>
-            <w:pPr>
-              <w:keepNext/>
+            <w:tcW w:type="dxa" w:w="3523"/>
+            <w:tcBorders>
+              <w:top w:val="single" w:color="A6B8D0" w:sz="4"/>
+              <w:left w:val="single" w:color="A6B8D0" w:sz="4"/>
+              <w:bottom w:val="single" w:color="A6B8D0" w:sz="4"/>
+              <w:right w:val="single" w:color="A6B8D0" w:sz="4"/>
+            </w:tcBorders>
+            <w:tcMar>
+              <w:top w:type="dxa" w:w="50"/>
+              <w:left w:type="dxa" w:w="90"/>
+              <w:bottom w:type="dxa" w:w="50"/>
+              <w:right w:type="dxa" w:w="90"/>
+            </w:tcMar>
+          </w:tcPr>
+          <w:p>
+            <w:pPr>
+              <w:keepNext w:val="false"/>
               <w:keepLines/>
               <w:spacing w:after="0" w:before="0" w:line="280"/>
             </w:pPr>
@@ -11110,23 +10316,23 @@
         </w:tc>
         <w:tc>
           <w:tcPr>
-            <w:tcW w:type="dxa" w:w="1374"/>
-            <w:tcBorders>
-              <w:top w:val="single" w:color="A6B8D0" w:sz="4"/>
-              <w:left w:val="single" w:color="A6B8D0" w:sz="4"/>
-              <w:bottom w:val="single" w:color="A6B8D0" w:sz="4"/>
-              <w:right w:val="single" w:color="A6B8D0" w:sz="4"/>
-            </w:tcBorders>
-            <w:tcMar>
-              <w:top w:type="dxa" w:w="50"/>
-              <w:left w:type="dxa" w:w="90"/>
-              <w:bottom w:type="dxa" w:w="50"/>
-              <w:right w:type="dxa" w:w="90"/>
-            </w:tcMar>
-          </w:tcPr>
-          <w:p>
-            <w:pPr>
-              <w:keepNext/>
+            <w:tcW w:type="dxa" w:w="3536"/>
+            <w:tcBorders>
+              <w:top w:val="single" w:color="A6B8D0" w:sz="4"/>
+              <w:left w:val="single" w:color="A6B8D0" w:sz="4"/>
+              <w:bottom w:val="single" w:color="A6B8D0" w:sz="4"/>
+              <w:right w:val="single" w:color="A6B8D0" w:sz="4"/>
+            </w:tcBorders>
+            <w:tcMar>
+              <w:top w:type="dxa" w:w="50"/>
+              <w:left w:type="dxa" w:w="90"/>
+              <w:bottom w:type="dxa" w:w="50"/>
+              <w:right w:type="dxa" w:w="90"/>
+            </w:tcMar>
+          </w:tcPr>
+          <w:p>
+            <w:pPr>
+              <w:keepNext w:val="false"/>
               <w:keepLines/>
               <w:spacing w:after="0" w:before="0" w:line="280"/>
             </w:pPr>
@@ -11144,23 +10350,23 @@
         </w:tc>
         <w:tc>
           <w:tcPr>
-            <w:tcW w:type="dxa" w:w="2865"/>
-            <w:tcBorders>
-              <w:top w:val="single" w:color="A6B8D0" w:sz="4"/>
-              <w:left w:val="single" w:color="A6B8D0" w:sz="4"/>
-              <w:bottom w:val="single" w:color="A6B8D0" w:sz="4"/>
-              <w:right w:val="single" w:color="A6B8D0" w:sz="4"/>
-            </w:tcBorders>
-            <w:tcMar>
-              <w:top w:type="dxa" w:w="50"/>
-              <w:left w:type="dxa" w:w="90"/>
-              <w:bottom w:type="dxa" w:w="50"/>
-              <w:right w:type="dxa" w:w="90"/>
-            </w:tcMar>
-          </w:tcPr>
-          <w:p>
-            <w:pPr>
-              <w:keepNext/>
+            <w:tcW w:type="dxa" w:w="1549"/>
+            <w:tcBorders>
+              <w:top w:val="single" w:color="A6B8D0" w:sz="4"/>
+              <w:left w:val="single" w:color="A6B8D0" w:sz="4"/>
+              <w:bottom w:val="single" w:color="A6B8D0" w:sz="4"/>
+              <w:right w:val="single" w:color="A6B8D0" w:sz="4"/>
+            </w:tcBorders>
+            <w:tcMar>
+              <w:top w:type="dxa" w:w="50"/>
+              <w:left w:type="dxa" w:w="90"/>
+              <w:bottom w:type="dxa" w:w="50"/>
+              <w:right w:type="dxa" w:w="90"/>
+            </w:tcMar>
+          </w:tcPr>
+          <w:p>
+            <w:pPr>
+              <w:keepNext w:val="false"/>
               <w:keepLines/>
               <w:spacing w:after="0" w:before="0" w:line="280"/>
             </w:pPr>
@@ -11184,7 +10390,7 @@
         </w:trPr>
         <w:tc>
           <w:tcPr>
-            <w:tcW w:type="dxa" w:w="1189"/>
+            <w:tcW w:type="dxa" w:w="1030"/>
             <w:tcBorders>
               <w:top w:val="single" w:color="A6B8D0" w:sz="4"/>
               <w:left w:val="single" w:color="A6B8D0" w:sz="4"/>
@@ -11206,6 +10412,208 @@
             </w:pPr>
             <w:r>
               <w:rPr>
+                <w:rFonts w:ascii="Consolas" w:eastAsia="Yu Gothic" w:hAnsi="Consolas"/>
+                <w:b w:val="false"/>
+                <w:bCs w:val="false"/>
+                <w:sz w:val="18"/>
+                <w:szCs w:val="18"/>
+              </w:rPr>
+              <w:t xml:space="preserve">renews</w:t>
+            </w:r>
+          </w:p>
+        </w:tc>
+        <w:tc>
+          <w:tcPr>
+            <w:tcW w:type="dxa" w:w="3523"/>
+            <w:tcBorders>
+              <w:top w:val="single" w:color="A6B8D0" w:sz="4"/>
+              <w:left w:val="single" w:color="A6B8D0" w:sz="4"/>
+              <w:bottom w:val="single" w:color="A6B8D0" w:sz="4"/>
+              <w:right w:val="single" w:color="A6B8D0" w:sz="4"/>
+            </w:tcBorders>
+            <w:tcMar>
+              <w:top w:type="dxa" w:w="50"/>
+              <w:left w:type="dxa" w:w="90"/>
+              <w:bottom w:type="dxa" w:w="50"/>
+              <w:right w:type="dxa" w:w="90"/>
+            </w:tcMar>
+          </w:tcPr>
+          <w:p>
+            <w:pPr>
+              <w:keepNext w:val="false"/>
+              <w:keepLines/>
+              <w:spacing w:after="0" w:before="0" w:line="280"/>
+            </w:pPr>
+            <w:r>
+              <w:rPr>
+                <w:rFonts w:ascii="Yu Gothic" w:eastAsia="Yu Gothic" w:hAnsi="Yu Gothic"/>
+                <w:b w:val="false"/>
+                <w:bCs w:val="false"/>
+                <w:sz w:val="18"/>
+                <w:szCs w:val="18"/>
+              </w:rPr>
+              <w:t xml:space="preserve">更新の書類は </w:t>
+            </w:r>
+            <w:r>
+              <w:rPr>
+                <w:rFonts w:ascii="Consolas" w:eastAsia="Yu Gothic" w:hAnsi="Consolas"/>
+                <w:b w:val="false"/>
+                <w:bCs w:val="false"/>
+                <w:sz w:val="18"/>
+                <w:szCs w:val="18"/>
+              </w:rPr>
+              <w:t xml:space="preserve">kind: grant</w:t>
+            </w:r>
+            <w:r>
+              <w:rPr>
+                <w:rFonts w:ascii="Yu Gothic" w:eastAsia="Yu Gothic" w:hAnsi="Yu Gothic"/>
+                <w:b w:val="false"/>
+                <w:bCs w:val="false"/>
+                <w:sz w:val="18"/>
+                <w:szCs w:val="18"/>
+              </w:rPr>
+              <w:t xml:space="preserve"> の新しい承認書で、</w:t>
+            </w:r>
+            <w:r>
+              <w:rPr>
+                <w:rFonts w:ascii="Consolas" w:eastAsia="Yu Gothic" w:hAnsi="Consolas"/>
+                <w:b w:val="false"/>
+                <w:bCs w:val="false"/>
+                <w:sz w:val="18"/>
+                <w:szCs w:val="18"/>
+              </w:rPr>
+              <w:t xml:space="preserve">renews</w:t>
+            </w:r>
+            <w:r>
+              <w:rPr>
+                <w:rFonts w:ascii="Yu Gothic" w:eastAsia="Yu Gothic" w:hAnsi="Yu Gothic"/>
+                <w:b w:val="false"/>
+                <w:bCs w:val="false"/>
+                <w:sz w:val="18"/>
+                <w:szCs w:val="18"/>
+              </w:rPr>
+              <w:t xml:space="preserve"> に前の承認書の </w:t>
+            </w:r>
+            <w:r>
+              <w:rPr>
+                <w:rFonts w:ascii="Consolas" w:eastAsia="Yu Gothic" w:hAnsi="Consolas"/>
+                <w:b w:val="false"/>
+                <w:bCs w:val="false"/>
+                <w:sz w:val="18"/>
+                <w:szCs w:val="18"/>
+              </w:rPr>
+              <w:t xml:space="preserve">id</w:t>
+            </w:r>
+            <w:r>
+              <w:rPr>
+                <w:rFonts w:ascii="Yu Gothic" w:eastAsia="Yu Gothic" w:hAnsi="Yu Gothic"/>
+                <w:b w:val="false"/>
+                <w:bCs w:val="false"/>
+                <w:sz w:val="18"/>
+                <w:szCs w:val="18"/>
+              </w:rPr>
+              <w:t xml:space="preserve"> を持つ（X.509 の更新が新しい証明書であるのと同じ。期限だけを延ばす書類は持たない）。更新の提案の時機は 5.1</w:t>
+            </w:r>
+          </w:p>
+        </w:tc>
+        <w:tc>
+          <w:tcPr>
+            <w:tcW w:type="dxa" w:w="3536"/>
+            <w:tcBorders>
+              <w:top w:val="single" w:color="A6B8D0" w:sz="4"/>
+              <w:left w:val="single" w:color="A6B8D0" w:sz="4"/>
+              <w:bottom w:val="single" w:color="A6B8D0" w:sz="4"/>
+              <w:right w:val="single" w:color="A6B8D0" w:sz="4"/>
+            </w:tcBorders>
+            <w:tcMar>
+              <w:top w:type="dxa" w:w="50"/>
+              <w:left w:type="dxa" w:w="90"/>
+              <w:bottom w:type="dxa" w:w="50"/>
+              <w:right w:type="dxa" w:w="90"/>
+            </w:tcMar>
+          </w:tcPr>
+          <w:p>
+            <w:pPr>
+              <w:keepNext w:val="false"/>
+              <w:keepLines/>
+              <w:spacing w:after="0" w:before="0" w:line="280"/>
+            </w:pPr>
+            <w:r>
+              <w:rPr>
+                <w:rFonts w:ascii="Yu Gothic" w:eastAsia="Yu Gothic" w:hAnsi="Yu Gothic"/>
+                <w:b w:val="false"/>
+                <w:bCs w:val="false"/>
+                <w:sz w:val="18"/>
+                <w:szCs w:val="18"/>
+              </w:rPr>
+              <w:t xml:space="preserve">—</w:t>
+            </w:r>
+          </w:p>
+        </w:tc>
+        <w:tc>
+          <w:tcPr>
+            <w:tcW w:type="dxa" w:w="1549"/>
+            <w:tcBorders>
+              <w:top w:val="single" w:color="A6B8D0" w:sz="4"/>
+              <w:left w:val="single" w:color="A6B8D0" w:sz="4"/>
+              <w:bottom w:val="single" w:color="A6B8D0" w:sz="4"/>
+              <w:right w:val="single" w:color="A6B8D0" w:sz="4"/>
+            </w:tcBorders>
+            <w:tcMar>
+              <w:top w:type="dxa" w:w="50"/>
+              <w:left w:type="dxa" w:w="90"/>
+              <w:bottom w:type="dxa" w:w="50"/>
+              <w:right w:type="dxa" w:w="90"/>
+            </w:tcMar>
+          </w:tcPr>
+          <w:p>
+            <w:pPr>
+              <w:keepNext w:val="false"/>
+              <w:keepLines/>
+              <w:spacing w:after="0" w:before="0" w:line="280"/>
+            </w:pPr>
+            <w:r>
+              <w:rPr>
+                <w:rFonts w:ascii="Yu Gothic" w:eastAsia="Yu Gothic" w:hAnsi="Yu Gothic"/>
+                <w:b w:val="false"/>
+                <w:bCs w:val="false"/>
+                <w:sz w:val="18"/>
+                <w:szCs w:val="18"/>
+              </w:rPr>
+              <w:t xml:space="preserve">—</w:t>
+            </w:r>
+          </w:p>
+        </w:tc>
+      </w:tr>
+      <w:tr>
+        <w:trPr>
+          <w:cantSplit/>
+          <w:tblHeader w:val="off"/>
+        </w:trPr>
+        <w:tc>
+          <w:tcPr>
+            <w:tcW w:type="dxa" w:w="1030"/>
+            <w:tcBorders>
+              <w:top w:val="single" w:color="A6B8D0" w:sz="4"/>
+              <w:left w:val="single" w:color="A6B8D0" w:sz="4"/>
+              <w:bottom w:val="single" w:color="A6B8D0" w:sz="4"/>
+              <w:right w:val="single" w:color="A6B8D0" w:sz="4"/>
+            </w:tcBorders>
+            <w:tcMar>
+              <w:top w:type="dxa" w:w="50"/>
+              <w:left w:type="dxa" w:w="90"/>
+              <w:bottom w:type="dxa" w:w="50"/>
+              <w:right w:type="dxa" w:w="90"/>
+            </w:tcMar>
+          </w:tcPr>
+          <w:p>
+            <w:pPr>
+              <w:keepNext w:val="false"/>
+              <w:keepLines/>
+              <w:spacing w:after="0" w:before="0" w:line="280"/>
+            </w:pPr>
+            <w:r>
+              <w:rPr>
                 <w:rFonts w:ascii="Yu Gothic" w:eastAsia="Yu Gothic" w:hAnsi="Yu Gothic"/>
                 <w:b w:val="false"/>
                 <w:bCs w:val="false"/>
@@ -11218,7 +10626,7 @@
         </w:tc>
         <w:tc>
           <w:tcPr>
-            <w:tcW w:type="dxa" w:w="4210"/>
+            <w:tcW w:type="dxa" w:w="3523"/>
             <w:tcBorders>
               <w:top w:val="single" w:color="A6B8D0" w:sz="4"/>
               <w:left w:val="single" w:color="A6B8D0" w:sz="4"/>
@@ -11252,7 +10660,7 @@
         </w:tc>
         <w:tc>
           <w:tcPr>
-            <w:tcW w:type="dxa" w:w="1374"/>
+            <w:tcW w:type="dxa" w:w="3536"/>
             <w:tcBorders>
               <w:top w:val="single" w:color="A6B8D0" w:sz="4"/>
               <w:left w:val="single" w:color="A6B8D0" w:sz="4"/>
@@ -11286,7 +10694,7 @@
         </w:tc>
         <w:tc>
           <w:tcPr>
-            <w:tcW w:type="dxa" w:w="2865"/>
+            <w:tcW w:type="dxa" w:w="1549"/>
             <w:tcBorders>
               <w:top w:val="single" w:color="A6B8D0" w:sz="4"/>
               <w:left w:val="single" w:color="A6B8D0" w:sz="4"/>
@@ -12053,6 +11461,24 @@
     <w:p>
       <w:pPr>
         <w:pStyle w:val="ListParagraph"/>
+        <w:keepNext/>
+        <w:keepLines/>
+        <w:numPr>
+          <w:ilvl w:val="0"/>
+          <w:numId w:val="2"/>
+        </w:numPr>
+        <w:spacing w:after="20" w:before="20" w:line="300"/>
+      </w:pPr>
+      <w:r>
+        <w:rPr>
+          <w:rFonts w:ascii="Yu Gothic" w:eastAsia="Yu Gothic" w:hAnsi="Yu Gothic"/>
+        </w:rPr>
+        <w:t xml:space="preserve">書き出しに使える承認書は、範囲（撮影の名前・期間）が作業の撮影の名前と写真の撮影日に合うものだけを G-08 で選べる。合わない承認書では書き出せない。取り消しは一括の書き出しの開始の時に確かめ、途中で届いた取り消しは次の書き出しから効く（7.6 の証明書の扱いと同じ）。</w:t>
+      </w:r>
+    </w:p>
+    <w:p>
+      <w:pPr>
+        <w:pStyle w:val="ListParagraph"/>
         <w:keepNext w:val="false"/>
         <w:keepLines/>
         <w:numPr>
@@ -12070,13 +11496,13 @@
     </w:p>
     <w:p>
       <w:pPr>
-        <w:pStyle w:val="Heading1"/>
-      </w:pPr>
-      <w:r>
-        <w:rPr>
-          <w:rFonts w:ascii="Yu Gothic" w:eastAsia="Yu Gothic" w:hAnsi="Yu Gothic"/>
-        </w:rPr>
-        <w:t xml:space="preserve">6. 権利者情報</w:t>
+        <w:pStyle w:val="Heading2"/>
+      </w:pPr>
+      <w:r>
+        <w:rPr>
+          <w:rFonts w:ascii="Yu Gothic" w:eastAsia="Yu Gothic" w:hAnsi="Yu Gothic"/>
+        </w:rPr>
+        <w:t xml:space="preserve">5.5 相手の追加（書類の受け渡し）</w:t>
       </w:r>
     </w:p>
     <w:p>
@@ -12094,8 +11520,348 @@
         <w:rPr>
           <w:rFonts w:ascii="Yu Gothic" w:eastAsia="Yu Gothic" w:hAnsi="Yu Gothic"/>
         </w:rPr>
-        <w:t xml:space="preserve">公開される範囲（R-2-5-1「画像に載る（公開される）範囲が決まっている。」）：証明書の主体（ハンドルネーム）と SAN（告知先アカウント）、マニフェストの役割。これらは C2PA署名した画像とともに公開される。それ以外の入力はない。</w:t>
-      </w:r>
+        <w:t xml:space="preserve">書類（承認書、取り消し書、共同の権利の書面、更新の書類）は、ファイルで渡す（5.1〜5.4）ほかに、相手を「確認済み」にしておけば端末から端末へ直接届く（2026-09-30 NRSD の要求）。流れは Signal の安全番号と Magic Wormhole に合わせる。</w:t>
+      </w:r>
+    </w:p>
+    <w:tbl>
+      <w:tblPr>
+        <w:tblW w:type="dxa" w:w="9638"/>
+        <w:tblBorders>
+          <w:top w:val="single" w:color="auto" w:sz="4"/>
+          <w:left w:val="single" w:color="auto" w:sz="4"/>
+          <w:bottom w:val="single" w:color="auto" w:sz="4"/>
+          <w:right w:val="single" w:color="auto" w:sz="4"/>
+          <w:insideH w:val="single" w:color="auto" w:sz="4"/>
+          <w:insideV w:val="single" w:color="auto" w:sz="4"/>
+        </w:tblBorders>
+      </w:tblPr>
+      <w:tblGrid>
+        <w:gridCol w:w="507"/>
+        <w:gridCol w:w="9131"/>
+      </w:tblGrid>
+      <w:tr>
+        <w:trPr>
+          <w:cantSplit/>
+          <w:tblHeader/>
+        </w:trPr>
+        <w:tc>
+          <w:tcPr>
+            <w:tcW w:type="dxa" w:w="507"/>
+            <w:tcBorders>
+              <w:top w:val="single" w:color="A6B8D0" w:sz="4"/>
+              <w:left w:val="single" w:color="A6B8D0" w:sz="4"/>
+              <w:bottom w:val="single" w:color="A6B8D0" w:sz="4"/>
+              <w:right w:val="single" w:color="A6B8D0" w:sz="4"/>
+            </w:tcBorders>
+            <w:shd w:fill="DCE6F2" w:color="auto" w:val="clear"/>
+            <w:tcMar>
+              <w:top w:type="dxa" w:w="50"/>
+              <w:left w:type="dxa" w:w="90"/>
+              <w:bottom w:type="dxa" w:w="50"/>
+              <w:right w:type="dxa" w:w="90"/>
+            </w:tcMar>
+          </w:tcPr>
+          <w:p>
+            <w:pPr>
+              <w:keepNext/>
+              <w:keepLines/>
+              <w:spacing w:after="0" w:before="0" w:line="280"/>
+            </w:pPr>
+            <w:r>
+              <w:rPr>
+                <w:rFonts w:ascii="Yu Gothic" w:eastAsia="Yu Gothic" w:hAnsi="Yu Gothic"/>
+                <w:b/>
+                <w:bCs/>
+                <w:sz w:val="18"/>
+                <w:szCs w:val="18"/>
+              </w:rPr>
+              <w:t xml:space="preserve">段</w:t>
+            </w:r>
+          </w:p>
+        </w:tc>
+        <w:tc>
+          <w:tcPr>
+            <w:tcW w:type="dxa" w:w="9131"/>
+            <w:tcBorders>
+              <w:top w:val="single" w:color="A6B8D0" w:sz="4"/>
+              <w:left w:val="single" w:color="A6B8D0" w:sz="4"/>
+              <w:bottom w:val="single" w:color="A6B8D0" w:sz="4"/>
+              <w:right w:val="single" w:color="A6B8D0" w:sz="4"/>
+            </w:tcBorders>
+            <w:shd w:fill="DCE6F2" w:color="auto" w:val="clear"/>
+            <w:tcMar>
+              <w:top w:type="dxa" w:w="50"/>
+              <w:left w:type="dxa" w:w="90"/>
+              <w:bottom w:type="dxa" w:w="50"/>
+              <w:right w:type="dxa" w:w="90"/>
+            </w:tcMar>
+          </w:tcPr>
+          <w:p>
+            <w:pPr>
+              <w:keepNext/>
+              <w:keepLines/>
+              <w:spacing w:after="0" w:before="0" w:line="280"/>
+            </w:pPr>
+            <w:r>
+              <w:rPr>
+                <w:rFonts w:ascii="Yu Gothic" w:eastAsia="Yu Gothic" w:hAnsi="Yu Gothic"/>
+                <w:b/>
+                <w:bCs/>
+                <w:sz w:val="18"/>
+                <w:szCs w:val="18"/>
+              </w:rPr>
+              <w:t xml:space="preserve">操作</w:t>
+            </w:r>
+          </w:p>
+        </w:tc>
+      </w:tr>
+      <w:tr>
+        <w:trPr>
+          <w:cantSplit/>
+          <w:tblHeader w:val="off"/>
+        </w:trPr>
+        <w:tc>
+          <w:tcPr>
+            <w:tcW w:type="dxa" w:w="507"/>
+            <w:tcBorders>
+              <w:top w:val="single" w:color="A6B8D0" w:sz="4"/>
+              <w:left w:val="single" w:color="A6B8D0" w:sz="4"/>
+              <w:bottom w:val="single" w:color="A6B8D0" w:sz="4"/>
+              <w:right w:val="single" w:color="A6B8D0" w:sz="4"/>
+            </w:tcBorders>
+            <w:tcMar>
+              <w:top w:type="dxa" w:w="50"/>
+              <w:left w:type="dxa" w:w="90"/>
+              <w:bottom w:type="dxa" w:w="50"/>
+              <w:right w:type="dxa" w:w="90"/>
+            </w:tcMar>
+          </w:tcPr>
+          <w:p>
+            <w:pPr>
+              <w:keepNext/>
+              <w:keepLines/>
+              <w:spacing w:after="0" w:before="0" w:line="280"/>
+            </w:pPr>
+            <w:r>
+              <w:rPr>
+                <w:rFonts w:ascii="Yu Gothic" w:eastAsia="Yu Gothic" w:hAnsi="Yu Gothic"/>
+                <w:b w:val="false"/>
+                <w:bCs w:val="false"/>
+                <w:sz w:val="18"/>
+                <w:szCs w:val="18"/>
+              </w:rPr>
+              <w:t xml:space="preserve">1</w:t>
+            </w:r>
+          </w:p>
+        </w:tc>
+        <w:tc>
+          <w:tcPr>
+            <w:tcW w:type="dxa" w:w="9131"/>
+            <w:tcBorders>
+              <w:top w:val="single" w:color="A6B8D0" w:sz="4"/>
+              <w:left w:val="single" w:color="A6B8D0" w:sz="4"/>
+              <w:bottom w:val="single" w:color="A6B8D0" w:sz="4"/>
+              <w:right w:val="single" w:color="A6B8D0" w:sz="4"/>
+            </w:tcBorders>
+            <w:tcMar>
+              <w:top w:type="dxa" w:w="50"/>
+              <w:left w:type="dxa" w:w="90"/>
+              <w:bottom w:type="dxa" w:w="50"/>
+              <w:right w:type="dxa" w:w="90"/>
+            </w:tcMar>
+          </w:tcPr>
+          <w:p>
+            <w:pPr>
+              <w:keepNext/>
+              <w:keepLines/>
+              <w:spacing w:after="0" w:before="0" w:line="280"/>
+            </w:pPr>
+            <w:r>
+              <w:rPr>
+                <w:rFonts w:ascii="Yu Gothic" w:eastAsia="Yu Gothic" w:hAnsi="Yu Gothic"/>
+                <w:b w:val="false"/>
+                <w:bCs w:val="false"/>
+                <w:sz w:val="18"/>
+                <w:szCs w:val="18"/>
+              </w:rPr>
+              <w:t xml:space="preserve">G-18「承認と共同の権利」の「相手を追加」で、自分の QR（第1章 10.10「URL と QR の形」の </w:t>
+            </w:r>
+            <w:r>
+              <w:rPr>
+                <w:rFonts w:ascii="Consolas" w:eastAsia="Yu Gothic" w:hAnsi="Consolas"/>
+                <w:b w:val="false"/>
+                <w:bCs w:val="false"/>
+                <w:sz w:val="18"/>
+                <w:szCs w:val="18"/>
+              </w:rPr>
+              <w:t xml:space="preserve">contact</w:t>
+            </w:r>
+            <w:r>
+              <w:rPr>
+                <w:rFonts w:ascii="Yu Gothic" w:eastAsia="Yu Gothic" w:hAnsi="Yu Gothic"/>
+                <w:b w:val="false"/>
+                <w:bCs w:val="false"/>
+                <w:sz w:val="18"/>
+                <w:szCs w:val="18"/>
+              </w:rPr>
+              <w:t xml:space="preserve">）を相手に見せて読ませる。離れている時は、短い合い言葉（数字1つと2語。1回限り、10分で消える）を相手に伝える</w:t>
+            </w:r>
+          </w:p>
+        </w:tc>
+      </w:tr>
+      <w:tr>
+        <w:trPr>
+          <w:cantSplit/>
+          <w:tblHeader w:val="off"/>
+        </w:trPr>
+        <w:tc>
+          <w:tcPr>
+            <w:tcW w:type="dxa" w:w="507"/>
+            <w:tcBorders>
+              <w:top w:val="single" w:color="A6B8D0" w:sz="4"/>
+              <w:left w:val="single" w:color="A6B8D0" w:sz="4"/>
+              <w:bottom w:val="single" w:color="A6B8D0" w:sz="4"/>
+              <w:right w:val="single" w:color="A6B8D0" w:sz="4"/>
+            </w:tcBorders>
+            <w:tcMar>
+              <w:top w:type="dxa" w:w="50"/>
+              <w:left w:type="dxa" w:w="90"/>
+              <w:bottom w:type="dxa" w:w="50"/>
+              <w:right w:type="dxa" w:w="90"/>
+            </w:tcMar>
+          </w:tcPr>
+          <w:p>
+            <w:pPr>
+              <w:keepNext/>
+              <w:keepLines/>
+              <w:spacing w:after="0" w:before="0" w:line="280"/>
+            </w:pPr>
+            <w:r>
+              <w:rPr>
+                <w:rFonts w:ascii="Yu Gothic" w:eastAsia="Yu Gothic" w:hAnsi="Yu Gothic"/>
+                <w:b w:val="false"/>
+                <w:bCs w:val="false"/>
+                <w:sz w:val="18"/>
+                <w:szCs w:val="18"/>
+              </w:rPr>
+              <w:t xml:space="preserve">2</w:t>
+            </w:r>
+          </w:p>
+        </w:tc>
+        <w:tc>
+          <w:tcPr>
+            <w:tcW w:type="dxa" w:w="9131"/>
+            <w:tcBorders>
+              <w:top w:val="single" w:color="A6B8D0" w:sz="4"/>
+              <w:left w:val="single" w:color="A6B8D0" w:sz="4"/>
+              <w:bottom w:val="single" w:color="A6B8D0" w:sz="4"/>
+              <w:right w:val="single" w:color="A6B8D0" w:sz="4"/>
+            </w:tcBorders>
+            <w:tcMar>
+              <w:top w:type="dxa" w:w="50"/>
+              <w:left w:type="dxa" w:w="90"/>
+              <w:bottom w:type="dxa" w:w="50"/>
+              <w:right w:type="dxa" w:w="90"/>
+            </w:tcMar>
+          </w:tcPr>
+          <w:p>
+            <w:pPr>
+              <w:keepNext/>
+              <w:keepLines/>
+              <w:spacing w:after="0" w:before="0" w:line="280"/>
+            </w:pPr>
+            <w:r>
+              <w:rPr>
+                <w:rFonts w:ascii="Yu Gothic" w:eastAsia="Yu Gothic" w:hAnsi="Yu Gothic"/>
+                <w:b w:val="false"/>
+                <w:bCs w:val="false"/>
+                <w:sz w:val="18"/>
+                <w:szCs w:val="18"/>
+              </w:rPr>
+              <w:t xml:space="preserve">2台が直接つながる（第8章 5.4 と同じ直接の接続）。双方の画面に同じ安全番号が出る。安全番号は Signal の安全番号と同じ作り：各自について「版の番号 0、個人のルートの公開鍵（SubjectPublicKeyInfo の DER）、告知コード」を並べたバイト列の SHA-512 を5,200回繰り返し、先頭30バイトを10進の30桁にする。2人分を数の小さい順に並べた60桁を5桁ずつ12の組で示す。個人のルートの鍵から作るため、端末を替えても相手の安全番号は変わらない</w:t>
+            </w:r>
+          </w:p>
+        </w:tc>
+      </w:tr>
+      <w:tr>
+        <w:trPr>
+          <w:cantSplit/>
+          <w:tblHeader w:val="off"/>
+        </w:trPr>
+        <w:tc>
+          <w:tcPr>
+            <w:tcW w:type="dxa" w:w="507"/>
+            <w:tcBorders>
+              <w:top w:val="single" w:color="A6B8D0" w:sz="4"/>
+              <w:left w:val="single" w:color="A6B8D0" w:sz="4"/>
+              <w:bottom w:val="single" w:color="A6B8D0" w:sz="4"/>
+              <w:right w:val="single" w:color="A6B8D0" w:sz="4"/>
+            </w:tcBorders>
+            <w:tcMar>
+              <w:top w:type="dxa" w:w="50"/>
+              <w:left w:type="dxa" w:w="90"/>
+              <w:bottom w:type="dxa" w:w="50"/>
+              <w:right w:type="dxa" w:w="90"/>
+            </w:tcMar>
+          </w:tcPr>
+          <w:p>
+            <w:pPr>
+              <w:keepNext w:val="false"/>
+              <w:keepLines/>
+              <w:spacing w:after="0" w:before="0" w:line="280"/>
+            </w:pPr>
+            <w:r>
+              <w:rPr>
+                <w:rFonts w:ascii="Yu Gothic" w:eastAsia="Yu Gothic" w:hAnsi="Yu Gothic"/>
+                <w:b w:val="false"/>
+                <w:bCs w:val="false"/>
+                <w:sz w:val="18"/>
+                <w:szCs w:val="18"/>
+              </w:rPr>
+              <w:t xml:space="preserve">3</w:t>
+            </w:r>
+          </w:p>
+        </w:tc>
+        <w:tc>
+          <w:tcPr>
+            <w:tcW w:type="dxa" w:w="9131"/>
+            <w:tcBorders>
+              <w:top w:val="single" w:color="A6B8D0" w:sz="4"/>
+              <w:left w:val="single" w:color="A6B8D0" w:sz="4"/>
+              <w:bottom w:val="single" w:color="A6B8D0" w:sz="4"/>
+              <w:right w:val="single" w:color="A6B8D0" w:sz="4"/>
+            </w:tcBorders>
+            <w:tcMar>
+              <w:top w:type="dxa" w:w="50"/>
+              <w:left w:type="dxa" w:w="90"/>
+              <w:bottom w:type="dxa" w:w="50"/>
+              <w:right w:type="dxa" w:w="90"/>
+            </w:tcMar>
+          </w:tcPr>
+          <w:p>
+            <w:pPr>
+              <w:keepNext w:val="false"/>
+              <w:keepLines/>
+              <w:spacing w:after="0" w:before="0" w:line="280"/>
+            </w:pPr>
+            <w:r>
+              <w:rPr>
+                <w:rFonts w:ascii="Yu Gothic" w:eastAsia="Yu Gothic" w:hAnsi="Yu Gothic"/>
+                <w:b w:val="false"/>
+                <w:bCs w:val="false"/>
+                <w:sz w:val="18"/>
+                <w:szCs w:val="18"/>
+              </w:rPr>
+              <w:t xml:space="preserve">見比べて同じなら「確認済み」を押す。以後、この相手との書類は直接届き、届いた書類は 5.4 の確かめを通る</w:t>
+            </w:r>
+          </w:p>
+        </w:tc>
+      </w:tr>
+    </w:tbl>
+    <w:p>
+      <w:pPr>
+        <w:spacing w:after="100" w:before="0"/>
+      </w:pPr>
     </w:p>
     <w:p>
       <w:pPr>
@@ -12112,7 +11878,55 @@
         <w:rPr>
           <w:rFonts w:ascii="Yu Gothic" w:eastAsia="Yu Gothic" w:hAnsi="Yu Gothic"/>
         </w:rPr>
-        <w:t xml:space="preserve">本名（R-2-5-2「本名が署名・画面で意図せず公開されない。」）：入力欄を持たない。証明書・マニフェストに氏名を載せない。利用者が申立て（第7章）で氏名を使う場合は、利用者自身が入力し、本システムは保存しない。</w:t>
+        <w:t xml:space="preserve">つながらない間（相手が起動していない）は、書類は次につながった時に届く。急ぐ時は今までどおりファイルで渡せる（形式は同じ）。</w:t>
+      </w:r>
+    </w:p>
+    <w:p>
+      <w:pPr>
+        <w:pStyle w:val="ListParagraph"/>
+        <w:keepNext/>
+        <w:keepLines/>
+        <w:numPr>
+          <w:ilvl w:val="0"/>
+          <w:numId w:val="2"/>
+        </w:numPr>
+        <w:spacing w:after="20" w:before="20" w:line="300"/>
+      </w:pPr>
+      <w:r>
+        <w:rPr>
+          <w:rFonts w:ascii="Yu Gothic" w:eastAsia="Yu Gothic" w:hAnsi="Yu Gothic"/>
+        </w:rPr>
+        <w:t xml:space="preserve">確認済みの相手の一覧は G-18「承認と共同の権利」 に置く。相手を外すと、以後は届かない。</w:t>
+      </w:r>
+    </w:p>
+    <w:p>
+      <w:pPr>
+        <w:pStyle w:val="ListParagraph"/>
+        <w:keepNext/>
+        <w:keepLines/>
+        <w:numPr>
+          <w:ilvl w:val="0"/>
+          <w:numId w:val="2"/>
+        </w:numPr>
+        <w:spacing w:after="20" w:before="20" w:line="300"/>
+      </w:pPr>
+      <w:r>
+        <w:rPr>
+          <w:rFonts w:ascii="Yu Gothic" w:eastAsia="Yu Gothic" w:hAnsi="Yu Gothic"/>
+        </w:rPr>
+        <w:t xml:space="preserve">届いたものの受け取り：確認済みの相手からの書類は 5.4 の確かめを通れば自動で取り込む（確認済みにした意味。Signal の添付と同じ）。テンプレート（</w:t>
+      </w:r>
+      <w:r>
+        <w:rPr>
+          <w:rFonts w:ascii="Consolas" w:eastAsia="Yu Gothic" w:hAnsi="Consolas"/>
+        </w:rPr>
+        <w:t xml:space="preserve">.nrsdtpl</w:t>
+      </w:r>
+      <w:r>
+        <w:rPr>
+          <w:rFonts w:ascii="Yu Gothic" w:eastAsia="Yu Gothic" w:hAnsi="Yu Gothic"/>
+        </w:rPr>
+        <w:t xml:space="preserve">）は「届いたテンプレート」として示し、利用者が「取り込む」を押した時だけ取り込む（AirDrop の受け取りと同じ。作業の場を勝手に変えない）。</w:t>
       </w:r>
     </w:p>
     <w:p>
@@ -12130,19 +11944,7 @@
         <w:rPr>
           <w:rFonts w:ascii="Yu Gothic" w:eastAsia="Yu Gothic" w:hAnsi="Yu Gothic"/>
         </w:rPr>
-        <w:t xml:space="preserve">変更の履歴（R-2-5-3「変更の履歴が端末に残る。」）：入力を変えるたびに、端末に変更の日時と前後の値を記録する（作り直した証明書の一覧を含む）。履歴は </w:t>
-      </w:r>
-      <w:r>
-        <w:rPr>
-          <w:rFonts w:ascii="Consolas" w:eastAsia="Yu Gothic" w:hAnsi="Consolas"/>
-        </w:rPr>
-        <w:t xml:space="preserve">identity/history.jsonl</w:t>
-      </w:r>
-      <w:r>
-        <w:rPr>
-          <w:rFonts w:ascii="Yu Gothic" w:eastAsia="Yu Gothic" w:hAnsi="Yu Gothic"/>
-        </w:rPr>
-        <w:t xml:space="preserve"> に追記し（第8章 2.1「配置」）、第10章 G-19「鍵と告知コード」で見られる。</w:t>
+        <w:t xml:space="preserve">告知コードの手入力は残すが、既定は QR か合い言葉とし、打ち間違いの事故を無くす。</w:t>
       </w:r>
     </w:p>
     <w:p>
@@ -12153,18 +11955,7 @@
         <w:rPr>
           <w:rFonts w:ascii="Yu Gothic" w:eastAsia="Yu Gothic" w:hAnsi="Yu Gothic"/>
         </w:rPr>
-        <w:t xml:space="preserve">7. 署名鍵</w:t>
-      </w:r>
-    </w:p>
-    <w:p>
-      <w:pPr>
-        <w:pStyle w:val="Heading2"/>
-      </w:pPr>
-      <w:r>
-        <w:rPr>
-          <w:rFonts w:ascii="Yu Gothic" w:eastAsia="Yu Gothic" w:hAnsi="Yu Gothic"/>
-        </w:rPr>
-        <w:t xml:space="preserve">7.1 生成と保管</w:t>
+        <w:t xml:space="preserve">6. 権利者情報</w:t>
       </w:r>
     </w:p>
     <w:p>
@@ -12182,7 +11973,7 @@
         <w:rPr>
           <w:rFonts w:ascii="Yu Gothic" w:eastAsia="Yu Gothic" w:hAnsi="Yu Gothic"/>
         </w:rPr>
-        <w:t xml:space="preserve">端末で ECDSA P-256 の鍵を作る（乱数は OS の暗号用の乱数）。個人のルートの鍵と署名用の証明書の鍵の2つを作る。</w:t>
+        <w:t xml:space="preserve">公開される範囲（R-2-5-1）：証明書の主体（ハンドルネーム）と SAN（告知先アカウント）、マニフェストの役割。これらは C2PA署名した画像とともに公開される。それ以外の入力はない。</w:t>
       </w:r>
     </w:p>
     <w:p>
@@ -12200,7 +11991,7 @@
         <w:rPr>
           <w:rFonts w:ascii="Yu Gothic" w:eastAsia="Yu Gothic" w:hAnsi="Yu Gothic"/>
         </w:rPr>
-        <w:t xml:space="preserve">保管は OS の鍵保管（7.5）。鍵を画面に出さない。</w:t>
+        <w:t xml:space="preserve">本名（R-2-5-2）：入力欄を持たない。証明書・マニフェストに氏名を載せない。利用者が申立て（第7章）で氏名を使う場合は、利用者自身が入力し、本システムは保存しない。</w:t>
       </w:r>
     </w:p>
     <w:p>
@@ -12218,7 +12009,257 @@
         <w:rPr>
           <w:rFonts w:ascii="Yu Gothic" w:eastAsia="Yu Gothic" w:hAnsi="Yu Gothic"/>
         </w:rPr>
+        <w:t xml:space="preserve">変更の履歴（R-2-5-3）：入力を変えるたびに、端末に変更の日時と前後の値を記録する（作り直した証明書の一覧を含む）。履歴は </w:t>
+      </w:r>
+      <w:r>
+        <w:rPr>
+          <w:rFonts w:ascii="Consolas" w:eastAsia="Yu Gothic" w:hAnsi="Consolas"/>
+        </w:rPr>
+        <w:t xml:space="preserve">identity/history/&lt;端末の番号&gt;.jsonl</w:t>
+      </w:r>
+      <w:r>
+        <w:rPr>
+          <w:rFonts w:ascii="Yu Gothic" w:eastAsia="Yu Gothic" w:hAnsi="Yu Gothic"/>
+        </w:rPr>
+        <w:t xml:space="preserve">（端末ごとの連鎖。第8章 2.1「配置」）に追記し、1行は </w:t>
+      </w:r>
+      <w:r>
+        <w:rPr>
+          <w:rFonts w:ascii="Consolas" w:eastAsia="Yu Gothic" w:hAnsi="Consolas"/>
+        </w:rPr>
+        <w:t xml:space="preserve">at</w:t>
+      </w:r>
+      <w:r>
+        <w:rPr>
+          <w:rFonts w:ascii="Yu Gothic" w:eastAsia="Yu Gothic" w:hAnsi="Yu Gothic"/>
+        </w:rPr>
+        <w:t xml:space="preserve">（UTC）、</w:t>
+      </w:r>
+      <w:r>
+        <w:rPr>
+          <w:rFonts w:ascii="Consolas" w:eastAsia="Yu Gothic" w:hAnsi="Consolas"/>
+        </w:rPr>
+        <w:t xml:space="preserve">field</w:t>
+      </w:r>
+      <w:r>
+        <w:rPr>
+          <w:rFonts w:ascii="Yu Gothic" w:eastAsia="Yu Gothic" w:hAnsi="Yu Gothic"/>
+        </w:rPr>
+        <w:t xml:space="preserve">（</w:t>
+      </w:r>
+      <w:r>
+        <w:rPr>
+          <w:rFonts w:ascii="Consolas" w:eastAsia="Yu Gothic" w:hAnsi="Consolas"/>
+        </w:rPr>
+        <w:t xml:space="preserve">handle</w:t>
+      </w:r>
+      <w:r>
+        <w:rPr>
+          <w:rFonts w:ascii="Yu Gothic" w:eastAsia="Yu Gothic" w:hAnsi="Yu Gothic"/>
+        </w:rPr>
+        <w:t xml:space="preserve">・</w:t>
+      </w:r>
+      <w:r>
+        <w:rPr>
+          <w:rFonts w:ascii="Consolas" w:eastAsia="Yu Gothic" w:hAnsi="Consolas"/>
+        </w:rPr>
+        <w:t xml:space="preserve">role</w:t>
+      </w:r>
+      <w:r>
+        <w:rPr>
+          <w:rFonts w:ascii="Yu Gothic" w:eastAsia="Yu Gothic" w:hAnsi="Yu Gothic"/>
+        </w:rPr>
+        <w:t xml:space="preserve">・</w:t>
+      </w:r>
+      <w:r>
+        <w:rPr>
+          <w:rFonts w:ascii="Consolas" w:eastAsia="Yu Gothic" w:hAnsi="Consolas"/>
+        </w:rPr>
+        <w:t xml:space="preserve">accounts</w:t>
+      </w:r>
+      <w:r>
+        <w:rPr>
+          <w:rFonts w:ascii="Yu Gothic" w:eastAsia="Yu Gothic" w:hAnsi="Yu Gothic"/>
+        </w:rPr>
+        <w:t xml:space="preserve">・</w:t>
+      </w:r>
+      <w:r>
+        <w:rPr>
+          <w:rFonts w:ascii="Consolas" w:eastAsia="Yu Gothic" w:hAnsi="Consolas"/>
+        </w:rPr>
+        <w:t xml:space="preserve">cert</w:t>
+      </w:r>
+      <w:r>
+        <w:rPr>
+          <w:rFonts w:ascii="Yu Gothic" w:eastAsia="Yu Gothic" w:hAnsi="Yu Gothic"/>
+        </w:rPr>
+        <w:t xml:space="preserve">（証明書の作り直し）・</w:t>
+      </w:r>
+      <w:r>
+        <w:rPr>
+          <w:rFonts w:ascii="Consolas" w:eastAsia="Yu Gothic" w:hAnsi="Consolas"/>
+        </w:rPr>
+        <w:t xml:space="preserve">root</w:t>
+      </w:r>
+      <w:r>
+        <w:rPr>
+          <w:rFonts w:ascii="Yu Gothic" w:eastAsia="Yu Gothic" w:hAnsi="Yu Gothic"/>
+        </w:rPr>
+        <w:t xml:space="preserve">（個人のルートの作り直し））、</w:t>
+      </w:r>
+      <w:r>
+        <w:rPr>
+          <w:rFonts w:ascii="Consolas" w:eastAsia="Yu Gothic" w:hAnsi="Consolas"/>
+        </w:rPr>
+        <w:t xml:space="preserve">before</w:t>
+      </w:r>
+      <w:r>
+        <w:rPr>
+          <w:rFonts w:ascii="Yu Gothic" w:eastAsia="Yu Gothic" w:hAnsi="Yu Gothic"/>
+        </w:rPr>
+        <w:t xml:space="preserve">、</w:t>
+      </w:r>
+      <w:r>
+        <w:rPr>
+          <w:rFonts w:ascii="Consolas" w:eastAsia="Yu Gothic" w:hAnsi="Consolas"/>
+        </w:rPr>
+        <w:t xml:space="preserve">after</w:t>
+      </w:r>
+      <w:r>
+        <w:rPr>
+          <w:rFonts w:ascii="Yu Gothic" w:eastAsia="Yu Gothic" w:hAnsi="Yu Gothic"/>
+        </w:rPr>
+        <w:t xml:space="preserve">、</w:t>
+      </w:r>
+      <w:r>
+        <w:rPr>
+          <w:rFonts w:ascii="Consolas" w:eastAsia="Yu Gothic" w:hAnsi="Consolas"/>
+        </w:rPr>
+        <w:t xml:space="preserve">cert_serial</w:t>
+      </w:r>
+      <w:r>
+        <w:rPr>
+          <w:rFonts w:ascii="Yu Gothic" w:eastAsia="Yu Gothic" w:hAnsi="Yu Gothic"/>
+        </w:rPr>
+        <w:t xml:space="preserve">（その時点の署名用の証明書の通し番号）を持ち、第10章 G-19「鍵と告知コード」で見られる。</w:t>
+      </w:r>
+    </w:p>
+    <w:p>
+      <w:pPr>
+        <w:pStyle w:val="Heading1"/>
+      </w:pPr>
+      <w:r>
+        <w:rPr>
+          <w:rFonts w:ascii="Yu Gothic" w:eastAsia="Yu Gothic" w:hAnsi="Yu Gothic"/>
+        </w:rPr>
+        <w:t xml:space="preserve">7. 署名鍵</w:t>
+      </w:r>
+    </w:p>
+    <w:p>
+      <w:pPr>
+        <w:pStyle w:val="Heading2"/>
+      </w:pPr>
+      <w:r>
+        <w:rPr>
+          <w:rFonts w:ascii="Yu Gothic" w:eastAsia="Yu Gothic" w:hAnsi="Yu Gothic"/>
+        </w:rPr>
+        <w:t xml:space="preserve">7.1 生成と保管</w:t>
+      </w:r>
+    </w:p>
+    <w:p>
+      <w:pPr>
+        <w:pStyle w:val="ListParagraph"/>
+        <w:keepNext/>
+        <w:keepLines/>
+        <w:numPr>
+          <w:ilvl w:val="0"/>
+          <w:numId w:val="2"/>
+        </w:numPr>
+        <w:spacing w:after="20" w:before="20" w:line="300"/>
+      </w:pPr>
+      <w:r>
+        <w:rPr>
+          <w:rFonts w:ascii="Yu Gothic" w:eastAsia="Yu Gothic" w:hAnsi="Yu Gothic"/>
+        </w:rPr>
+        <w:t xml:space="preserve">端末で ECDSA P-256 の鍵を作る（乱数は OS の暗号用の乱数）。個人のルートの鍵と署名用の証明書の鍵の2つを作る。</w:t>
+      </w:r>
+    </w:p>
+    <w:p>
+      <w:pPr>
+        <w:pStyle w:val="ListParagraph"/>
+        <w:keepNext/>
+        <w:keepLines/>
+        <w:numPr>
+          <w:ilvl w:val="0"/>
+          <w:numId w:val="2"/>
+        </w:numPr>
+        <w:spacing w:after="20" w:before="20" w:line="300"/>
+      </w:pPr>
+      <w:r>
+        <w:rPr>
+          <w:rFonts w:ascii="Yu Gothic" w:eastAsia="Yu Gothic" w:hAnsi="Yu Gothic"/>
+        </w:rPr>
+        <w:t xml:space="preserve">保管は OS の鍵保管（7.5）。鍵を画面に出さない。</w:t>
+      </w:r>
+    </w:p>
+    <w:p>
+      <w:pPr>
+        <w:pStyle w:val="ListParagraph"/>
+        <w:keepNext/>
+        <w:keepLines/>
+        <w:numPr>
+          <w:ilvl w:val="0"/>
+          <w:numId w:val="2"/>
+        </w:numPr>
+        <w:spacing w:after="20" w:before="20" w:line="300"/>
+      </w:pPr>
+      <w:r>
+        <w:rPr>
+          <w:rFonts w:ascii="Yu Gothic" w:eastAsia="Yu Gothic" w:hAnsi="Yu Gothic"/>
+        </w:rPr>
         <w:t xml:space="preserve">端末の外へ出すのは、利用者の合言葉で暗号化した控えのファイル（第8章 5「控えのファイル」）の中だけとする。</w:t>
+      </w:r>
+    </w:p>
+    <w:p>
+      <w:pPr>
+        <w:pStyle w:val="ListParagraph"/>
+        <w:keepNext w:val="false"/>
+        <w:keepLines/>
+        <w:numPr>
+          <w:ilvl w:val="0"/>
+          <w:numId w:val="2"/>
+        </w:numPr>
+        <w:spacing w:after="20" w:before="20" w:line="300"/>
+      </w:pPr>
+      <w:r>
+        <w:rPr>
+          <w:rFonts w:ascii="Yu Gothic" w:eastAsia="Yu Gothic" w:hAnsi="Yu Gothic"/>
+        </w:rPr>
+        <w:t xml:space="preserve">端末の鍵（直接の接続の iroh の鍵。Ed25519）も初回の起動で作り、OS の鍵保管（7.5 の </w:t>
+      </w:r>
+      <w:r>
+        <w:rPr>
+          <w:rFonts w:ascii="Consolas" w:eastAsia="Yu Gothic" w:hAnsi="Consolas"/>
+        </w:rPr>
+        <w:t xml:space="preserve">device-key</w:t>
+      </w:r>
+      <w:r>
+        <w:rPr>
+          <w:rFonts w:ascii="Yu Gothic" w:eastAsia="Yu Gothic" w:hAnsi="Yu Gothic"/>
+        </w:rPr>
+        <w:t xml:space="preserve">）に置く。控えに含めず、同期もしない（端末ごとに作る）。端末の番号（第1章 8.2「識別子の体系」）はこの公開鍵から作り、連鎖の </w:t>
+      </w:r>
+      <w:r>
+        <w:rPr>
+          <w:rFonts w:ascii="Consolas" w:eastAsia="Yu Gothic" w:hAnsi="Consolas"/>
+        </w:rPr>
+        <w:t xml:space="preserve">device</w:t>
+      </w:r>
+      <w:r>
+        <w:rPr>
+          <w:rFonts w:ascii="Yu Gothic" w:eastAsia="Yu Gothic" w:hAnsi="Yu Gothic"/>
+        </w:rPr>
+        <w:t xml:space="preserve"> と直接の接続（第8章 5.4）の両方で同じ値を使う。</w:t>
       </w:r>
     </w:p>
     <w:p>
@@ -12693,7 +12734,7 @@
     <w:p>
       <w:pPr>
         <w:pStyle w:val="ListParagraph"/>
-        <w:keepNext w:val="false"/>
+        <w:keepNext/>
         <w:keepLines/>
         <w:numPr>
           <w:ilvl w:val="0"/>
@@ -12710,13 +12751,38 @@
     </w:p>
     <w:p>
       <w:pPr>
-        <w:pStyle w:val="Heading2"/>
-      </w:pPr>
-      <w:r>
-        <w:rPr>
-          <w:rFonts w:ascii="Yu Gothic" w:eastAsia="Yu Gothic" w:hAnsi="Yu Gothic"/>
-        </w:rPr>
-        <w:t xml:space="preserve">7.3 複数の端末</w:t>
+        <w:pStyle w:val="ListParagraph"/>
+        <w:keepNext/>
+        <w:keepLines/>
+        <w:numPr>
+          <w:ilvl w:val="0"/>
+          <w:numId w:val="2"/>
+        </w:numPr>
+        <w:spacing w:after="20" w:before="20" w:line="300"/>
+      </w:pPr>
+      <w:r>
+        <w:rPr>
+          <w:rFonts w:ascii="Yu Gothic" w:eastAsia="Yu Gothic" w:hAnsi="Yu Gothic"/>
+        </w:rPr>
+        <w:t xml:space="preserve">脅威 T-4（なりすまし）：利用者の署名鍵を盗んで C2PA署名する。攻撃する者：端末を侵害した者。狙う資産：本人性。残る破れ：端末が完全に侵害された場合</w:t>
+      </w:r>
+    </w:p>
+    <w:p>
+      <w:pPr>
+        <w:pStyle w:val="ListParagraph"/>
+        <w:keepNext/>
+        <w:keepLines/>
+        <w:numPr>
+          <w:ilvl w:val="0"/>
+          <w:numId w:val="2"/>
+        </w:numPr>
+        <w:spacing w:after="20" w:before="20" w:line="300"/>
+      </w:pPr>
+      <w:r>
+        <w:rPr>
+          <w:rFonts w:ascii="Yu Gothic" w:eastAsia="Yu Gothic" w:hAnsi="Yu Gothic"/>
+        </w:rPr>
+        <w:t xml:space="preserve">秘密：端末の鍵（直接の接続の iroh の秘密鍵）。置き場：OS の鍵保管（7.5）。控えに含めない（端末ごとに作る）。漏れた時：別の端末・相手を装われ得る。G-20「端末」でその端末を外し、相手は確認をやり直す</w:t>
       </w:r>
     </w:p>
     <w:p>
@@ -12734,7 +12800,7 @@
         <w:rPr>
           <w:rFonts w:ascii="Yu Gothic" w:eastAsia="Yu Gothic" w:hAnsi="Yu Gothic"/>
         </w:rPr>
-        <w:t xml:space="preserve">控えのファイルを別の端末で取り込み、同じ個人のルートと署名用の証明書を使う（第1章 13「端末と人」）。</w:t>
+        <w:t xml:space="preserve">秘密：利用者の署名鍵。置き場：OS の鍵保管（Windows 資格情報マネージャー・DPAPI、macOS キーチェーン、Linux Secret Service。Secret Service のない Linux は合言葉で暗号化した鍵のファイル。第2章 7.5「OS ごとの保管の方式」）。控えのファイルの中では利用者の合言葉で暗号化。漏れた時：利用者が鍵を作り直し、告知コードを掲げ替える（第2章 7「署名鍵」）</w:t>
       </w:r>
     </w:p>
     <w:p>
@@ -12745,7 +12811,7 @@
         <w:rPr>
           <w:rFonts w:ascii="Yu Gothic" w:eastAsia="Yu Gothic" w:hAnsi="Yu Gothic"/>
         </w:rPr>
-        <w:t xml:space="preserve">7.4 アプリの利用の時の認証</w:t>
+        <w:t xml:space="preserve">7.3 複数の端末</w:t>
       </w:r>
     </w:p>
     <w:p>
@@ -12763,7 +12829,60 @@
         <w:rPr>
           <w:rFonts w:ascii="Yu Gothic" w:eastAsia="Yu Gothic" w:hAnsi="Yu Gothic"/>
         </w:rPr>
-        <w:t xml:space="preserve">鍵は OS の鍵保管が OS の利用者のログインで守る（Windows・Linux の Secret Service は、ログインしていれば確かめの窓を出さずに読める。macOS はキーチェーンの許可による。7.5）。アプリ独自のパスワードは設けない（非技術者の負担を増やさないため）。控えのファイルの作成・取り込みの時と、Secret Service のない Linux（7.5）の時だけ合言葉を求める。</w:t>
+        <w:t xml:space="preserve">控えのファイルを別の端末で取り込むか、端末をリンクして記録を揃え（第8章 5.4「端末どうしの同期」）、同じ個人のルートと署名用の証明書を使う（第1章 13「端末と人」）。端末の鍵（7.1）だけは端末ごとに別とする。</w:t>
+      </w:r>
+    </w:p>
+    <w:p>
+      <w:pPr>
+        <w:pStyle w:val="Heading2"/>
+      </w:pPr>
+      <w:r>
+        <w:rPr>
+          <w:rFonts w:ascii="Yu Gothic" w:eastAsia="Yu Gothic" w:hAnsi="Yu Gothic"/>
+        </w:rPr>
+        <w:t xml:space="preserve">7.4 アプリの利用の時の認証</w:t>
+      </w:r>
+    </w:p>
+    <w:p>
+      <w:pPr>
+        <w:pStyle w:val="ListParagraph"/>
+        <w:keepNext w:val="false"/>
+        <w:keepLines/>
+        <w:numPr>
+          <w:ilvl w:val="0"/>
+          <w:numId w:val="2"/>
+        </w:numPr>
+        <w:spacing w:after="20" w:before="20" w:line="300"/>
+      </w:pPr>
+      <w:r>
+        <w:rPr>
+          <w:rFonts w:ascii="Yu Gothic" w:eastAsia="Yu Gothic" w:hAnsi="Yu Gothic"/>
+        </w:rPr>
+        <w:t xml:space="preserve">鍵は OS の鍵保管が OS の利用者のログインで守る（Windows・Linux の Secret Service は、ログインしていれば確かめの窓を出さずに読める。macOS はキーチェーンの許可による。7.5）。アプリ独自のパスワードは設けない（非技術者の負担を増やさないため）。代わりに、C2PA署名・書類の作成（5）・控えの取り込み（第8章 5.3）・端末のリンクと相手を確認済みにすること（第8章 5.4、5.5）・「この端末の記録を消す」（第9章 2.3）の直前に、OS の本人の確かめを求める：macOS は LocalAuthentication の </w:t>
+      </w:r>
+      <w:r>
+        <w:rPr>
+          <w:rFonts w:ascii="Consolas" w:eastAsia="Yu Gothic" w:hAnsi="Consolas"/>
+        </w:rPr>
+        <w:t xml:space="preserve">LAContext.evaluatePolicy(.deviceOwnerAuthentication)</w:t>
+      </w:r>
+      <w:r>
+        <w:rPr>
+          <w:rFonts w:ascii="Yu Gothic" w:eastAsia="Yu Gothic" w:hAnsi="Yu Gothic"/>
+        </w:rPr>
+        <w:t xml:space="preserve">（Touch ID、無ければログインのパスワード）、Windows は </w:t>
+      </w:r>
+      <w:r>
+        <w:rPr>
+          <w:rFonts w:ascii="Consolas" w:eastAsia="Yu Gothic" w:hAnsi="Consolas"/>
+        </w:rPr>
+        <w:t xml:space="preserve">IUserConsentVerifierInterop.RequestVerificationForWindowAsync</w:t>
+      </w:r>
+      <w:r>
+        <w:rPr>
+          <w:rFonts w:ascii="Yu Gothic" w:eastAsia="Yu Gothic" w:hAnsi="Yu Gothic"/>
+        </w:rPr>
+        <w:t xml:space="preserve">（Windows Hello の PIN・顔・指紋）、Linux は polkit（fprintd の指紋または PAM のパスワード）。初期値は入、G-20「設定」で切れる。一括の書き出しは開始の1回だけ求める。OS が対応しない時は求めない。自動で動く処理（連鎖の先端の時刻証明、時刻証明の後付け、「今の状態を確かめる」の追記、自動の控え）は本人の確かめを求めず、ログインで守られた OS の鍵保管を読む（1Password の自動の解除と同じ）。1Password・Bitwarden と同じ体験（2026-10-01 NRSD の要求）。控えのファイルの作成・取り込みの時と、Secret Service のない Linux（7.5）の時だけ合言葉を求める。</w:t>
       </w:r>
     </w:p>
     <w:p>
@@ -12791,9 +12910,9 @@
       </w:tblPr>
       <w:tblGrid>
         <w:gridCol w:w="1030"/>
-        <w:gridCol w:w="2739"/>
-        <w:gridCol w:w="2670"/>
-        <w:gridCol w:w="3199"/>
+        <w:gridCol w:w="3391"/>
+        <w:gridCol w:w="2340"/>
+        <w:gridCol w:w="2877"/>
       </w:tblGrid>
       <w:tr>
         <w:trPr>
@@ -12837,7 +12956,7 @@
         </w:tc>
         <w:tc>
           <w:tcPr>
-            <w:tcW w:type="dxa" w:w="2739"/>
+            <w:tcW w:type="dxa" w:w="3391"/>
             <w:tcBorders>
               <w:top w:val="single" w:color="A6B8D0" w:sz="4"/>
               <w:left w:val="single" w:color="A6B8D0" w:sz="4"/>
@@ -12872,7 +12991,7 @@
         </w:tc>
         <w:tc>
           <w:tcPr>
-            <w:tcW w:type="dxa" w:w="2670"/>
+            <w:tcW w:type="dxa" w:w="2340"/>
             <w:tcBorders>
               <w:top w:val="single" w:color="A6B8D0" w:sz="4"/>
               <w:left w:val="single" w:color="A6B8D0" w:sz="4"/>
@@ -12907,7 +13026,7 @@
         </w:tc>
         <w:tc>
           <w:tcPr>
-            <w:tcW w:type="dxa" w:w="3199"/>
+            <w:tcW w:type="dxa" w:w="2877"/>
             <w:tcBorders>
               <w:top w:val="single" w:color="A6B8D0" w:sz="4"/>
               <w:left w:val="single" w:color="A6B8D0" w:sz="4"/>
@@ -12982,7 +13101,7 @@
         </w:tc>
         <w:tc>
           <w:tcPr>
-            <w:tcW w:type="dxa" w:w="2739"/>
+            <w:tcW w:type="dxa" w:w="3391"/>
             <w:tcBorders>
               <w:top w:val="single" w:color="A6B8D0" w:sz="4"/>
               <w:left w:val="single" w:color="A6B8D0" w:sz="4"/>
@@ -13016,7 +13135,7 @@
         </w:tc>
         <w:tc>
           <w:tcPr>
-            <w:tcW w:type="dxa" w:w="2670"/>
+            <w:tcW w:type="dxa" w:w="2340"/>
             <w:tcBorders>
               <w:top w:val="single" w:color="A6B8D0" w:sz="4"/>
               <w:left w:val="single" w:color="A6B8D0" w:sz="4"/>
@@ -13050,7 +13169,7 @@
         </w:tc>
         <w:tc>
           <w:tcPr>
-            <w:tcW w:type="dxa" w:w="3199"/>
+            <w:tcW w:type="dxa" w:w="2877"/>
             <w:tcBorders>
               <w:top w:val="single" w:color="A6B8D0" w:sz="4"/>
               <w:left w:val="single" w:color="A6B8D0" w:sz="4"/>
@@ -13124,7 +13243,7 @@
         </w:tc>
         <w:tc>
           <w:tcPr>
-            <w:tcW w:type="dxa" w:w="2739"/>
+            <w:tcW w:type="dxa" w:w="3391"/>
             <w:tcBorders>
               <w:top w:val="single" w:color="A6B8D0" w:sz="4"/>
               <w:left w:val="single" w:color="A6B8D0" w:sz="4"/>
@@ -13158,7 +13277,7 @@
         </w:tc>
         <w:tc>
           <w:tcPr>
-            <w:tcW w:type="dxa" w:w="2670"/>
+            <w:tcW w:type="dxa" w:w="2340"/>
             <w:tcBorders>
               <w:top w:val="single" w:color="A6B8D0" w:sz="4"/>
               <w:left w:val="single" w:color="A6B8D0" w:sz="4"/>
@@ -13192,7 +13311,7 @@
         </w:tc>
         <w:tc>
           <w:tcPr>
-            <w:tcW w:type="dxa" w:w="3199"/>
+            <w:tcW w:type="dxa" w:w="2877"/>
             <w:tcBorders>
               <w:top w:val="single" w:color="A6B8D0" w:sz="4"/>
               <w:left w:val="single" w:color="A6B8D0" w:sz="4"/>
@@ -13266,7 +13385,7 @@
         </w:tc>
         <w:tc>
           <w:tcPr>
-            <w:tcW w:type="dxa" w:w="2739"/>
+            <w:tcW w:type="dxa" w:w="3391"/>
             <w:tcBorders>
               <w:top w:val="single" w:color="A6B8D0" w:sz="4"/>
               <w:left w:val="single" w:color="A6B8D0" w:sz="4"/>
@@ -13300,7 +13419,7 @@
         </w:tc>
         <w:tc>
           <w:tcPr>
-            <w:tcW w:type="dxa" w:w="2670"/>
+            <w:tcW w:type="dxa" w:w="2340"/>
             <w:tcBorders>
               <w:top w:val="single" w:color="A6B8D0" w:sz="4"/>
               <w:left w:val="single" w:color="A6B8D0" w:sz="4"/>
@@ -13334,7 +13453,7 @@
         </w:tc>
         <w:tc>
           <w:tcPr>
-            <w:tcW w:type="dxa" w:w="3199"/>
+            <w:tcW w:type="dxa" w:w="2877"/>
             <w:tcBorders>
               <w:top w:val="single" w:color="A6B8D0" w:sz="4"/>
               <w:left w:val="single" w:color="A6B8D0" w:sz="4"/>
@@ -13408,7 +13527,7 @@
         </w:tc>
         <w:tc>
           <w:tcPr>
-            <w:tcW w:type="dxa" w:w="2739"/>
+            <w:tcW w:type="dxa" w:w="3391"/>
             <w:tcBorders>
               <w:top w:val="single" w:color="A6B8D0" w:sz="4"/>
               <w:left w:val="single" w:color="A6B8D0" w:sz="4"/>
@@ -13436,13 +13555,13 @@
                 <w:sz w:val="18"/>
                 <w:szCs w:val="18"/>
               </w:rPr>
-              <w:t xml:space="preserve">合言葉で暗号化した鍵のファイル（age の形式、scrypt 2^18）をアプリのデータの場所に置く</w:t>
-            </w:r>
-          </w:p>
-        </w:tc>
-        <w:tc>
-          <w:tcPr>
-            <w:tcW w:type="dxa" w:w="2670"/>
+              <w:t xml:space="preserve">合言葉で暗号化した鍵のファイル（age の形式、scrypt 2^18）をアプリのデータの場所に置く。合言葉の受け付けの規則（15文字以上、よく使われるものと弱いものを拒む）は控えの合言葉（第8章 5.2）と同じ</w:t>
+            </w:r>
+          </w:p>
+        </w:tc>
+        <w:tc>
+          <w:tcPr>
+            <w:tcW w:type="dxa" w:w="2340"/>
             <w:tcBorders>
               <w:top w:val="single" w:color="A6B8D0" w:sz="4"/>
               <w:left w:val="single" w:color="A6B8D0" w:sz="4"/>
@@ -13476,7 +13595,7 @@
         </w:tc>
         <w:tc>
           <w:tcPr>
-            <w:tcW w:type="dxa" w:w="3199"/>
+            <w:tcW w:type="dxa" w:w="2877"/>
             <w:tcBorders>
               <w:top w:val="single" w:color="A6B8D0" w:sz="4"/>
               <w:left w:val="single" w:color="A6B8D0" w:sz="4"/>
@@ -13530,7 +13649,67 @@
         <w:rPr>
           <w:rFonts w:ascii="Yu Gothic" w:eastAsia="Yu Gothic" w:hAnsi="Yu Gothic"/>
         </w:rPr>
-        <w:t xml:space="preserve">部品は keyring の crate（4.2.0。第11章 DD-11-6「鍵は OS の鍵保管に置く」）。Windows は keyring の Windows 用の保管の部品（windows-native-keyring-store 1.1.0、MIT OR Apache-2.0）を使う。この部品は、作る資格情報の既定の保存の種類が Enterprise（他の PC にも移る）であり、項目を作る時に </w:t>
+        <w:t xml:space="preserve">鍵保管の項目の名前：サービスは </w:t>
+      </w:r>
+      <w:r>
+        <w:rPr>
+          <w:rFonts w:ascii="Consolas" w:eastAsia="Yu Gothic" w:hAnsi="Consolas"/>
+        </w:rPr>
+        <w:t xml:space="preserve">jp.nrsd.c2pa4cosplayer</w:t>
+      </w:r>
+      <w:r>
+        <w:rPr>
+          <w:rFonts w:ascii="Yu Gothic" w:eastAsia="Yu Gothic" w:hAnsi="Yu Gothic"/>
+        </w:rPr>
+        <w:t xml:space="preserve">、項目は </w:t>
+      </w:r>
+      <w:r>
+        <w:rPr>
+          <w:rFonts w:ascii="Consolas" w:eastAsia="Yu Gothic" w:hAnsi="Consolas"/>
+        </w:rPr>
+        <w:t xml:space="preserve">root-key</w:t>
+      </w:r>
+      <w:r>
+        <w:rPr>
+          <w:rFonts w:ascii="Yu Gothic" w:eastAsia="Yu Gothic" w:hAnsi="Yu Gothic"/>
+        </w:rPr>
+        <w:t xml:space="preserve">・</w:t>
+      </w:r>
+      <w:r>
+        <w:rPr>
+          <w:rFonts w:ascii="Consolas" w:eastAsia="Yu Gothic" w:hAnsi="Consolas"/>
+        </w:rPr>
+        <w:t xml:space="preserve">signing-key</w:t>
+      </w:r>
+      <w:r>
+        <w:rPr>
+          <w:rFonts w:ascii="Yu Gothic" w:eastAsia="Yu Gothic" w:hAnsi="Yu Gothic"/>
+        </w:rPr>
+        <w:t xml:space="preserve">・</w:t>
+      </w:r>
+      <w:r>
+        <w:rPr>
+          <w:rFonts w:ascii="Consolas" w:eastAsia="Yu Gothic" w:hAnsi="Consolas"/>
+        </w:rPr>
+        <w:t xml:space="preserve">device-key</w:t>
+      </w:r>
+      <w:r>
+        <w:rPr>
+          <w:rFonts w:ascii="Yu Gothic" w:eastAsia="Yu Gothic" w:hAnsi="Yu Gothic"/>
+        </w:rPr>
+        <w:t xml:space="preserve">・</w:t>
+      </w:r>
+      <w:r>
+        <w:rPr>
+          <w:rFonts w:ascii="Consolas" w:eastAsia="Yu Gothic" w:hAnsi="Consolas"/>
+        </w:rPr>
+        <w:t xml:space="preserve">tsa-&lt;事業者の番号&gt;</w:t>
+      </w:r>
+      <w:r>
+        <w:rPr>
+          <w:rFonts w:ascii="Yu Gothic" w:eastAsia="Yu Gothic" w:hAnsi="Yu Gothic"/>
+        </w:rPr>
+        <w:t xml:space="preserve">（Windows の資格情報の名前の上限 256 文字の内）。部品は keyring の crate（4.2.0。第11章 DD-11-6「鍵は OS の鍵保管に置く」）。Windows は keyring の Windows 用の保管の部品（windows-native-keyring-store 1.1.0、MIT OR Apache-2.0）を使う。この部品は、作る資格情報の既定の保存の種類が Enterprise（他の PC にも移る）であり、項目を作る時に </w:t>
       </w:r>
       <w:r>
         <w:rPr>
@@ -13626,6 +13805,36 @@
           <w:rFonts w:ascii="Yu Gothic" w:eastAsia="Yu Gothic" w:hAnsi="Yu Gothic"/>
         </w:rPr>
         <w:t xml:space="preserve">鍵は署名の直前に鍵保管から読み、使い終えたら記憶から消す（zeroize の crate）。一括の書き出しの間は、書き出しの終わりまで保持し、終わったら消す。</w:t>
+      </w:r>
+    </w:p>
+    <w:p>
+      <w:pPr>
+        <w:pStyle w:val="ListParagraph"/>
+        <w:keepNext/>
+        <w:keepLines/>
+        <w:numPr>
+          <w:ilvl w:val="0"/>
+          <w:numId w:val="2"/>
+        </w:numPr>
+        <w:spacing w:after="20" w:before="20" w:line="300"/>
+      </w:pPr>
+      <w:r>
+        <w:rPr>
+          <w:rFonts w:ascii="Yu Gothic" w:eastAsia="Yu Gothic" w:hAnsi="Yu Gothic"/>
+        </w:rPr>
+        <w:t xml:space="preserve">一括の書き出しは、開始の時に読んだ署名用の証明書と鍵で最後まで続ける。途中で G-19・G-20 から入力を直して証明書を作り直せるが、進行中の書き出しには効かず、次の書き出しから使う（G-19 にその旨を1行示す）。作品データの </w:t>
+      </w:r>
+      <w:r>
+        <w:rPr>
+          <w:rFonts w:ascii="Consolas" w:eastAsia="Yu Gothic" w:hAnsi="Consolas"/>
+        </w:rPr>
+        <w:t xml:space="preserve">signer</w:t>
+      </w:r>
+      <w:r>
+        <w:rPr>
+          <w:rFonts w:ascii="Yu Gothic" w:eastAsia="Yu Gothic" w:hAnsi="Yu Gothic"/>
+        </w:rPr>
+        <w:t xml:space="preserve">（証明書の通し番号）が、どの証明書で署名したかを残す。</w:t>
       </w:r>
     </w:p>
     <w:p>
@@ -14501,8 +14710,8 @@
         </w:tblBorders>
       </w:tblPr>
       <w:tblGrid>
-        <w:gridCol w:w="3475"/>
-        <w:gridCol w:w="6163"/>
+        <w:gridCol w:w="3883"/>
+        <w:gridCol w:w="5755"/>
       </w:tblGrid>
       <w:tr>
         <w:trPr>
@@ -14511,7 +14720,7 @@
         </w:trPr>
         <w:tc>
           <w:tcPr>
-            <w:tcW w:type="dxa" w:w="3475"/>
+            <w:tcW w:type="dxa" w:w="3883"/>
             <w:tcBorders>
               <w:top w:val="single" w:color="A6B8D0" w:sz="4"/>
               <w:left w:val="single" w:color="A6B8D0" w:sz="4"/>
@@ -14546,7 +14755,7 @@
         </w:tc>
         <w:tc>
           <w:tcPr>
-            <w:tcW w:type="dxa" w:w="6163"/>
+            <w:tcW w:type="dxa" w:w="5755"/>
             <w:tcBorders>
               <w:top w:val="single" w:color="A6B8D0" w:sz="4"/>
               <w:left w:val="single" w:color="A6B8D0" w:sz="4"/>
@@ -14587,7 +14796,7 @@
         </w:trPr>
         <w:tc>
           <w:tcPr>
-            <w:tcW w:type="dxa" w:w="3475"/>
+            <w:tcW w:type="dxa" w:w="3883"/>
             <w:tcBorders>
               <w:top w:val="single" w:color="A6B8D0" w:sz="4"/>
               <w:left w:val="single" w:color="A6B8D0" w:sz="4"/>
@@ -14621,7 +14830,7 @@
         </w:tc>
         <w:tc>
           <w:tcPr>
-            <w:tcW w:type="dxa" w:w="6163"/>
+            <w:tcW w:type="dxa" w:w="5755"/>
             <w:tcBorders>
               <w:top w:val="single" w:color="A6B8D0" w:sz="4"/>
               <w:left w:val="single" w:color="A6B8D0" w:sz="4"/>
@@ -14661,7 +14870,7 @@
         </w:trPr>
         <w:tc>
           <w:tcPr>
-            <w:tcW w:type="dxa" w:w="3475"/>
+            <w:tcW w:type="dxa" w:w="3883"/>
             <w:tcBorders>
               <w:top w:val="single" w:color="A6B8D0" w:sz="4"/>
               <w:left w:val="single" w:color="A6B8D0" w:sz="4"/>
@@ -14695,7 +14904,7 @@
         </w:tc>
         <w:tc>
           <w:tcPr>
-            <w:tcW w:type="dxa" w:w="6163"/>
+            <w:tcW w:type="dxa" w:w="5755"/>
             <w:tcBorders>
               <w:top w:val="single" w:color="A6B8D0" w:sz="4"/>
               <w:left w:val="single" w:color="A6B8D0" w:sz="4"/>
@@ -14735,7 +14944,7 @@
         </w:trPr>
         <w:tc>
           <w:tcPr>
-            <w:tcW w:type="dxa" w:w="3475"/>
+            <w:tcW w:type="dxa" w:w="3883"/>
             <w:tcBorders>
               <w:top w:val="single" w:color="A6B8D0" w:sz="4"/>
               <w:left w:val="single" w:color="A6B8D0" w:sz="4"/>
@@ -14769,7 +14978,7 @@
         </w:tc>
         <w:tc>
           <w:tcPr>
-            <w:tcW w:type="dxa" w:w="6163"/>
+            <w:tcW w:type="dxa" w:w="5755"/>
             <w:tcBorders>
               <w:top w:val="single" w:color="A6B8D0" w:sz="4"/>
               <w:left w:val="single" w:color="A6B8D0" w:sz="4"/>
@@ -14809,7 +15018,7 @@
         </w:trPr>
         <w:tc>
           <w:tcPr>
-            <w:tcW w:type="dxa" w:w="3475"/>
+            <w:tcW w:type="dxa" w:w="3883"/>
             <w:tcBorders>
               <w:top w:val="single" w:color="A6B8D0" w:sz="4"/>
               <w:left w:val="single" w:color="A6B8D0" w:sz="4"/>
@@ -14843,7 +15052,7 @@
         </w:tc>
         <w:tc>
           <w:tcPr>
-            <w:tcW w:type="dxa" w:w="6163"/>
+            <w:tcW w:type="dxa" w:w="5755"/>
             <w:tcBorders>
               <w:top w:val="single" w:color="A6B8D0" w:sz="4"/>
               <w:left w:val="single" w:color="A6B8D0" w:sz="4"/>
@@ -14883,7 +15092,81 @@
         </w:trPr>
         <w:tc>
           <w:tcPr>
-            <w:tcW w:type="dxa" w:w="3475"/>
+            <w:tcW w:type="dxa" w:w="3883"/>
+            <w:tcBorders>
+              <w:top w:val="single" w:color="A6B8D0" w:sz="4"/>
+              <w:left w:val="single" w:color="A6B8D0" w:sz="4"/>
+              <w:bottom w:val="single" w:color="A6B8D0" w:sz="4"/>
+              <w:right w:val="single" w:color="A6B8D0" w:sz="4"/>
+            </w:tcBorders>
+            <w:tcMar>
+              <w:top w:type="dxa" w:w="50"/>
+              <w:left w:type="dxa" w:w="90"/>
+              <w:bottom w:type="dxa" w:w="50"/>
+              <w:right w:type="dxa" w:w="90"/>
+            </w:tcMar>
+          </w:tcPr>
+          <w:p>
+            <w:pPr>
+              <w:keepNext/>
+              <w:keepLines/>
+              <w:spacing w:after="0" w:before="0" w:line="280"/>
+            </w:pPr>
+            <w:r>
+              <w:rPr>
+                <w:rFonts w:ascii="Yu Gothic" w:eastAsia="Yu Gothic" w:hAnsi="Yu Gothic"/>
+                <w:b w:val="false"/>
+                <w:bCs w:val="false"/>
+                <w:sz w:val="18"/>
+                <w:szCs w:val="18"/>
+              </w:rPr>
+              <w:t xml:space="preserve">相手の追加、書類の直接の受け渡し（5.5）</w:t>
+            </w:r>
+          </w:p>
+        </w:tc>
+        <w:tc>
+          <w:tcPr>
+            <w:tcW w:type="dxa" w:w="5755"/>
+            <w:tcBorders>
+              <w:top w:val="single" w:color="A6B8D0" w:sz="4"/>
+              <w:left w:val="single" w:color="A6B8D0" w:sz="4"/>
+              <w:bottom w:val="single" w:color="A6B8D0" w:sz="4"/>
+              <w:right w:val="single" w:color="A6B8D0" w:sz="4"/>
+            </w:tcBorders>
+            <w:tcMar>
+              <w:top w:type="dxa" w:w="50"/>
+              <w:left w:type="dxa" w:w="90"/>
+              <w:bottom w:type="dxa" w:w="50"/>
+              <w:right w:type="dxa" w:w="90"/>
+            </w:tcMar>
+          </w:tcPr>
+          <w:p>
+            <w:pPr>
+              <w:keepNext/>
+              <w:keepLines/>
+              <w:spacing w:after="0" w:before="0" w:line="280"/>
+            </w:pPr>
+            <w:r>
+              <w:rPr>
+                <w:rFonts w:ascii="Yu Gothic" w:eastAsia="Yu Gothic" w:hAnsi="Yu Gothic"/>
+                <w:b w:val="false"/>
+                <w:bCs w:val="false"/>
+                <w:sz w:val="18"/>
+                <w:szCs w:val="18"/>
+              </w:rPr>
+              <w:t xml:space="preserve">第10章 G-18「承認と共同の権利」</w:t>
+            </w:r>
+          </w:p>
+        </w:tc>
+      </w:tr>
+      <w:tr>
+        <w:trPr>
+          <w:cantSplit/>
+          <w:tblHeader w:val="off"/>
+        </w:trPr>
+        <w:tc>
+          <w:tcPr>
+            <w:tcW w:type="dxa" w:w="3883"/>
             <w:tcBorders>
               <w:top w:val="single" w:color="A6B8D0" w:sz="4"/>
               <w:left w:val="single" w:color="A6B8D0" w:sz="4"/>
@@ -14917,7 +15200,7 @@
         </w:tc>
         <w:tc>
           <w:tcPr>
-            <w:tcW w:type="dxa" w:w="6163"/>
+            <w:tcW w:type="dxa" w:w="5755"/>
             <w:tcBorders>
               <w:top w:val="single" w:color="A6B8D0" w:sz="4"/>
               <w:left w:val="single" w:color="A6B8D0" w:sz="4"/>
@@ -14980,9 +15263,8 @@
         </w:tblBorders>
       </w:tblPr>
       <w:tblGrid>
-        <w:gridCol w:w="1182"/>
-        <w:gridCol w:w="4994"/>
-        <w:gridCol w:w="3462"/>
+        <w:gridCol w:w="4353"/>
+        <w:gridCol w:w="5285"/>
       </w:tblGrid>
       <w:tr>
         <w:trPr>
@@ -14991,7 +15273,7 @@
         </w:trPr>
         <w:tc>
           <w:tcPr>
-            <w:tcW w:type="dxa" w:w="1182"/>
+            <w:tcW w:type="dxa" w:w="4353"/>
             <w:tcBorders>
               <w:top w:val="single" w:color="A6B8D0" w:sz="4"/>
               <w:left w:val="single" w:color="A6B8D0" w:sz="4"/>
@@ -15020,48 +15302,13 @@
                 <w:sz w:val="18"/>
                 <w:szCs w:val="18"/>
               </w:rPr>
-              <w:t xml:space="preserve">要件の番号</w:t>
-            </w:r>
-          </w:p>
-        </w:tc>
-        <w:tc>
-          <w:tcPr>
-            <w:tcW w:type="dxa" w:w="4994"/>
-            <w:tcBorders>
-              <w:top w:val="single" w:color="A6B8D0" w:sz="4"/>
-              <w:left w:val="single" w:color="A6B8D0" w:sz="4"/>
-              <w:bottom w:val="single" w:color="A6B8D0" w:sz="4"/>
-              <w:right w:val="single" w:color="A6B8D0" w:sz="4"/>
-            </w:tcBorders>
-            <w:shd w:fill="DCE6F2" w:color="auto" w:val="clear"/>
-            <w:tcMar>
-              <w:top w:type="dxa" w:w="50"/>
-              <w:left w:type="dxa" w:w="90"/>
-              <w:bottom w:type="dxa" w:w="50"/>
-              <w:right w:type="dxa" w:w="90"/>
-            </w:tcMar>
-          </w:tcPr>
-          <w:p>
-            <w:pPr>
-              <w:keepNext/>
-              <w:keepLines/>
-              <w:spacing w:after="0" w:before="0" w:line="280"/>
-            </w:pPr>
-            <w:r>
-              <w:rPr>
-                <w:rFonts w:ascii="Yu Gothic" w:eastAsia="Yu Gothic" w:hAnsi="Yu Gothic"/>
-                <w:b/>
-                <w:bCs/>
-                <w:sz w:val="18"/>
-                <w:szCs w:val="18"/>
-              </w:rPr>
-              <w:t xml:space="preserve">要件の内容</w:t>
-            </w:r>
-          </w:p>
-        </w:tc>
-        <w:tc>
-          <w:tcPr>
-            <w:tcW w:type="dxa" w:w="3462"/>
+              <w:t xml:space="preserve">要件の番号（文は概要設計書）</w:t>
+            </w:r>
+          </w:p>
+        </w:tc>
+        <w:tc>
+          <w:tcPr>
+            <w:tcW w:type="dxa" w:w="5285"/>
             <w:tcBorders>
               <w:top w:val="single" w:color="A6B8D0" w:sz="4"/>
               <w:left w:val="single" w:color="A6B8D0" w:sz="4"/>
@@ -15102,7 +15349,7 @@
         </w:trPr>
         <w:tc>
           <w:tcPr>
-            <w:tcW w:type="dxa" w:w="1182"/>
+            <w:tcW w:type="dxa" w:w="4353"/>
             <w:tcBorders>
               <w:top w:val="single" w:color="A6B8D0" w:sz="4"/>
               <w:left w:val="single" w:color="A6B8D0" w:sz="4"/>
@@ -15136,41 +15383,7 @@
         </w:tc>
         <w:tc>
           <w:tcPr>
-            <w:tcW w:type="dxa" w:w="4994"/>
-            <w:tcBorders>
-              <w:top w:val="single" w:color="A6B8D0" w:sz="4"/>
-              <w:left w:val="single" w:color="A6B8D0" w:sz="4"/>
-              <w:bottom w:val="single" w:color="A6B8D0" w:sz="4"/>
-              <w:right w:val="single" w:color="A6B8D0" w:sz="4"/>
-            </w:tcBorders>
-            <w:tcMar>
-              <w:top w:type="dxa" w:w="50"/>
-              <w:left w:type="dxa" w:w="90"/>
-              <w:bottom w:type="dxa" w:w="50"/>
-              <w:right w:type="dxa" w:w="90"/>
-            </w:tcMar>
-          </w:tcPr>
-          <w:p>
-            <w:pPr>
-              <w:keepNext/>
-              <w:keepLines/>
-              <w:spacing w:after="0" w:before="0" w:line="280"/>
-            </w:pPr>
-            <w:r>
-              <w:rPr>
-                <w:rFonts w:ascii="Yu Gothic" w:eastAsia="Yu Gothic" w:hAnsi="Yu Gothic"/>
-                <w:b w:val="false"/>
-                <w:bCs w:val="false"/>
-                <w:sz w:val="18"/>
-                <w:szCs w:val="18"/>
-              </w:rPr>
-              <w:t xml:space="preserve">画像の C2PA署名から、署名者（証明書に入れた情報）を確かめられる</w:t>
-            </w:r>
-          </w:p>
-        </w:tc>
-        <w:tc>
-          <w:tcPr>
-            <w:tcW w:type="dxa" w:w="3462"/>
+            <w:tcW w:type="dxa" w:w="5285"/>
             <w:tcBorders>
               <w:top w:val="single" w:color="A6B8D0" w:sz="4"/>
               <w:left w:val="single" w:color="A6B8D0" w:sz="4"/>
@@ -15210,7 +15423,7 @@
         </w:trPr>
         <w:tc>
           <w:tcPr>
-            <w:tcW w:type="dxa" w:w="1182"/>
+            <w:tcW w:type="dxa" w:w="4353"/>
             <w:tcBorders>
               <w:top w:val="single" w:color="A6B8D0" w:sz="4"/>
               <w:left w:val="single" w:color="A6B8D0" w:sz="4"/>
@@ -15244,41 +15457,7 @@
         </w:tc>
         <w:tc>
           <w:tcPr>
-            <w:tcW w:type="dxa" w:w="4994"/>
-            <w:tcBorders>
-              <w:top w:val="single" w:color="A6B8D0" w:sz="4"/>
-              <w:left w:val="single" w:color="A6B8D0" w:sz="4"/>
-              <w:bottom w:val="single" w:color="A6B8D0" w:sz="4"/>
-              <w:right w:val="single" w:color="A6B8D0" w:sz="4"/>
-            </w:tcBorders>
-            <w:tcMar>
-              <w:top w:type="dxa" w:w="50"/>
-              <w:left w:type="dxa" w:w="90"/>
-              <w:bottom w:type="dxa" w:w="50"/>
-              <w:right w:type="dxa" w:w="90"/>
-            </w:tcMar>
-          </w:tcPr>
-          <w:p>
-            <w:pPr>
-              <w:keepNext/>
-              <w:keepLines/>
-              <w:spacing w:after="0" w:before="0" w:line="280"/>
-            </w:pPr>
-            <w:r>
-              <w:rPr>
-                <w:rFonts w:ascii="Yu Gothic" w:eastAsia="Yu Gothic" w:hAnsi="Yu Gothic"/>
-                <w:b w:val="false"/>
-                <w:bCs w:val="false"/>
-                <w:sz w:val="18"/>
-                <w:szCs w:val="18"/>
-              </w:rPr>
-              <w:t xml:space="preserve">証明書の期限・更新、および入力の誤りに備えがある</w:t>
-            </w:r>
-          </w:p>
-        </w:tc>
-        <w:tc>
-          <w:tcPr>
-            <w:tcW w:type="dxa" w:w="3462"/>
+            <w:tcW w:type="dxa" w:w="5285"/>
             <w:tcBorders>
               <w:top w:val="single" w:color="A6B8D0" w:sz="4"/>
               <w:left w:val="single" w:color="A6B8D0" w:sz="4"/>
@@ -15318,7 +15497,7 @@
         </w:trPr>
         <w:tc>
           <w:tcPr>
-            <w:tcW w:type="dxa" w:w="1182"/>
+            <w:tcW w:type="dxa" w:w="4353"/>
             <w:tcBorders>
               <w:top w:val="single" w:color="A6B8D0" w:sz="4"/>
               <w:left w:val="single" w:color="A6B8D0" w:sz="4"/>
@@ -15352,41 +15531,7 @@
         </w:tc>
         <w:tc>
           <w:tcPr>
-            <w:tcW w:type="dxa" w:w="4994"/>
-            <w:tcBorders>
-              <w:top w:val="single" w:color="A6B8D0" w:sz="4"/>
-              <w:left w:val="single" w:color="A6B8D0" w:sz="4"/>
-              <w:bottom w:val="single" w:color="A6B8D0" w:sz="4"/>
-              <w:right w:val="single" w:color="A6B8D0" w:sz="4"/>
-            </w:tcBorders>
-            <w:tcMar>
-              <w:top w:type="dxa" w:w="50"/>
-              <w:left w:type="dxa" w:w="90"/>
-              <w:bottom w:type="dxa" w:w="50"/>
-              <w:right w:type="dxa" w:w="90"/>
-            </w:tcMar>
-          </w:tcPr>
-          <w:p>
-            <w:pPr>
-              <w:keepNext/>
-              <w:keepLines/>
-              <w:spacing w:after="0" w:before="0" w:line="280"/>
-            </w:pPr>
-            <w:r>
-              <w:rPr>
-                <w:rFonts w:ascii="Yu Gothic" w:eastAsia="Yu Gothic" w:hAnsi="Yu Gothic"/>
-                <w:b w:val="false"/>
-                <w:bCs w:val="false"/>
-                <w:sz w:val="18"/>
-                <w:szCs w:val="18"/>
-              </w:rPr>
-              <w:t xml:space="preserve">署名者とその写真の権利者の結び付きを、告知先アカウントとの照合で誰もが確かめられる手段がある</w:t>
-            </w:r>
-          </w:p>
-        </w:tc>
-        <w:tc>
-          <w:tcPr>
-            <w:tcW w:type="dxa" w:w="3462"/>
+            <w:tcW w:type="dxa" w:w="5285"/>
             <w:tcBorders>
               <w:top w:val="single" w:color="A6B8D0" w:sz="4"/>
               <w:left w:val="single" w:color="A6B8D0" w:sz="4"/>
@@ -15426,7 +15571,7 @@
         </w:trPr>
         <w:tc>
           <w:tcPr>
-            <w:tcW w:type="dxa" w:w="1182"/>
+            <w:tcW w:type="dxa" w:w="4353"/>
             <w:tcBorders>
               <w:top w:val="single" w:color="A6B8D0" w:sz="4"/>
               <w:left w:val="single" w:color="A6B8D0" w:sz="4"/>
@@ -15460,41 +15605,7 @@
         </w:tc>
         <w:tc>
           <w:tcPr>
-            <w:tcW w:type="dxa" w:w="4994"/>
-            <w:tcBorders>
-              <w:top w:val="single" w:color="A6B8D0" w:sz="4"/>
-              <w:left w:val="single" w:color="A6B8D0" w:sz="4"/>
-              <w:bottom w:val="single" w:color="A6B8D0" w:sz="4"/>
-              <w:right w:val="single" w:color="A6B8D0" w:sz="4"/>
-            </w:tcBorders>
-            <w:tcMar>
-              <w:top w:type="dxa" w:w="50"/>
-              <w:left w:type="dxa" w:w="90"/>
-              <w:bottom w:type="dxa" w:w="50"/>
-              <w:right w:type="dxa" w:w="90"/>
-            </w:tcMar>
-          </w:tcPr>
-          <w:p>
-            <w:pPr>
-              <w:keepNext/>
-              <w:keepLines/>
-              <w:spacing w:after="0" w:before="0" w:line="280"/>
-            </w:pPr>
-            <w:r>
-              <w:rPr>
-                <w:rFonts w:ascii="Yu Gothic" w:eastAsia="Yu Gothic" w:hAnsi="Yu Gothic"/>
-                <w:b w:val="false"/>
-                <w:bCs w:val="false"/>
-                <w:sz w:val="18"/>
-                <w:szCs w:val="18"/>
-              </w:rPr>
-              <w:t xml:space="preserve">原本の保有を手がかりに使える</w:t>
-            </w:r>
-          </w:p>
-        </w:tc>
-        <w:tc>
-          <w:tcPr>
-            <w:tcW w:type="dxa" w:w="3462"/>
+            <w:tcW w:type="dxa" w:w="5285"/>
             <w:tcBorders>
               <w:top w:val="single" w:color="A6B8D0" w:sz="4"/>
               <w:left w:val="single" w:color="A6B8D0" w:sz="4"/>
@@ -15534,7 +15645,7 @@
         </w:trPr>
         <w:tc>
           <w:tcPr>
-            <w:tcW w:type="dxa" w:w="1182"/>
+            <w:tcW w:type="dxa" w:w="4353"/>
             <w:tcBorders>
               <w:top w:val="single" w:color="A6B8D0" w:sz="4"/>
               <w:left w:val="single" w:color="A6B8D0" w:sz="4"/>
@@ -15568,41 +15679,7 @@
         </w:tc>
         <w:tc>
           <w:tcPr>
-            <w:tcW w:type="dxa" w:w="4994"/>
-            <w:tcBorders>
-              <w:top w:val="single" w:color="A6B8D0" w:sz="4"/>
-              <w:left w:val="single" w:color="A6B8D0" w:sz="4"/>
-              <w:bottom w:val="single" w:color="A6B8D0" w:sz="4"/>
-              <w:right w:val="single" w:color="A6B8D0" w:sz="4"/>
-            </w:tcBorders>
-            <w:tcMar>
-              <w:top w:type="dxa" w:w="50"/>
-              <w:left w:type="dxa" w:w="90"/>
-              <w:bottom w:type="dxa" w:w="50"/>
-              <w:right w:type="dxa" w:w="90"/>
-            </w:tcMar>
-          </w:tcPr>
-          <w:p>
-            <w:pPr>
-              <w:keepNext/>
-              <w:keepLines/>
-              <w:spacing w:after="0" w:before="0" w:line="280"/>
-            </w:pPr>
-            <w:r>
-              <w:rPr>
-                <w:rFonts w:ascii="Yu Gothic" w:eastAsia="Yu Gothic" w:hAnsi="Yu Gothic"/>
-                <w:b w:val="false"/>
-                <w:bCs w:val="false"/>
-                <w:sz w:val="18"/>
-                <w:szCs w:val="18"/>
-              </w:rPr>
-              <w:t xml:space="preserve">告知先アカウントが乗っ取られたときの備えがある</w:t>
-            </w:r>
-          </w:p>
-        </w:tc>
-        <w:tc>
-          <w:tcPr>
-            <w:tcW w:type="dxa" w:w="3462"/>
+            <w:tcW w:type="dxa" w:w="5285"/>
             <w:tcBorders>
               <w:top w:val="single" w:color="A6B8D0" w:sz="4"/>
               <w:left w:val="single" w:color="A6B8D0" w:sz="4"/>
@@ -15642,7 +15719,7 @@
         </w:trPr>
         <w:tc>
           <w:tcPr>
-            <w:tcW w:type="dxa" w:w="1182"/>
+            <w:tcW w:type="dxa" w:w="4353"/>
             <w:tcBorders>
               <w:top w:val="single" w:color="A6B8D0" w:sz="4"/>
               <w:left w:val="single" w:color="A6B8D0" w:sz="4"/>
@@ -15676,41 +15753,7 @@
         </w:tc>
         <w:tc>
           <w:tcPr>
-            <w:tcW w:type="dxa" w:w="4994"/>
-            <w:tcBorders>
-              <w:top w:val="single" w:color="A6B8D0" w:sz="4"/>
-              <w:left w:val="single" w:color="A6B8D0" w:sz="4"/>
-              <w:bottom w:val="single" w:color="A6B8D0" w:sz="4"/>
-              <w:right w:val="single" w:color="A6B8D0" w:sz="4"/>
-            </w:tcBorders>
-            <w:tcMar>
-              <w:top w:type="dxa" w:w="50"/>
-              <w:left w:type="dxa" w:w="90"/>
-              <w:bottom w:type="dxa" w:w="50"/>
-              <w:right w:type="dxa" w:w="90"/>
-            </w:tcMar>
-          </w:tcPr>
-          <w:p>
-            <w:pPr>
-              <w:keepNext/>
-              <w:keepLines/>
-              <w:spacing w:after="0" w:before="0" w:line="280"/>
-            </w:pPr>
-            <w:r>
-              <w:rPr>
-                <w:rFonts w:ascii="Yu Gothic" w:eastAsia="Yu Gothic" w:hAnsi="Yu Gothic"/>
-                <w:b w:val="false"/>
-                <w:bCs w:val="false"/>
-                <w:sz w:val="18"/>
-                <w:szCs w:val="18"/>
-              </w:rPr>
-              <w:t xml:space="preserve">先の署名・署名の付け替え・逆の申立てが起きた場合に、照合の手がかりを並べて示せる（判定はしない）</w:t>
-            </w:r>
-          </w:p>
-        </w:tc>
-        <w:tc>
-          <w:tcPr>
-            <w:tcW w:type="dxa" w:w="3462"/>
+            <w:tcW w:type="dxa" w:w="5285"/>
             <w:tcBorders>
               <w:top w:val="single" w:color="A6B8D0" w:sz="4"/>
               <w:left w:val="single" w:color="A6B8D0" w:sz="4"/>
@@ -15750,7 +15793,7 @@
         </w:trPr>
         <w:tc>
           <w:tcPr>
-            <w:tcW w:type="dxa" w:w="1182"/>
+            <w:tcW w:type="dxa" w:w="4353"/>
             <w:tcBorders>
               <w:top w:val="single" w:color="A6B8D0" w:sz="4"/>
               <w:left w:val="single" w:color="A6B8D0" w:sz="4"/>
@@ -15784,41 +15827,7 @@
         </w:tc>
         <w:tc>
           <w:tcPr>
-            <w:tcW w:type="dxa" w:w="4994"/>
-            <w:tcBorders>
-              <w:top w:val="single" w:color="A6B8D0" w:sz="4"/>
-              <w:left w:val="single" w:color="A6B8D0" w:sz="4"/>
-              <w:bottom w:val="single" w:color="A6B8D0" w:sz="4"/>
-              <w:right w:val="single" w:color="A6B8D0" w:sz="4"/>
-            </w:tcBorders>
-            <w:tcMar>
-              <w:top w:type="dxa" w:w="50"/>
-              <w:left w:type="dxa" w:w="90"/>
-              <w:bottom w:type="dxa" w:w="50"/>
-              <w:right w:type="dxa" w:w="90"/>
-            </w:tcMar>
-          </w:tcPr>
-          <w:p>
-            <w:pPr>
-              <w:keepNext/>
-              <w:keepLines/>
-              <w:spacing w:after="0" w:before="0" w:line="280"/>
-            </w:pPr>
-            <w:r>
-              <w:rPr>
-                <w:rFonts w:ascii="Yu Gothic" w:eastAsia="Yu Gothic" w:hAnsi="Yu Gothic"/>
-                <w:b w:val="false"/>
-                <w:bCs w:val="false"/>
-                <w:sz w:val="18"/>
-                <w:szCs w:val="18"/>
-              </w:rPr>
-              <w:t xml:space="preserve">導入前の写真について、示せる手がかりと示せない範囲が示されている（示せない部分は13章で宣言）</w:t>
-            </w:r>
-          </w:p>
-        </w:tc>
-        <w:tc>
-          <w:tcPr>
-            <w:tcW w:type="dxa" w:w="3462"/>
+            <w:tcW w:type="dxa" w:w="5285"/>
             <w:tcBorders>
               <w:top w:val="single" w:color="A6B8D0" w:sz="4"/>
               <w:left w:val="single" w:color="A6B8D0" w:sz="4"/>
@@ -15858,7 +15867,7 @@
         </w:trPr>
         <w:tc>
           <w:tcPr>
-            <w:tcW w:type="dxa" w:w="1182"/>
+            <w:tcW w:type="dxa" w:w="4353"/>
             <w:tcBorders>
               <w:top w:val="single" w:color="A6B8D0" w:sz="4"/>
               <w:left w:val="single" w:color="A6B8D0" w:sz="4"/>
@@ -15892,41 +15901,7 @@
         </w:tc>
         <w:tc>
           <w:tcPr>
-            <w:tcW w:type="dxa" w:w="4994"/>
-            <w:tcBorders>
-              <w:top w:val="single" w:color="A6B8D0" w:sz="4"/>
-              <w:left w:val="single" w:color="A6B8D0" w:sz="4"/>
-              <w:bottom w:val="single" w:color="A6B8D0" w:sz="4"/>
-              <w:right w:val="single" w:color="A6B8D0" w:sz="4"/>
-            </w:tcBorders>
-            <w:tcMar>
-              <w:top w:type="dxa" w:w="50"/>
-              <w:left w:type="dxa" w:w="90"/>
-              <w:bottom w:type="dxa" w:w="50"/>
-              <w:right w:type="dxa" w:w="90"/>
-            </w:tcMar>
-          </w:tcPr>
-          <w:p>
-            <w:pPr>
-              <w:keepNext/>
-              <w:keepLines/>
-              <w:spacing w:after="0" w:before="0" w:line="280"/>
-            </w:pPr>
-            <w:r>
-              <w:rPr>
-                <w:rFonts w:ascii="Yu Gothic" w:eastAsia="Yu Gothic" w:hAnsi="Yu Gothic"/>
-                <w:b w:val="false"/>
-                <w:bCs w:val="false"/>
-                <w:sz w:val="18"/>
-                <w:szCs w:val="18"/>
-              </w:rPr>
-              <w:t xml:space="preserve">手がかりをもとに、真の権利者がとり得る手段が分かる（第7章）</w:t>
-            </w:r>
-          </w:p>
-        </w:tc>
-        <w:tc>
-          <w:tcPr>
-            <w:tcW w:type="dxa" w:w="3462"/>
+            <w:tcW w:type="dxa" w:w="5285"/>
             <w:tcBorders>
               <w:top w:val="single" w:color="A6B8D0" w:sz="4"/>
               <w:left w:val="single" w:color="A6B8D0" w:sz="4"/>
@@ -15966,7 +15941,7 @@
         </w:trPr>
         <w:tc>
           <w:tcPr>
-            <w:tcW w:type="dxa" w:w="1182"/>
+            <w:tcW w:type="dxa" w:w="4353"/>
             <w:tcBorders>
               <w:top w:val="single" w:color="A6B8D0" w:sz="4"/>
               <w:left w:val="single" w:color="A6B8D0" w:sz="4"/>
@@ -16000,41 +15975,7 @@
         </w:tc>
         <w:tc>
           <w:tcPr>
-            <w:tcW w:type="dxa" w:w="4994"/>
-            <w:tcBorders>
-              <w:top w:val="single" w:color="A6B8D0" w:sz="4"/>
-              <w:left w:val="single" w:color="A6B8D0" w:sz="4"/>
-              <w:bottom w:val="single" w:color="A6B8D0" w:sz="4"/>
-              <w:right w:val="single" w:color="A6B8D0" w:sz="4"/>
-            </w:tcBorders>
-            <w:tcMar>
-              <w:top w:type="dxa" w:w="50"/>
-              <w:left w:type="dxa" w:w="90"/>
-              <w:bottom w:type="dxa" w:w="50"/>
-              <w:right w:type="dxa" w:w="90"/>
-            </w:tcMar>
-          </w:tcPr>
-          <w:p>
-            <w:pPr>
-              <w:keepNext/>
-              <w:keepLines/>
-              <w:spacing w:after="0" w:before="0" w:line="280"/>
-            </w:pPr>
-            <w:r>
-              <w:rPr>
-                <w:rFonts w:ascii="Yu Gothic" w:eastAsia="Yu Gothic" w:hAnsi="Yu Gothic"/>
-                <w:b w:val="false"/>
-                <w:bCs w:val="false"/>
-                <w:sz w:val="18"/>
-                <w:szCs w:val="18"/>
-              </w:rPr>
-              <w:t xml:space="preserve">非技術者が C2PA署名のための情報の入力を終えられる（判定の基準は基本設計で定める）</w:t>
-            </w:r>
-          </w:p>
-        </w:tc>
-        <w:tc>
-          <w:tcPr>
-            <w:tcW w:type="dxa" w:w="3462"/>
+            <w:tcW w:type="dxa" w:w="5285"/>
             <w:tcBorders>
               <w:top w:val="single" w:color="A6B8D0" w:sz="4"/>
               <w:left w:val="single" w:color="A6B8D0" w:sz="4"/>
@@ -16074,7 +16015,7 @@
         </w:trPr>
         <w:tc>
           <w:tcPr>
-            <w:tcW w:type="dxa" w:w="1182"/>
+            <w:tcW w:type="dxa" w:w="4353"/>
             <w:tcBorders>
               <w:top w:val="single" w:color="A6B8D0" w:sz="4"/>
               <w:left w:val="single" w:color="A6B8D0" w:sz="4"/>
@@ -16108,41 +16049,7 @@
         </w:tc>
         <w:tc>
           <w:tcPr>
-            <w:tcW w:type="dxa" w:w="4994"/>
-            <w:tcBorders>
-              <w:top w:val="single" w:color="A6B8D0" w:sz="4"/>
-              <w:left w:val="single" w:color="A6B8D0" w:sz="4"/>
-              <w:bottom w:val="single" w:color="A6B8D0" w:sz="4"/>
-              <w:right w:val="single" w:color="A6B8D0" w:sz="4"/>
-            </w:tcBorders>
-            <w:tcMar>
-              <w:top w:type="dxa" w:w="50"/>
-              <w:left w:type="dxa" w:w="90"/>
-              <w:bottom w:type="dxa" w:w="50"/>
-              <w:right w:type="dxa" w:w="90"/>
-            </w:tcMar>
-          </w:tcPr>
-          <w:p>
-            <w:pPr>
-              <w:keepNext/>
-              <w:keepLines/>
-              <w:spacing w:after="0" w:before="0" w:line="280"/>
-            </w:pPr>
-            <w:r>
-              <w:rPr>
-                <w:rFonts w:ascii="Yu Gothic" w:eastAsia="Yu Gothic" w:hAnsi="Yu Gothic"/>
-                <w:b w:val="false"/>
-                <w:bCs w:val="false"/>
-                <w:sz w:val="18"/>
-                <w:szCs w:val="18"/>
-              </w:rPr>
-              <w:t xml:space="preserve">承認の付与・範囲・期限・取り消しができる</w:t>
-            </w:r>
-          </w:p>
-        </w:tc>
-        <w:tc>
-          <w:tcPr>
-            <w:tcW w:type="dxa" w:w="3462"/>
+            <w:tcW w:type="dxa" w:w="5285"/>
             <w:tcBorders>
               <w:top w:val="single" w:color="A6B8D0" w:sz="4"/>
               <w:left w:val="single" w:color="A6B8D0" w:sz="4"/>
@@ -16182,7 +16089,7 @@
         </w:trPr>
         <w:tc>
           <w:tcPr>
-            <w:tcW w:type="dxa" w:w="1182"/>
+            <w:tcW w:type="dxa" w:w="4353"/>
             <w:tcBorders>
               <w:top w:val="single" w:color="A6B8D0" w:sz="4"/>
               <w:left w:val="single" w:color="A6B8D0" w:sz="4"/>
@@ -16216,41 +16123,7 @@
         </w:tc>
         <w:tc>
           <w:tcPr>
-            <w:tcW w:type="dxa" w:w="4994"/>
-            <w:tcBorders>
-              <w:top w:val="single" w:color="A6B8D0" w:sz="4"/>
-              <w:left w:val="single" w:color="A6B8D0" w:sz="4"/>
-              <w:bottom w:val="single" w:color="A6B8D0" w:sz="4"/>
-              <w:right w:val="single" w:color="A6B8D0" w:sz="4"/>
-            </w:tcBorders>
-            <w:tcMar>
-              <w:top w:type="dxa" w:w="50"/>
-              <w:left w:type="dxa" w:w="90"/>
-              <w:bottom w:type="dxa" w:w="50"/>
-              <w:right w:type="dxa" w:w="90"/>
-            </w:tcMar>
-          </w:tcPr>
-          <w:p>
-            <w:pPr>
-              <w:keepNext/>
-              <w:keepLines/>
-              <w:spacing w:after="0" w:before="0" w:line="280"/>
-            </w:pPr>
-            <w:r>
-              <w:rPr>
-                <w:rFonts w:ascii="Yu Gothic" w:eastAsia="Yu Gothic" w:hAnsi="Yu Gothic"/>
-                <w:b w:val="false"/>
-                <w:bCs w:val="false"/>
-                <w:sz w:val="18"/>
-                <w:szCs w:val="18"/>
-              </w:rPr>
-              <w:t xml:space="preserve">撮影者とコスプレイヤーが同じ写真を扱える</w:t>
-            </w:r>
-          </w:p>
-        </w:tc>
-        <w:tc>
-          <w:tcPr>
-            <w:tcW w:type="dxa" w:w="3462"/>
+            <w:tcW w:type="dxa" w:w="5285"/>
             <w:tcBorders>
               <w:top w:val="single" w:color="A6B8D0" w:sz="4"/>
               <w:left w:val="single" w:color="A6B8D0" w:sz="4"/>
@@ -16290,7 +16163,7 @@
         </w:trPr>
         <w:tc>
           <w:tcPr>
-            <w:tcW w:type="dxa" w:w="1182"/>
+            <w:tcW w:type="dxa" w:w="4353"/>
             <w:tcBorders>
               <w:top w:val="single" w:color="A6B8D0" w:sz="4"/>
               <w:left w:val="single" w:color="A6B8D0" w:sz="4"/>
@@ -16324,41 +16197,7 @@
         </w:tc>
         <w:tc>
           <w:tcPr>
-            <w:tcW w:type="dxa" w:w="4994"/>
-            <w:tcBorders>
-              <w:top w:val="single" w:color="A6B8D0" w:sz="4"/>
-              <w:left w:val="single" w:color="A6B8D0" w:sz="4"/>
-              <w:bottom w:val="single" w:color="A6B8D0" w:sz="4"/>
-              <w:right w:val="single" w:color="A6B8D0" w:sz="4"/>
-            </w:tcBorders>
-            <w:tcMar>
-              <w:top w:type="dxa" w:w="50"/>
-              <w:left w:type="dxa" w:w="90"/>
-              <w:bottom w:type="dxa" w:w="50"/>
-              <w:right w:type="dxa" w:w="90"/>
-            </w:tcMar>
-          </w:tcPr>
-          <w:p>
-            <w:pPr>
-              <w:keepNext/>
-              <w:keepLines/>
-              <w:spacing w:after="0" w:before="0" w:line="280"/>
-            </w:pPr>
-            <w:r>
-              <w:rPr>
-                <w:rFonts w:ascii="Yu Gothic" w:eastAsia="Yu Gothic" w:hAnsi="Yu Gothic"/>
-                <w:b w:val="false"/>
-                <w:bCs w:val="false"/>
-                <w:sz w:val="18"/>
-                <w:szCs w:val="18"/>
-              </w:rPr>
-              <w:t xml:space="preserve">画像に載る（公開される）範囲が決まっている</w:t>
-            </w:r>
-          </w:p>
-        </w:tc>
-        <w:tc>
-          <w:tcPr>
-            <w:tcW w:type="dxa" w:w="3462"/>
+            <w:tcW w:type="dxa" w:w="5285"/>
             <w:tcBorders>
               <w:top w:val="single" w:color="A6B8D0" w:sz="4"/>
               <w:left w:val="single" w:color="A6B8D0" w:sz="4"/>
@@ -16398,7 +16237,7 @@
         </w:trPr>
         <w:tc>
           <w:tcPr>
-            <w:tcW w:type="dxa" w:w="1182"/>
+            <w:tcW w:type="dxa" w:w="4353"/>
             <w:tcBorders>
               <w:top w:val="single" w:color="A6B8D0" w:sz="4"/>
               <w:left w:val="single" w:color="A6B8D0" w:sz="4"/>
@@ -16432,41 +16271,7 @@
         </w:tc>
         <w:tc>
           <w:tcPr>
-            <w:tcW w:type="dxa" w:w="4994"/>
-            <w:tcBorders>
-              <w:top w:val="single" w:color="A6B8D0" w:sz="4"/>
-              <w:left w:val="single" w:color="A6B8D0" w:sz="4"/>
-              <w:bottom w:val="single" w:color="A6B8D0" w:sz="4"/>
-              <w:right w:val="single" w:color="A6B8D0" w:sz="4"/>
-            </w:tcBorders>
-            <w:tcMar>
-              <w:top w:type="dxa" w:w="50"/>
-              <w:left w:type="dxa" w:w="90"/>
-              <w:bottom w:type="dxa" w:w="50"/>
-              <w:right w:type="dxa" w:w="90"/>
-            </w:tcMar>
-          </w:tcPr>
-          <w:p>
-            <w:pPr>
-              <w:keepNext/>
-              <w:keepLines/>
-              <w:spacing w:after="0" w:before="0" w:line="280"/>
-            </w:pPr>
-            <w:r>
-              <w:rPr>
-                <w:rFonts w:ascii="Yu Gothic" w:eastAsia="Yu Gothic" w:hAnsi="Yu Gothic"/>
-                <w:b w:val="false"/>
-                <w:bCs w:val="false"/>
-                <w:sz w:val="18"/>
-                <w:szCs w:val="18"/>
-              </w:rPr>
-              <w:t xml:space="preserve">本名が署名・画面で意図せず公開されない</w:t>
-            </w:r>
-          </w:p>
-        </w:tc>
-        <w:tc>
-          <w:tcPr>
-            <w:tcW w:type="dxa" w:w="3462"/>
+            <w:tcW w:type="dxa" w:w="5285"/>
             <w:tcBorders>
               <w:top w:val="single" w:color="A6B8D0" w:sz="4"/>
               <w:left w:val="single" w:color="A6B8D0" w:sz="4"/>
@@ -16506,7 +16311,7 @@
         </w:trPr>
         <w:tc>
           <w:tcPr>
-            <w:tcW w:type="dxa" w:w="1182"/>
+            <w:tcW w:type="dxa" w:w="4353"/>
             <w:tcBorders>
               <w:top w:val="single" w:color="A6B8D0" w:sz="4"/>
               <w:left w:val="single" w:color="A6B8D0" w:sz="4"/>
@@ -16540,41 +16345,7 @@
         </w:tc>
         <w:tc>
           <w:tcPr>
-            <w:tcW w:type="dxa" w:w="4994"/>
-            <w:tcBorders>
-              <w:top w:val="single" w:color="A6B8D0" w:sz="4"/>
-              <w:left w:val="single" w:color="A6B8D0" w:sz="4"/>
-              <w:bottom w:val="single" w:color="A6B8D0" w:sz="4"/>
-              <w:right w:val="single" w:color="A6B8D0" w:sz="4"/>
-            </w:tcBorders>
-            <w:tcMar>
-              <w:top w:type="dxa" w:w="50"/>
-              <w:left w:type="dxa" w:w="90"/>
-              <w:bottom w:type="dxa" w:w="50"/>
-              <w:right w:type="dxa" w:w="90"/>
-            </w:tcMar>
-          </w:tcPr>
-          <w:p>
-            <w:pPr>
-              <w:keepNext/>
-              <w:keepLines/>
-              <w:spacing w:after="0" w:before="0" w:line="280"/>
-            </w:pPr>
-            <w:r>
-              <w:rPr>
-                <w:rFonts w:ascii="Yu Gothic" w:eastAsia="Yu Gothic" w:hAnsi="Yu Gothic"/>
-                <w:b w:val="false"/>
-                <w:bCs w:val="false"/>
-                <w:sz w:val="18"/>
-                <w:szCs w:val="18"/>
-              </w:rPr>
-              <w:t xml:space="preserve">変更の履歴が端末に残る</w:t>
-            </w:r>
-          </w:p>
-        </w:tc>
-        <w:tc>
-          <w:tcPr>
-            <w:tcW w:type="dxa" w:w="3462"/>
+            <w:tcW w:type="dxa" w:w="5285"/>
             <w:tcBorders>
               <w:top w:val="single" w:color="A6B8D0" w:sz="4"/>
               <w:left w:val="single" w:color="A6B8D0" w:sz="4"/>
@@ -16614,7 +16385,7 @@
         </w:trPr>
         <w:tc>
           <w:tcPr>
-            <w:tcW w:type="dxa" w:w="1182"/>
+            <w:tcW w:type="dxa" w:w="4353"/>
             <w:tcBorders>
               <w:top w:val="single" w:color="A6B8D0" w:sz="4"/>
               <w:left w:val="single" w:color="A6B8D0" w:sz="4"/>
@@ -16648,41 +16419,7 @@
         </w:tc>
         <w:tc>
           <w:tcPr>
-            <w:tcW w:type="dxa" w:w="4994"/>
-            <w:tcBorders>
-              <w:top w:val="single" w:color="A6B8D0" w:sz="4"/>
-              <w:left w:val="single" w:color="A6B8D0" w:sz="4"/>
-              <w:bottom w:val="single" w:color="A6B8D0" w:sz="4"/>
-              <w:right w:val="single" w:color="A6B8D0" w:sz="4"/>
-            </w:tcBorders>
-            <w:tcMar>
-              <w:top w:type="dxa" w:w="50"/>
-              <w:left w:type="dxa" w:w="90"/>
-              <w:bottom w:type="dxa" w:w="50"/>
-              <w:right w:type="dxa" w:w="90"/>
-            </w:tcMar>
-          </w:tcPr>
-          <w:p>
-            <w:pPr>
-              <w:keepNext/>
-              <w:keepLines/>
-              <w:spacing w:after="0" w:before="0" w:line="280"/>
-            </w:pPr>
-            <w:r>
-              <w:rPr>
-                <w:rFonts w:ascii="Yu Gothic" w:eastAsia="Yu Gothic" w:hAnsi="Yu Gothic"/>
-                <w:b w:val="false"/>
-                <w:bCs w:val="false"/>
-                <w:sz w:val="18"/>
-                <w:szCs w:val="18"/>
-              </w:rPr>
-              <w:t xml:space="preserve">安全に保管され、処理中も保護される</w:t>
-            </w:r>
-          </w:p>
-        </w:tc>
-        <w:tc>
-          <w:tcPr>
-            <w:tcW w:type="dxa" w:w="3462"/>
+            <w:tcW w:type="dxa" w:w="5285"/>
             <w:tcBorders>
               <w:top w:val="single" w:color="A6B8D0" w:sz="4"/>
               <w:left w:val="single" w:color="A6B8D0" w:sz="4"/>
@@ -16722,7 +16459,7 @@
         </w:trPr>
         <w:tc>
           <w:tcPr>
-            <w:tcW w:type="dxa" w:w="1182"/>
+            <w:tcW w:type="dxa" w:w="4353"/>
             <w:tcBorders>
               <w:top w:val="single" w:color="A6B8D0" w:sz="4"/>
               <w:left w:val="single" w:color="A6B8D0" w:sz="4"/>
@@ -16756,41 +16493,7 @@
         </w:tc>
         <w:tc>
           <w:tcPr>
-            <w:tcW w:type="dxa" w:w="4994"/>
-            <w:tcBorders>
-              <w:top w:val="single" w:color="A6B8D0" w:sz="4"/>
-              <w:left w:val="single" w:color="A6B8D0" w:sz="4"/>
-              <w:bottom w:val="single" w:color="A6B8D0" w:sz="4"/>
-              <w:right w:val="single" w:color="A6B8D0" w:sz="4"/>
-            </w:tcBorders>
-            <w:tcMar>
-              <w:top w:type="dxa" w:w="50"/>
-              <w:left w:type="dxa" w:w="90"/>
-              <w:bottom w:type="dxa" w:w="50"/>
-              <w:right w:type="dxa" w:w="90"/>
-            </w:tcMar>
-          </w:tcPr>
-          <w:p>
-            <w:pPr>
-              <w:keepNext/>
-              <w:keepLines/>
-              <w:spacing w:after="0" w:before="0" w:line="280"/>
-            </w:pPr>
-            <w:r>
-              <w:rPr>
-                <w:rFonts w:ascii="Yu Gothic" w:eastAsia="Yu Gothic" w:hAnsi="Yu Gothic"/>
-                <w:b w:val="false"/>
-                <w:bCs w:val="false"/>
-                <w:sz w:val="18"/>
-                <w:szCs w:val="18"/>
-              </w:rPr>
-              <w:t xml:space="preserve">紛失・漏洩時に鍵を作り直し、告知を掲げ替えられ、過去の署名の扱いが決まっている</w:t>
-            </w:r>
-          </w:p>
-        </w:tc>
-        <w:tc>
-          <w:tcPr>
-            <w:tcW w:type="dxa" w:w="3462"/>
+            <w:tcW w:type="dxa" w:w="5285"/>
             <w:tcBorders>
               <w:top w:val="single" w:color="A6B8D0" w:sz="4"/>
               <w:left w:val="single" w:color="A6B8D0" w:sz="4"/>
@@ -16830,7 +16533,7 @@
         </w:trPr>
         <w:tc>
           <w:tcPr>
-            <w:tcW w:type="dxa" w:w="1182"/>
+            <w:tcW w:type="dxa" w:w="4353"/>
             <w:tcBorders>
               <w:top w:val="single" w:color="A6B8D0" w:sz="4"/>
               <w:left w:val="single" w:color="A6B8D0" w:sz="4"/>
@@ -16864,41 +16567,7 @@
         </w:tc>
         <w:tc>
           <w:tcPr>
-            <w:tcW w:type="dxa" w:w="4994"/>
-            <w:tcBorders>
-              <w:top w:val="single" w:color="A6B8D0" w:sz="4"/>
-              <w:left w:val="single" w:color="A6B8D0" w:sz="4"/>
-              <w:bottom w:val="single" w:color="A6B8D0" w:sz="4"/>
-              <w:right w:val="single" w:color="A6B8D0" w:sz="4"/>
-            </w:tcBorders>
-            <w:tcMar>
-              <w:top w:type="dxa" w:w="50"/>
-              <w:left w:type="dxa" w:w="90"/>
-              <w:bottom w:type="dxa" w:w="50"/>
-              <w:right w:type="dxa" w:w="90"/>
-            </w:tcMar>
-          </w:tcPr>
-          <w:p>
-            <w:pPr>
-              <w:keepNext w:val="false"/>
-              <w:keepLines/>
-              <w:spacing w:after="0" w:before="0" w:line="280"/>
-            </w:pPr>
-            <w:r>
-              <w:rPr>
-                <w:rFonts w:ascii="Yu Gothic" w:eastAsia="Yu Gothic" w:hAnsi="Yu Gothic"/>
-                <w:b w:val="false"/>
-                <w:bCs w:val="false"/>
-                <w:sz w:val="18"/>
-                <w:szCs w:val="18"/>
-              </w:rPr>
-              <w:t xml:space="preserve">複数端末で使える</w:t>
-            </w:r>
-          </w:p>
-        </w:tc>
-        <w:tc>
-          <w:tcPr>
-            <w:tcW w:type="dxa" w:w="3462"/>
+            <w:tcW w:type="dxa" w:w="5285"/>
             <w:tcBorders>
               <w:top w:val="single" w:color="A6B8D0" w:sz="4"/>
               <w:left w:val="single" w:color="A6B8D0" w:sz="4"/>
@@ -16946,6 +16615,35 @@
           <w:rFonts w:ascii="Yu Gothic" w:eastAsia="Yu Gothic" w:hAnsi="Yu Gothic"/>
         </w:rPr>
         <w:t xml:space="preserve">11. 本章で宣言する破れ</w:t>
+      </w:r>
+    </w:p>
+    <w:p>
+      <w:pPr>
+        <w:pStyle w:val="ListParagraph"/>
+        <w:keepNext w:val="false"/>
+        <w:keepLines/>
+        <w:numPr>
+          <w:ilvl w:val="0"/>
+          <w:numId w:val="2"/>
+        </w:numPr>
+        <w:spacing w:after="20" w:before="20" w:line="300"/>
+      </w:pPr>
+      <w:r>
+        <w:rPr>
+          <w:rFonts w:ascii="Yu Gothic" w:eastAsia="Yu Gothic" w:hAnsi="Yu Gothic"/>
+        </w:rPr>
+        <w:t xml:space="preserve">本章の破れは第13章 4.1「仕組みの破れ」の表（章の欄が本章のもの。なぜ塞げないか・善処した範囲・残る危険・負う者つき）による（本章には写さない）。</w:t>
+      </w:r>
+    </w:p>
+    <w:p>
+      <w:pPr>
+        <w:pStyle w:val="Heading1"/>
+      </w:pPr>
+      <w:r>
+        <w:rPr>
+          <w:rFonts w:ascii="Yu Gothic" w:eastAsia="Yu Gothic" w:hAnsi="Yu Gothic"/>
+        </w:rPr>
+        <w:t xml:space="preserve">12. 他の章・概要設計書への訂正</w:t>
       </w:r>
     </w:p>
     <w:p>
@@ -16963,7 +16661,7 @@
         <w:rPr>
           <w:rFonts w:ascii="Yu Gothic" w:eastAsia="Yu Gothic" w:hAnsi="Yu Gothic"/>
         </w:rPr>
-        <w:t xml:space="preserve">権利者を装う者による先の C2PA署名・付け替え・逆の申立ては防げない。アプリは手がかりを示すにとどまり、判定しない（D-5-3「権利者を装う者による行為（先の署名、署名の付け替えおよび逆の申立て）は防げないものとし、照合の手がかりを示す。判定は行わない」）。</w:t>
+        <w:t xml:space="preserve">第1章 8.2「識別子の体系」：告知コードの文字の並びを Crockford の Base32 と明記する（DD-2-7「告知コードと識別番号は Crockford の Base32 にそろえる」）。</w:t>
       </w:r>
     </w:p>
     <w:p>
@@ -16981,127 +16679,7 @@
         <w:rPr>
           <w:rFonts w:ascii="Yu Gothic" w:eastAsia="Yu Gothic" w:hAnsi="Yu Gothic"/>
         </w:rPr>
-        <w:t xml:space="preserve">利用者を確かめないため、入力されたハンドルネーム・告知先アカウントが本人のものかは、告知コードの照合を行う者が確かめる。照合を行わない閲覧者には、偽の署名者を見分けられない。</w:t>
-      </w:r>
-    </w:p>
-    <w:p>
-      <w:pPr>
-        <w:pStyle w:val="ListParagraph"/>
-        <w:keepNext/>
-        <w:keepLines/>
-        <w:numPr>
-          <w:ilvl w:val="0"/>
-          <w:numId w:val="2"/>
-        </w:numPr>
-        <w:spacing w:after="20" w:before="20" w:line="300"/>
-      </w:pPr>
-      <w:r>
-        <w:rPr>
-          <w:rFonts w:ascii="Yu Gothic" w:eastAsia="Yu Gothic" w:hAnsi="Yu Gothic"/>
-        </w:rPr>
-        <w:t xml:space="preserve">導入前に公開された写真について示せる手がかりは、原本と公開の事実に限られる。</w:t>
-      </w:r>
-    </w:p>
-    <w:p>
-      <w:pPr>
-        <w:pStyle w:val="ListParagraph"/>
-        <w:keepNext/>
-        <w:keepLines/>
-        <w:numPr>
-          <w:ilvl w:val="0"/>
-          <w:numId w:val="2"/>
-        </w:numPr>
-        <w:spacing w:after="20" w:before="20" w:line="300"/>
-      </w:pPr>
-      <w:r>
-        <w:rPr>
-          <w:rFonts w:ascii="Yu Gothic" w:eastAsia="Yu Gothic" w:hAnsi="Yu Gothic"/>
-        </w:rPr>
-        <w:t xml:space="preserve">承認の取り消しを第三者に知らせる中央の仕組みはない。</w:t>
-      </w:r>
-    </w:p>
-    <w:p>
-      <w:pPr>
-        <w:pStyle w:val="ListParagraph"/>
-        <w:keepNext/>
-        <w:keepLines/>
-        <w:numPr>
-          <w:ilvl w:val="0"/>
-          <w:numId w:val="2"/>
-        </w:numPr>
-        <w:spacing w:after="20" w:before="20" w:line="300"/>
-      </w:pPr>
-      <w:r>
-        <w:rPr>
-          <w:rFonts w:ascii="Yu Gothic" w:eastAsia="Yu Gothic" w:hAnsi="Yu Gothic"/>
-        </w:rPr>
-        <w:t xml:space="preserve">個人のルートの証明書は、本システムの作り（端末で作り、認証局を用いない。設計計画書 D-5-2「C2PA署名の証明書は、利用者が入力した情報からクライアントアプリの中で作る。認証局を要しない」）により C2PA Trust List に載らない。一般の検証サイトでは「Valid（改ざんはない）」にとどまり「Trusted」にはならず、署名者は保証されない。</w:t>
-      </w:r>
-    </w:p>
-    <w:p>
-      <w:pPr>
-        <w:pStyle w:val="ListParagraph"/>
-        <w:keepNext/>
-        <w:keepLines/>
-        <w:numPr>
-          <w:ilvl w:val="0"/>
-          <w:numId w:val="2"/>
-        </w:numPr>
-        <w:spacing w:after="20" w:before="20" w:line="300"/>
-      </w:pPr>
-      <w:r>
-        <w:rPr>
-          <w:rFonts w:ascii="Yu Gothic" w:eastAsia="Yu Gothic" w:hAnsi="Yu Gothic"/>
-        </w:rPr>
-        <w:t xml:space="preserve">個人のルートの証明書を </w:t>
-      </w:r>
-      <w:r>
-        <w:rPr>
-          <w:rFonts w:ascii="Consolas" w:eastAsia="Yu Gothic" w:hAnsi="Consolas"/>
-        </w:rPr>
-        <w:t xml:space="preserve">x5chain</w:t>
-      </w:r>
-      <w:r>
-        <w:rPr>
-          <w:rFonts w:ascii="Yu Gothic" w:eastAsia="Yu Gothic" w:hAnsi="Yu Gothic"/>
-        </w:rPr>
-        <w:t xml:space="preserve"> に入れることは、C2PA 2.4 の「入れないほうがよい」に従わない（第13章 H-42「個人のルートの証明書を C2PA署名の証明書の連なり（x5chain）に入れることは、C2PA 2.4 の「入れないほうがよい」に従わない」。DD-2-9「x5chain に個人のルートの証明書を入れる」）。［要実測］c2pa-rs と一般の検証サイトが、この連なりの画像を Valid として示すこと。</w:t>
-      </w:r>
-    </w:p>
-    <w:p>
-      <w:pPr>
-        <w:pStyle w:val="ListParagraph"/>
-        <w:keepNext/>
-        <w:keepLines/>
-        <w:numPr>
-          <w:ilvl w:val="0"/>
-          <w:numId w:val="2"/>
-        </w:numPr>
-        <w:spacing w:after="20" w:before="20" w:line="300"/>
-      </w:pPr>
-      <w:r>
-        <w:rPr>
-          <w:rFonts w:ascii="Yu Gothic" w:eastAsia="Yu Gothic" w:hAnsi="Yu Gothic"/>
-        </w:rPr>
-        <w:t xml:space="preserve">控えのないまま端末を失い告知コードを掲げ替えると、古い作品の告知の照合は一致しなくなる（第13章 H-43「告知コードを掲げ替えた後（20年ごとの作り直し、控えのない紛失、漏れの疑い）、告知に古いコードを残さないと、古い作品の告知コードの照合は一致しなくなる」）。告知に古いコードを「旧コード（日付まで）」として残すことを案内する（7.2）。</w:t>
-      </w:r>
-    </w:p>
-    <w:p>
-      <w:pPr>
-        <w:pStyle w:val="ListParagraph"/>
-        <w:keepNext/>
-        <w:keepLines/>
-        <w:numPr>
-          <w:ilvl w:val="0"/>
-          <w:numId w:val="2"/>
-        </w:numPr>
-        <w:spacing w:after="20" w:before="20" w:line="300"/>
-      </w:pPr>
-      <w:r>
-        <w:rPr>
-          <w:rFonts w:ascii="Yu Gothic" w:eastAsia="Yu Gothic" w:hAnsi="Yu Gothic"/>
-        </w:rPr>
-        <w:t xml:space="preserve">Secret Service のない Linux では、起動のたびに合言葉が要る。</w:t>
+        <w:t xml:space="preserve">第8章 5「控えのファイル」：控えのファイルの形式を age とする（第8章 DD-8-3「端末の移行と故障への備えは控えのファイル（age の形式）で行う」）。第1稿の Argon2id と AES-256-GCM の組み合わせは改める。</w:t>
       </w:r>
     </w:p>
     <w:p>
@@ -17119,72 +16697,7 @@
         <w:rPr>
           <w:rFonts w:ascii="Yu Gothic" w:eastAsia="Yu Gothic" w:hAnsi="Yu Gothic"/>
         </w:rPr>
-        <w:t xml:space="preserve">古い個人のルートの期限（作ってから40年）を過ぎた画像は、一般の検証器で不合格と示される。漏れた鍵による C2PA署名は、古い個人のルートの期限まで有効と示される（3.4、7.2）。</w:t>
-      </w:r>
-    </w:p>
-    <w:p>
-      <w:pPr>
-        <w:pStyle w:val="Heading1"/>
-      </w:pPr>
-      <w:r>
-        <w:rPr>
-          <w:rFonts w:ascii="Yu Gothic" w:eastAsia="Yu Gothic" w:hAnsi="Yu Gothic"/>
-        </w:rPr>
-        <w:t xml:space="preserve">12. 他の章・概要設計書への訂正</w:t>
-      </w:r>
-    </w:p>
-    <w:p>
-      <w:pPr>
-        <w:pStyle w:val="ListParagraph"/>
-        <w:keepNext/>
-        <w:keepLines/>
-        <w:numPr>
-          <w:ilvl w:val="0"/>
-          <w:numId w:val="2"/>
-        </w:numPr>
-        <w:spacing w:after="20" w:before="20" w:line="300"/>
-      </w:pPr>
-      <w:r>
-        <w:rPr>
-          <w:rFonts w:ascii="Yu Gothic" w:eastAsia="Yu Gothic" w:hAnsi="Yu Gothic"/>
-        </w:rPr>
-        <w:t xml:space="preserve">第1章 8.2「識別子の体系」：告知コードの文字の並びを Crockford の Base32 と明記する（DD-2-7「告知コードと識別番号は Crockford の Base32 にそろえる」）。</w:t>
-      </w:r>
-    </w:p>
-    <w:p>
-      <w:pPr>
-        <w:pStyle w:val="ListParagraph"/>
-        <w:keepNext/>
-        <w:keepLines/>
-        <w:numPr>
-          <w:ilvl w:val="0"/>
-          <w:numId w:val="2"/>
-        </w:numPr>
-        <w:spacing w:after="20" w:before="20" w:line="300"/>
-      </w:pPr>
-      <w:r>
-        <w:rPr>
-          <w:rFonts w:ascii="Yu Gothic" w:eastAsia="Yu Gothic" w:hAnsi="Yu Gothic"/>
-        </w:rPr>
-        <w:t xml:space="preserve">第8章 5「控えのファイル」：控えのファイルの形式を age とする（第8章 DD-8-3「端末の移行と故障への備えは控えのファイル（age の形式）で行う」）。第1稿の Argon2id と AES-256-GCM の組み合わせは改める。</w:t>
-      </w:r>
-    </w:p>
-    <w:p>
-      <w:pPr>
-        <w:pStyle w:val="ListParagraph"/>
-        <w:keepNext w:val="false"/>
-        <w:keepLines/>
-        <w:numPr>
-          <w:ilvl w:val="0"/>
-          <w:numId w:val="2"/>
-        </w:numPr>
-        <w:spacing w:after="20" w:before="20" w:line="300"/>
-      </w:pPr>
-      <w:r>
-        <w:rPr>
-          <w:rFonts w:ascii="Yu Gothic" w:eastAsia="Yu Gothic" w:hAnsi="Yu Gothic"/>
-        </w:rPr>
-        <w:t xml:space="preserve">第11章 4.1「Rust の部品」：argon2、aes-gcm を age に改め、zeroize を加える。</w:t>
+        <w:t xml:space="preserve">第11章 4.1「Rust の部品」：argon2、aes-gcm を age に改め、zeroize を加える（2026-10-01：argon2 は合い言葉から DHT の鍵を導く用途でのみ再び加えた。第8章 5.4。鍵の保管には使わない）。</w:t>
       </w:r>
     </w:p>
     <w:sectPr>
